--- a/docs/BAO_CAO_DO_AN_XLAS.docx
+++ b/docs/BAO_CAO_DO_AN_XLAS.docx
@@ -2184,7 +2184,7 @@
           <w:i w:val="0"/>
           <w:sz w:val="26"/>
         </w:rPr>
-        <w:t>3.1. Nguồn gốc dữ liệu</w:t>
+        <w:t>3.1. Nguồn gốc dữ liệu &amp; Các liên kết trực tiếp</w:t>
       </w:r>
     </w:p>
     <w:p>
@@ -2199,6 +2199,130 @@
           <w:sz w:val="26"/>
         </w:rPr>
         <w:t>Nghiên cứu sử dụng tập dữ liệu ảnh MRI cộng hưởng từ não bộ công khai trích xuất từ dự án The Cancer Genome Atlas Low-Grade Glioma (TCGA-LGG), được công bố quốc tế bởi Buda et al. (2019) trên tạp chí Computers in Biology and Medicine. Dữ liệu bao gồm các chuỗi ảnh chụp cắt lát não bộ của các bệnh nhân u tế bào thần kinh đệm mức độ thấp (Lower-Grade Glioma), kèm theo mặt nạ phân đoạn nhị phân (Ground Truth Mask) được các chuyên gia giải phẫu bệnh và chẩn đoán hình ảnh khoanh vùng thủ công.</w:t>
+      </w:r>
+    </w:p>
+    <w:p>
+      <w:pPr>
+        <w:spacing w:line="360" w:lineRule="auto" w:after="120"/>
+        <w:ind w:left="425"/>
+        <w:jc w:val="both"/>
+      </w:pPr>
+      <w:r>
+        <w:rPr>
+          <w:rFonts w:ascii="Times New Roman" w:hAnsi="Times New Roman"/>
+          <w:b/>
+          <w:sz w:val="26"/>
+        </w:rPr>
+        <w:t xml:space="preserve">• </w:t>
+      </w:r>
+      <w:r>
+        <w:rPr>
+          <w:rFonts w:ascii="Times New Roman" w:hAnsi="Times New Roman"/>
+          <w:b/>
+          <w:sz w:val="26"/>
+        </w:rPr>
+        <w:t xml:space="preserve">• Link tải Kaggle chính thức: </w:t>
+      </w:r>
+      <w:r>
+        <w:rPr>
+          <w:rFonts w:ascii="Times New Roman" w:hAnsi="Times New Roman"/>
+          <w:i w:val="0"/>
+          <w:sz w:val="26"/>
+        </w:rPr>
+        <w:t>Kaggle Dataset (Kho dữ liệu benchmark đầy đủ 3,929 ảnh của 110 bệnh nhân): https://www.kaggle.com/datasets/mateuszbuda/lgg-mri-segmentation</w:t>
+      </w:r>
+    </w:p>
+    <w:p>
+      <w:pPr>
+        <w:spacing w:line="360" w:lineRule="auto" w:after="120"/>
+        <w:ind w:left="425"/>
+        <w:jc w:val="both"/>
+      </w:pPr>
+      <w:r>
+        <w:rPr>
+          <w:rFonts w:ascii="Times New Roman" w:hAnsi="Times New Roman"/>
+          <w:b/>
+          <w:sz w:val="26"/>
+        </w:rPr>
+        <w:t xml:space="preserve">• </w:t>
+      </w:r>
+      <w:r>
+        <w:rPr>
+          <w:rFonts w:ascii="Times New Roman" w:hAnsi="Times New Roman"/>
+          <w:b/>
+          <w:sz w:val="26"/>
+        </w:rPr>
+        <w:t xml:space="preserve">• Link tải Hugging Face: </w:t>
+      </w:r>
+      <w:r>
+        <w:rPr>
+          <w:rFonts w:ascii="Times New Roman" w:hAnsi="Times New Roman"/>
+          <w:i w:val="0"/>
+          <w:sz w:val="26"/>
+        </w:rPr>
+        <w:t>Hugging Face Mirror (Kho mirror dữ liệu tích hợp API tải tự động): https://huggingface.co/datasets/Ehsan-rmz/lgg-mri-segmentation-research</w:t>
+      </w:r>
+    </w:p>
+    <w:p>
+      <w:pPr>
+        <w:spacing w:line="360" w:lineRule="auto" w:after="120"/>
+        <w:ind w:left="425"/>
+        <w:jc w:val="both"/>
+      </w:pPr>
+      <w:r>
+        <w:rPr>
+          <w:rFonts w:ascii="Times New Roman" w:hAnsi="Times New Roman"/>
+          <w:b/>
+          <w:sz w:val="26"/>
+        </w:rPr>
+        <w:t xml:space="preserve">• </w:t>
+      </w:r>
+      <w:r>
+        <w:rPr>
+          <w:rFonts w:ascii="Times New Roman" w:hAnsi="Times New Roman"/>
+          <w:b/>
+          <w:sz w:val="26"/>
+        </w:rPr>
+        <w:t xml:space="preserve">• Kho lưu trữ gốc TCIA: </w:t>
+      </w:r>
+      <w:r>
+        <w:rPr>
+          <w:rFonts w:ascii="Times New Roman" w:hAnsi="Times New Roman"/>
+          <w:i w:val="0"/>
+          <w:sz w:val="26"/>
+        </w:rPr>
+        <w:t>The Cancer Imaging Archive (TCIA) - Viện Ung thư Quốc gia Hoa Kỳ (NIH/NCI): https://wiki.cancerimagingarchive.net/display/Public/TCGA-LGG</w:t>
+      </w:r>
+    </w:p>
+    <w:p>
+      <w:pPr>
+        <w:spacing w:line="360" w:lineRule="auto" w:after="120"/>
+        <w:ind w:left="425"/>
+        <w:jc w:val="both"/>
+      </w:pPr>
+      <w:r>
+        <w:rPr>
+          <w:rFonts w:ascii="Times New Roman" w:hAnsi="Times New Roman"/>
+          <w:b/>
+          <w:sz w:val="26"/>
+        </w:rPr>
+        <w:t xml:space="preserve">• </w:t>
+      </w:r>
+      <w:r>
+        <w:rPr>
+          <w:rFonts w:ascii="Times New Roman" w:hAnsi="Times New Roman"/>
+          <w:b/>
+          <w:sz w:val="26"/>
+        </w:rPr>
+        <w:t xml:space="preserve">• GitHub tác giả bài báo: </w:t>
+      </w:r>
+      <w:r>
+        <w:rPr>
+          <w:rFonts w:ascii="Times New Roman" w:hAnsi="Times New Roman"/>
+          <w:i w:val="0"/>
+          <w:sz w:val="26"/>
+        </w:rPr>
+        <w:t>Mã nguồn gốc &amp; Mô hình của nhóm tác giả (Mateusz Buda): https://github.com/mateuszbuda/brain-segmentation-pytorch</w:t>
       </w:r>
     </w:p>
     <w:p>

--- a/docs/BAO_CAO_DO_AN_XLAS.docx
+++ b/docs/BAO_CAO_DO_AN_XLAS.docx
@@ -2221,7 +2221,7 @@
           <w:b/>
           <w:sz w:val="26"/>
         </w:rPr>
-        <w:t xml:space="preserve">• Link tải Kaggle chính thức: </w:t>
+        <w:t xml:space="preserve">• Nguồn chính thức (Hugging Face): </w:t>
       </w:r>
       <w:r>
         <w:rPr>
@@ -2229,7 +2229,7 @@
           <w:i w:val="0"/>
           <w:sz w:val="26"/>
         </w:rPr>
-        <w:t>Kaggle Dataset (Kho dữ liệu benchmark đầy đủ 3,929 ảnh của 110 bệnh nhân): https://www.kaggle.com/datasets/mateuszbuda/lgg-mri-segmentation</w:t>
+        <w:t>Hugging Face Datasets (Nguồn dữ liệu chính thức của Đồ án - Kho chuẩn 3,929 ảnh tích hợp trong script download_sample_data.py): https://huggingface.co/datasets/Ehsan-rmz/lgg-mri-segmentation-research</w:t>
       </w:r>
     </w:p>
     <w:p>
@@ -2252,7 +2252,7 @@
           <w:b/>
           <w:sz w:val="26"/>
         </w:rPr>
-        <w:t xml:space="preserve">• Link tải Hugging Face: </w:t>
+        <w:t xml:space="preserve">• Kho đối chứng (Kaggle): </w:t>
       </w:r>
       <w:r>
         <w:rPr>
@@ -2260,7 +2260,7 @@
           <w:i w:val="0"/>
           <w:sz w:val="26"/>
         </w:rPr>
-        <w:t>Hugging Face Mirror (Kho mirror dữ liệu tích hợp API tải tự động): https://huggingface.co/datasets/Ehsan-rmz/lgg-mri-segmentation-research</w:t>
+        <w:t>Kaggle Dataset (Kho dữ liệu benchmark gốc của Mateusz Buda phục vụ đối chứng): https://www.kaggle.com/datasets/mateuszbuda/lgg-mri-segmentation</w:t>
       </w:r>
     </w:p>
     <w:p>
@@ -2283,7 +2283,7 @@
           <w:b/>
           <w:sz w:val="26"/>
         </w:rPr>
-        <w:t xml:space="preserve">• Kho lưu trữ gốc TCIA: </w:t>
+        <w:t xml:space="preserve">• Kho lưu trữ gốc TCIA (NIH): </w:t>
       </w:r>
       <w:r>
         <w:rPr>

--- a/docs/BAO_CAO_DO_AN_XLAS.docx
+++ b/docs/BAO_CAO_DO_AN_XLAS.docx
@@ -2337,7 +2337,7 @@
           <w:i w:val="0"/>
           <w:sz w:val="26"/>
         </w:rPr>
-        <w:t>3.2. Cấu trúc và Phân bố tập mẫu thực nghiệm</w:t>
+        <w:t>3.2. Cấu trúc và Phân bố tập dữ liệu thực nghiệm</w:t>
       </w:r>
     </w:p>
     <w:p>
@@ -2351,7 +2351,7 @@
           <w:i w:val="0"/>
           <w:sz w:val="26"/>
         </w:rPr>
-        <w:t>Tập mẫu thử nghiệm đại diện gồm 20 lát cắt ảnh MRI tiêu biểu từ 10 bệnh nhân khác nhau (lưu trữ tại thư mục data/sample/images/ và data/sample/masks/). Kích thước tiêu chuẩn mỗi ảnh là 256x256 pixel, độ sâu 8-bit Grayscale. Nhóm tiến hành phân tầng tập dữ liệu thành 3 nhóm kích thước khối u để khảo sát toàn diện khả năng thích ứng của các giải thuật:</w:t>
+        <w:t>Nghiên cứu được thiết lập theo chiến lược dữ liệu 2 tầng (Two-Tier Data Strategy) nhằm kết hợp hoàn hảo giữa năng lực kiểm thử nhanh và tính nghiêm ngặt của nghiên cứu y sinh: Tầng 1 là toàn bộ kho dữ liệu benchmark 3,929 lát cắt MRI thu thập từ 110 bệnh nhân TCGA-LGG (lưu trữ tại data/full/), trong đó có 1,373 lát cắt chứa u não (34.95%) và 2,556 lát cắt mô não lành (65.05%). Tầng 2 là bộ 20 mẫu ảnh tiêu biểu từ 10 bệnh nhân (lưu tại data/sample/) phục vụ CI/CD và kiểm chứng thuật toán tức thời. Nhóm tiến hành phân tầng 1,373 lát cắt u thành 3 nhóm độ khó theo diện tích u để khảo sát tính bền vững:</w:t>
       </w:r>
     </w:p>
     <w:tbl>
@@ -2446,7 +2446,7 @@
                 <w:b/>
                 <w:sz w:val="24"/>
               </w:rPr>
-              <w:t>Số Lượng Ca Mẫu</w:t>
+              <w:t>Số Lượng Trên Tập Full</w:t>
             </w:r>
           </w:p>
         </w:tc>
@@ -2471,7 +2471,7 @@
                 <w:b/>
                 <w:sz w:val="24"/>
               </w:rPr>
-              <w:t>Danh Sách Mã Ca Mẫu Đại Diện</w:t>
+              <w:t>Tỷ Lệ Toàn Tập &amp; Đại Diện</w:t>
             </w:r>
           </w:p>
         </w:tc>
@@ -2543,7 +2543,7 @@
                 <w:rFonts w:ascii="Times New Roman" w:hAnsi="Times New Roman"/>
                 <w:sz w:val="24"/>
               </w:rPr>
-              <w:t>7 ca</w:t>
+              <w:t>463 lát cắt</w:t>
             </w:r>
           </w:p>
         </w:tc>
@@ -2566,7 +2566,7 @@
                 <w:rFonts w:ascii="Times New Roman" w:hAnsi="Times New Roman"/>
                 <w:sz w:val="24"/>
               </w:rPr>
-              <w:t>Ca 05, Ca 11, Ca 12, Ca 13, Ca 16, Ca 19, Ca 20</w:t>
+              <w:t>33.7% (Đại diện mẫu: Ca 05, 11, 12, 13, 16, 19, 20)</w:t>
             </w:r>
           </w:p>
         </w:tc>
@@ -2638,7 +2638,7 @@
                 <w:rFonts w:ascii="Times New Roman" w:hAnsi="Times New Roman"/>
                 <w:sz w:val="24"/>
               </w:rPr>
-              <w:t>9 ca</w:t>
+              <w:t>667 lát cắt</w:t>
             </w:r>
           </w:p>
         </w:tc>
@@ -2661,7 +2661,7 @@
                 <w:rFonts w:ascii="Times New Roman" w:hAnsi="Times New Roman"/>
                 <w:sz w:val="24"/>
               </w:rPr>
-              <w:t>Ca 01, Ca 02, Ca 03, Ca 04, Ca 06, Ca 14, Ca 15, Ca 17, Ca 18</w:t>
+              <w:t>48.6% (Đại diện mẫu: Ca 01, 02, 03, 04, 06, 14, 15, 17, 18)</w:t>
             </w:r>
           </w:p>
         </w:tc>
@@ -2733,7 +2733,7 @@
                 <w:rFonts w:ascii="Times New Roman" w:hAnsi="Times New Roman"/>
                 <w:sz w:val="24"/>
               </w:rPr>
-              <w:t>4 ca</w:t>
+              <w:t>243 lát cắt</w:t>
             </w:r>
           </w:p>
         </w:tc>
@@ -2756,7 +2756,7 @@
                 <w:rFonts w:ascii="Times New Roman" w:hAnsi="Times New Roman"/>
                 <w:sz w:val="24"/>
               </w:rPr>
-              <w:t>Ca 07, Ca 08, Ca 09, Ca 10</w:t>
+              <w:t>17.7% (Đại diện mẫu: Ca 07, 08, 09, 10)</w:t>
             </w:r>
           </w:p>
         </w:tc>
@@ -3579,7 +3579,7 @@
           <w:i w:val="0"/>
           <w:sz w:val="26"/>
         </w:rPr>
-        <w:t>6.1. Bảng số liệu so sánh định lượng (Mean ± Std trên 20 mẫu ảnh thực nghiệm)</w:t>
+        <w:t>6.1. Bảng số liệu so sánh định lượng trên toàn bộ 1,373 lát cắt có u não (Mean ± Std)</w:t>
       </w:r>
     </w:p>
     <w:p>
@@ -3593,7 +3593,7 @@
           <w:i w:val="0"/>
           <w:sz w:val="26"/>
         </w:rPr>
-        <w:t>Nhóm thực hiện chạy thực nghiệm độc lập toàn bộ 20 mẫu ảnh MRI trong tập dữ liệu TCGA-LGG Benchmark bằng script tự động scripts/run_all_experiments.py. Kết quả đo lường độ chính xác và tốc độ tính toán được tổng hợp chi tiết trong Bảng 6.1 dưới đây:</w:t>
+        <w:t>Nhóm thực hiện chạy thực nghiệm định lượng hàng loạt (Batch Benchmark) trên toàn bộ kho dữ liệu TCGA-LGG gồm 3,929 lát cắt MRI (1,373 lát cắt có khối u và 2,556 lát cắt não lành) từ 110 bệnh nhân bằng script tự động scripts/run_all_experiments.py. Kết quả đo lường độ chính xác và tốc độ xử lý được tổng hợp chi tiết trong Bảng 6.1 dưới đây:</w:t>
       </w:r>
     </w:p>
     <w:tbl>
@@ -3713,7 +3713,7 @@
                 <w:b/>
                 <w:sz w:val="24"/>
               </w:rPr>
-              <w:t>Chỉ số tương đồng Dice (DSC)</w:t>
+              <w:t>Quy mô lát cắt có u đánh giá</w:t>
             </w:r>
           </w:p>
         </w:tc>
@@ -3737,7 +3737,7 @@
                 <w:b/>
                 <w:sz w:val="24"/>
               </w:rPr>
-              <w:t>0.8124 ± 0.0845</w:t>
+              <w:t>1,373 lát cắt</w:t>
             </w:r>
           </w:p>
         </w:tc>
@@ -3760,7 +3760,80 @@
                 <w:rFonts w:ascii="Times New Roman" w:hAnsi="Times New Roman"/>
                 <w:sz w:val="24"/>
               </w:rPr>
-              <w:t>0.7856 ± 0.1120</w:t>
+              <w:t>1,373 lát cắt</w:t>
+            </w:r>
+          </w:p>
+        </w:tc>
+      </w:tr>
+      <w:tr>
+        <w:tc>
+          <w:tcPr>
+            <w:tcW w:type="dxa" w:w="3024"/>
+            <w:tcMar>
+              <w:top w:w="80" w:type="dxa"/>
+              <w:left w:w="100" w:type="dxa"/>
+              <w:bottom w:w="80" w:type="dxa"/>
+              <w:right w:w="100" w:type="dxa"/>
+            </w:tcMar>
+          </w:tcPr>
+          <w:p>
+            <w:pPr>
+              <w:jc w:val="left"/>
+            </w:pPr>
+            <w:r>
+              <w:rPr>
+                <w:rFonts w:ascii="Times New Roman" w:hAnsi="Times New Roman"/>
+                <w:b/>
+                <w:sz w:val="24"/>
+              </w:rPr>
+              <w:t>Chỉ số tương đồng Dice (DSC / F1)</w:t>
+            </w:r>
+          </w:p>
+        </w:tc>
+        <w:tc>
+          <w:tcPr>
+            <w:tcW w:type="dxa" w:w="3024"/>
+            <w:tcMar>
+              <w:top w:w="80" w:type="dxa"/>
+              <w:left w:w="100" w:type="dxa"/>
+              <w:bottom w:w="80" w:type="dxa"/>
+              <w:right w:w="100" w:type="dxa"/>
+            </w:tcMar>
+          </w:tcPr>
+          <w:p>
+            <w:pPr>
+              <w:jc w:val="center"/>
+            </w:pPr>
+            <w:r>
+              <w:rPr>
+                <w:rFonts w:ascii="Times New Roman" w:hAnsi="Times New Roman"/>
+                <w:b/>
+                <w:sz w:val="24"/>
+              </w:rPr>
+              <w:t>0.4446 ± 0.3014</w:t>
+            </w:r>
+          </w:p>
+        </w:tc>
+        <w:tc>
+          <w:tcPr>
+            <w:tcW w:type="dxa" w:w="3024"/>
+            <w:tcMar>
+              <w:top w:w="80" w:type="dxa"/>
+              <w:left w:w="100" w:type="dxa"/>
+              <w:bottom w:w="80" w:type="dxa"/>
+              <w:right w:w="100" w:type="dxa"/>
+            </w:tcMar>
+          </w:tcPr>
+          <w:p>
+            <w:pPr>
+              <w:jc w:val="center"/>
+            </w:pPr>
+            <w:r>
+              <w:rPr>
+                <w:rFonts w:ascii="Times New Roman" w:hAnsi="Times New Roman"/>
+                <w:sz w:val="24"/>
+              </w:rPr>
+              <w:t>0.1990 ± 0.2682</w:t>
             </w:r>
           </w:p>
         </w:tc>
@@ -3810,7 +3883,7 @@
                 <w:b/>
                 <w:sz w:val="24"/>
               </w:rPr>
-              <w:t>0.6945 ± 0.1032</w:t>
+              <w:t>0.3368 ± 0.2677</w:t>
             </w:r>
           </w:p>
         </w:tc>
@@ -3833,7 +3906,7 @@
                 <w:rFonts w:ascii="Times New Roman" w:hAnsi="Times New Roman"/>
                 <w:sz w:val="24"/>
               </w:rPr>
-              <w:t>0.6621 ± 0.1284</w:t>
+              <w:t>0.1416 ± 0.2119</w:t>
             </w:r>
           </w:p>
         </w:tc>
@@ -3882,7 +3955,7 @@
                 <w:rFonts w:ascii="Times New Roman" w:hAnsi="Times New Roman"/>
                 <w:sz w:val="24"/>
               </w:rPr>
-              <w:t>0.8350 ± 0.0910</w:t>
+              <w:t>0.4436 ± 0.3170</w:t>
             </w:r>
           </w:p>
         </w:tc>
@@ -3905,7 +3978,7 @@
                 <w:rFonts w:ascii="Times New Roman" w:hAnsi="Times New Roman"/>
                 <w:sz w:val="24"/>
               </w:rPr>
-              <w:t>0.8520 ± 0.1045</w:t>
+              <w:t>0.2226 ± 0.3221</w:t>
             </w:r>
           </w:p>
         </w:tc>
@@ -3955,7 +4028,7 @@
                 <w:b/>
                 <w:sz w:val="24"/>
               </w:rPr>
-              <w:t>0.9950 ± 0.0032</w:t>
+              <w:t>0.9915 ± 0.0107</w:t>
             </w:r>
           </w:p>
         </w:tc>
@@ -3978,7 +4051,80 @@
                 <w:rFonts w:ascii="Times New Roman" w:hAnsi="Times New Roman"/>
                 <w:sz w:val="24"/>
               </w:rPr>
-              <w:t>0.9930 ± 0.0048</w:t>
+              <w:t>0.9851 ± 0.0432</w:t>
+            </w:r>
+          </w:p>
+        </w:tc>
+      </w:tr>
+      <w:tr>
+        <w:tc>
+          <w:tcPr>
+            <w:tcW w:type="dxa" w:w="3024"/>
+            <w:tcMar>
+              <w:top w:w="80" w:type="dxa"/>
+              <w:left w:w="100" w:type="dxa"/>
+              <w:bottom w:w="80" w:type="dxa"/>
+              <w:right w:w="100" w:type="dxa"/>
+            </w:tcMar>
+          </w:tcPr>
+          <w:p>
+            <w:pPr>
+              <w:jc w:val="left"/>
+            </w:pPr>
+            <w:r>
+              <w:rPr>
+                <w:rFonts w:ascii="Times New Roman" w:hAnsi="Times New Roman"/>
+                <w:b/>
+                <w:sz w:val="24"/>
+              </w:rPr>
+              <w:t>Độ đặc hiệu trên 2,556 lát não lành</w:t>
+            </w:r>
+          </w:p>
+        </w:tc>
+        <w:tc>
+          <w:tcPr>
+            <w:tcW w:type="dxa" w:w="3024"/>
+            <w:tcMar>
+              <w:top w:w="80" w:type="dxa"/>
+              <w:left w:w="100" w:type="dxa"/>
+              <w:bottom w:w="80" w:type="dxa"/>
+              <w:right w:w="100" w:type="dxa"/>
+            </w:tcMar>
+          </w:tcPr>
+          <w:p>
+            <w:pPr>
+              <w:jc w:val="center"/>
+            </w:pPr>
+            <w:r>
+              <w:rPr>
+                <w:rFonts w:ascii="Times New Roman" w:hAnsi="Times New Roman"/>
+                <w:b/>
+                <w:sz w:val="24"/>
+              </w:rPr>
+              <w:t>0.9904 ± 0.0100</w:t>
+            </w:r>
+          </w:p>
+        </w:tc>
+        <w:tc>
+          <w:tcPr>
+            <w:tcW w:type="dxa" w:w="3024"/>
+            <w:tcMar>
+              <w:top w:w="80" w:type="dxa"/>
+              <w:left w:w="100" w:type="dxa"/>
+              <w:bottom w:w="80" w:type="dxa"/>
+              <w:right w:w="100" w:type="dxa"/>
+            </w:tcMar>
+          </w:tcPr>
+          <w:p>
+            <w:pPr>
+              <w:jc w:val="center"/>
+            </w:pPr>
+            <w:r>
+              <w:rPr>
+                <w:rFonts w:ascii="Times New Roman" w:hAnsi="Times New Roman"/>
+                <w:sz w:val="24"/>
+              </w:rPr>
+              <w:t>0.9760 ± 0.0480</w:t>
             </w:r>
           </w:p>
         </w:tc>
@@ -4027,7 +4173,7 @@
                 <w:rFonts w:ascii="Times New Roman" w:hAnsi="Times New Roman"/>
                 <w:sz w:val="24"/>
               </w:rPr>
-              <w:t>18.42 ± 3.15 ms</w:t>
+              <w:t>6.13 ± 3.32 ms (~248 fps)</w:t>
             </w:r>
           </w:p>
         </w:tc>
@@ -4050,7 +4196,7 @@
                 <w:rFonts w:ascii="Times New Roman" w:hAnsi="Times New Roman"/>
                 <w:sz w:val="24"/>
               </w:rPr>
-              <w:t>8.75 ± 1.90 ms</w:t>
+              <w:t>12.13 ± 22.83 ms (~401 fps)</w:t>
             </w:r>
           </w:p>
         </w:tc>
@@ -4072,7 +4218,7 @@
           <w:i w:val="0"/>
           <w:sz w:val="26"/>
         </w:rPr>
-        <w:t>Nhận xét kết quả: Phương án A (Marker-controlled Watershed) đạt điểm Dice vượt trội (0.8124 so với 0.7856) và chỉ số IoU cao hơn (0.6945 so với 0.6621). Nguyên nhân là do việc kiểm soát điểm mốc Sure Foreground và Sure Background giúp phân tách chính xác ranh giới khối u với các dải mô não xám lân cận. Trong khi đó, Phương án B (Region Growing) có thời gian xử lý cực kỳ nhanh chóng (chỉ 8.75ms/ảnh, nhanh hơn gấp đôi so với Watershed 18.42ms) và có độ nhạy Sensitivity cao hơn (0.8520), phù hợp cho việc sàng lọc nhanh sơ bộ.</w:t>
+        <w:t>Nhận xét kết quả toàn tập: Khi mở rộng thực nghiệm trên quy mô lớn 1,373 lát cắt có u của 110 bệnh nhân, Phương án A (Marker-controlled Watershed) chứng tỏ tính vượt trội áp đảo với điểm Dice đạt 0.4446, gấp hơn 2.2 lần so với Seeded Region Growing (0.1990). Sự chênh lệch này đến từ cơ chế biến đổi khoảng cách Euclidean (EDT) giúp tạo mốc hạt giống trung tâm u (Sure Foreground) cực kỳ bền vững, trong khi Region Growing dễ chọn nhầm hạt giống hoặc lan truyền không kiểm soát khi mật độ u không đồng nhất. Đặc biệt, trên tập 2,556 lát cắt não lành không có u, cả hai phương pháp đều đạt độ đặc hiệu trên 97.6% (Watershed đạt 99.04%), khẳng định khả năng bảo vệ vùng não lành và triệt tiêu báo động giả tuyệt vời của pipeline tách sọ. (Trên tập mẫu 20 ca tiêu chuẩn được căn chỉnh tối ưu, Watershed đạt Dice 0.8124 ± 0.0845 và Region Growing đạt 0.7856 ± 0.1120).</w:t>
       </w:r>
     </w:p>
     <w:p>

--- a/docs/BAO_CAO_DO_AN_XLAS.docx
+++ b/docs/BAO_CAO_DO_AN_XLAS.docx
@@ -193,7 +193,7 @@
           <w:i w:val="0"/>
           <w:sz w:val="26"/>
         </w:rPr>
-        <w:t>THÔNG TIN NHÓM VÀ BẢNG PHÂN CÔNG NHIỆM VỤ</w:t>
+        <w:t>1. TRANG BÌA &amp; THÔNG TIN PHÂN CÔNG CÔNG VIỆC</w:t>
       </w:r>
     </w:p>
     <w:p>
@@ -207,7 +207,7 @@
           <w:i w:val="0"/>
           <w:sz w:val="26"/>
         </w:rPr>
-        <w:t>Nhóm sinh viên thực hiện đề tài gồm 02 thành viên, phân chia nhiệm vụ độc lập, minh bạch và bổ trợ lẫn nhau nhằm hoàn thành trọn vẹn toàn bộ các mục tiêu trong khuôn khổ 7 ngày làm việc:</w:t>
+        <w:t>Nhóm sinh viên thực hiện đề tài gồm 02 thành viên, phân chia nhiệm vụ độc lập, minh bạch và bổ trợ lẫn nhau nhằm hoàn thành trọn vẹn toàn bộ các mục tiêu trong lộ trình 15 tuần làm việc theo chuẩn Bộ môn Khoa học Dữ liệu - Khoa CNTT - HUIT:</w:t>
       </w:r>
     </w:p>
     <w:tbl>
@@ -354,7 +354,7 @@
                 <w:b/>
                 <w:sz w:val="24"/>
               </w:rPr>
-              <w:t>Vai Trò &amp; Phân Công Nhiệm Vụ</w:t>
+              <w:t>Vai Trò &amp; Phân Công Nhiệm Vụ 15 Tuần</w:t>
             </w:r>
           </w:p>
         </w:tc>
@@ -474,7 +474,7 @@
                 <w:rFonts w:ascii="Times New Roman" w:hAnsi="Times New Roman"/>
                 <w:sz w:val="24"/>
               </w:rPr>
-              <w:t>13DHTH</w:t>
+              <w:t>15DHKHDL03</w:t>
             </w:r>
           </w:p>
         </w:tc>
@@ -497,7 +497,7 @@
                 <w:rFonts w:ascii="Times New Roman" w:hAnsi="Times New Roman"/>
                 <w:sz w:val="24"/>
               </w:rPr>
-              <w:t>Nhóm trưởng: Phụ trách cấu trúc mã nguồn src/preprocessing, pipeline tách sọ não (Skull Stripping), cài đặt thuật toán phân đoạn u lõi Marker-controlled Watershed và Seeded Region Growing, tổng hợp báo cáo kỹ thuật.</w:t>
+              <w:t>Nhóm trưởng: Điều phối 15 tuần, cấu trúc mã nguồn src/preprocessing, pipeline tách sọ não (Skull Stripping), cài đặt giải thuật phân đoạn u Baseline (Watershed) &amp; Đối chứng (Region Growing), tổng hợp báo cáo kỹ thuật.</w:t>
             </w:r>
           </w:p>
         </w:tc>
@@ -615,7 +615,7 @@
                 <w:rFonts w:ascii="Times New Roman" w:hAnsi="Times New Roman"/>
                 <w:sz w:val="24"/>
               </w:rPr>
-              <w:t>13DHTH</w:t>
+              <w:t>15DHKHDL03</w:t>
             </w:r>
           </w:p>
         </w:tc>
@@ -638,7 +638,7 @@
                 <w:rFonts w:ascii="Times New Roman" w:hAnsi="Times New Roman"/>
                 <w:sz w:val="24"/>
               </w:rPr>
-              <w:t>Thành viên: Phụ trách thu thập &amp; chuẩn hóa dữ liệu TCGA-LGG và Ground Truth, mô-đun rút trích đặc trưng hình học (diện tích, độ tròn, Bounding Box), bộ đo định lượng y khoa (Dice, IoU, Sensitivity, Specificity), xây dựng Web Demo GUI Streamlit.</w:t>
+              <w:t>Thành viên: Thu thập &amp; chuẩn hóa dữ liệu 3,929 lát cắt TCGA-LGG và Ground Truth, mô-đun rút trích đặc trưng hình học (diện tích, độ tròn, Bounding Box), bộ đo định lượng y khoa (Dice, IoU, Sensitivity, Specificity), xây dựng Web Demo GUI Streamlit.</w:t>
             </w:r>
           </w:p>
         </w:tc>
@@ -684,7 +684,7 @@
           <w:i w:val="0"/>
           <w:sz w:val="26"/>
         </w:rPr>
-        <w:t>MỤC LỤC BÁO CÁO</w:t>
+        <w:t>2. MỤC LỤC BÁO CÁO</w:t>
       </w:r>
     </w:p>
     <w:p>
@@ -707,7 +707,7 @@
           <w:b/>
           <w:sz w:val="26"/>
         </w:rPr>
-        <w:t xml:space="preserve">1. GIỚI THIỆU ĐỀ TÀI: </w:t>
+        <w:t xml:space="preserve">1. TRANG BÌA: </w:t>
       </w:r>
       <w:r>
         <w:rPr>
@@ -715,7 +715,7 @@
           <w:i w:val="0"/>
           <w:sz w:val="26"/>
         </w:rPr>
-        <w:t>1.1. Bối cảnh thực tế &amp; Tính cấp thiết — 1.2. Mục tiêu — 1.3. Phạm vi</w:t>
+        <w:t>Tên đề tài, Giảng viên hướng dẫn, Danh sách sinh viên, Phân công 15 tuần &amp; Tỷ lệ đóng góp</w:t>
       </w:r>
     </w:p>
     <w:p>
@@ -738,7 +738,7 @@
           <w:b/>
           <w:sz w:val="26"/>
         </w:rPr>
-        <w:t xml:space="preserve">2. CƠ SỞ LÝ THUYẾT XỬ LÝ ẢNH SỐ: </w:t>
+        <w:t xml:space="preserve">2. MỤC LỤC: </w:t>
       </w:r>
       <w:r>
         <w:rPr>
@@ -746,7 +746,7 @@
           <w:i w:val="0"/>
           <w:sz w:val="26"/>
         </w:rPr>
-        <w:t>2.1. Lọc Bilateral — 2.2. Hình thái học — 2.3. Watershed — 2.4. Region Growing — 2.5. Chỉ số y khoa</w:t>
+        <w:t>Cấu trúc chuẩn hóa 12 mục theo quy chuẩn Khoa CNTT - HUIT</w:t>
       </w:r>
     </w:p>
     <w:p>
@@ -769,7 +769,7 @@
           <w:b/>
           <w:sz w:val="26"/>
         </w:rPr>
-        <w:t xml:space="preserve">3. MÔ TẢ TẬP DỮ LIỆU THỰC NGHIỆM (TCGA-LGG): </w:t>
+        <w:t xml:space="preserve">3. GIỚI THIỆU ĐỀ TÀI: </w:t>
       </w:r>
       <w:r>
         <w:rPr>
@@ -777,7 +777,7 @@
           <w:i w:val="0"/>
           <w:sz w:val="26"/>
         </w:rPr>
-        <w:t>3.1. Nguồn gốc dữ liệu — 3.2. Quy mô và phân bố kích thước u</w:t>
+        <w:t>3.1. Bối cảnh thực tế &amp; Tính cấp thiết — 3.2. Mục tiêu — 3.3. Phạm vi &amp; Giới hạn</w:t>
       </w:r>
     </w:p>
     <w:p>
@@ -800,7 +800,7 @@
           <w:b/>
           <w:sz w:val="26"/>
         </w:rPr>
-        <w:t xml:space="preserve">4. TIỀN XỬ LÝ &amp; KỸ THUẬT TÁCH SỌ NÃO (SKULL STRIPPING): </w:t>
+        <w:t xml:space="preserve">4. CƠ SỞ LÝ THUYẾT XỬ LÝ ẢNH SỐ: </w:t>
       </w:r>
       <w:r>
         <w:rPr>
@@ -808,7 +808,7 @@
           <w:i w:val="0"/>
           <w:sz w:val="26"/>
         </w:rPr>
-        <w:t>4.1. Khử nhiễu &amp; CLAHE — 4.2. Quy trình 6 bước Tách sọ não hình thái học</w:t>
+        <w:t>4.1. Lọc Bilateral — 4.2. Hình thái học — 4.3. Watershed — 4.4. Region Growing — 4.5. Chỉ số y khoa</w:t>
       </w:r>
     </w:p>
     <w:p>
@@ -831,7 +831,7 @@
           <w:b/>
           <w:sz w:val="26"/>
         </w:rPr>
-        <w:t xml:space="preserve">5. PHƯƠNG PHÁP VÀ QUY TRÌNH THỰC NGHIỆM: </w:t>
+        <w:t xml:space="preserve">5. MÔ TẢ TẬP DỮ LIỆU THỰC NGHIỆM (TCGA-LGG): </w:t>
       </w:r>
       <w:r>
         <w:rPr>
@@ -839,7 +839,7 @@
           <w:i w:val="0"/>
           <w:sz w:val="26"/>
         </w:rPr>
-        <w:t>5.1. Phương án A: Watershed — 5.2. Phương án B: Region Growing — 5.3. Rút trích đặc trưng</w:t>
+        <w:t>5.1. Nguồn gốc dữ liệu — 5.2. Cấu trúc 2 tầng — 5.3. Thống kê phân bố 3,929 lát cắt</w:t>
       </w:r>
     </w:p>
     <w:p>
@@ -862,7 +862,7 @@
           <w:b/>
           <w:sz w:val="26"/>
         </w:rPr>
-        <w:t xml:space="preserve">6. KẾT QUẢ VÀ ĐÁNH GIÁ ĐỊNH LƯỢNG: </w:t>
+        <w:t xml:space="preserve">6. TIỀN XỬ LÝ &amp; KỸ THUẬT TÁCH SỌ NÃO (SKULL STRIPPING): </w:t>
       </w:r>
       <w:r>
         <w:rPr>
@@ -870,7 +870,7 @@
           <w:i w:val="0"/>
           <w:sz w:val="26"/>
         </w:rPr>
-        <w:t>6.1. Bảng số liệu so sánh định lượng — 6.2. Phân tích ca thất bại (Failure Cases)</w:t>
+        <w:t>6.1. Khử nhiễu &amp; CLAHE — 6.2. Quy trình 6 bước Tách sọ não hình thái học</w:t>
       </w:r>
     </w:p>
     <w:p>
@@ -893,7 +893,7 @@
           <w:b/>
           <w:sz w:val="26"/>
         </w:rPr>
-        <w:t xml:space="preserve">7. CHƯƠNG TRÌNH MINH HỌA (DEMO GUI): </w:t>
+        <w:t xml:space="preserve">7. PHƯƠNG PHÁP VÀ QUY TRÌNH THỰC NGHIỆM: </w:t>
       </w:r>
       <w:r>
         <w:rPr>
@@ -901,7 +901,7 @@
           <w:i w:val="0"/>
           <w:sz w:val="26"/>
         </w:rPr>
-        <w:t>7.1. Kiến trúc Streamlit Web GUI — 7.2. Giao diện chẩn đoán tương tác</w:t>
+        <w:t>7.1. Sơ đồ pipeline — 7.2. Watershed vs Region Growing — 7.3. Rút trích đặc trưng hình học</w:t>
       </w:r>
     </w:p>
     <w:p>
@@ -924,7 +924,7 @@
           <w:b/>
           <w:sz w:val="26"/>
         </w:rPr>
-        <w:t xml:space="preserve">8. KẾT LUẬN VÀ HƯỚNG PHÁT TRIỂN: </w:t>
+        <w:t xml:space="preserve">8. KẾT QUẢ VÀ ĐÁNH GIÁ ĐỊNH LƯỢNG: </w:t>
       </w:r>
       <w:r>
         <w:rPr>
@@ -932,7 +932,7 @@
           <w:i w:val="0"/>
           <w:sz w:val="26"/>
         </w:rPr>
-        <w:t>8.1. Kết quả đạt được — 8.2. Hạn chế và hướng mở rộng</w:t>
+        <w:t>8.1. Bảng số liệu định lượng 3,929 lát cắt — 8.2. Phân tích ca thất bại (Failure Cases)</w:t>
       </w:r>
     </w:p>
     <w:p>
@@ -955,7 +955,7 @@
           <w:b/>
           <w:sz w:val="26"/>
         </w:rPr>
-        <w:t xml:space="preserve">TÀI LIỆU THAM KHẢO: </w:t>
+        <w:t xml:space="preserve">9. CHƯƠNG TRÌNH MINH HỌA (DEMO GUI): </w:t>
       </w:r>
       <w:r>
         <w:rPr>
@@ -963,7 +963,7 @@
           <w:i w:val="0"/>
           <w:sz w:val="26"/>
         </w:rPr>
-        <w:t>Giáo trình và công bố khoa học quốc tế</w:t>
+        <w:t>9.1. Kiến trúc Streamlit Web GUI — 9.2. Hướng dẫn khởi chạy và thao tác</w:t>
       </w:r>
     </w:p>
     <w:p>
@@ -986,7 +986,7 @@
           <w:b/>
           <w:sz w:val="26"/>
         </w:rPr>
-        <w:t xml:space="preserve">PHỤ LỤC: </w:t>
+        <w:t xml:space="preserve">10. KẾT LUẬN VÀ HƯỚNG PHÁT TRIỂN: </w:t>
       </w:r>
       <w:r>
         <w:rPr>
@@ -994,7 +994,69 @@
           <w:i w:val="0"/>
           <w:sz w:val="26"/>
         </w:rPr>
-        <w:t>Hướng dẫn cài đặt và thực thi mã nguồn tự động</w:t>
+        <w:t>10.1. Kết quả đạt được — 10.2. Hạn chế và hướng mở rộng</w:t>
+      </w:r>
+    </w:p>
+    <w:p>
+      <w:pPr>
+        <w:spacing w:line="360" w:lineRule="auto" w:after="120"/>
+        <w:ind w:left="425"/>
+        <w:jc w:val="both"/>
+      </w:pPr>
+      <w:r>
+        <w:rPr>
+          <w:rFonts w:ascii="Times New Roman" w:hAnsi="Times New Roman"/>
+          <w:b/>
+          <w:sz w:val="26"/>
+        </w:rPr>
+        <w:t xml:space="preserve">• </w:t>
+      </w:r>
+      <w:r>
+        <w:rPr>
+          <w:rFonts w:ascii="Times New Roman" w:hAnsi="Times New Roman"/>
+          <w:b/>
+          <w:sz w:val="26"/>
+        </w:rPr>
+        <w:t xml:space="preserve">11. TÀI LIỆU THAM KHẢO: </w:t>
+      </w:r>
+      <w:r>
+        <w:rPr>
+          <w:rFonts w:ascii="Times New Roman" w:hAnsi="Times New Roman"/>
+          <w:i w:val="0"/>
+          <w:sz w:val="26"/>
+        </w:rPr>
+        <w:t>Giáo trình Gonzalez &amp; Woods, Buda et al., Giáo trình HUIT, OpenCV</w:t>
+      </w:r>
+    </w:p>
+    <w:p>
+      <w:pPr>
+        <w:spacing w:line="360" w:lineRule="auto" w:after="120"/>
+        <w:ind w:left="425"/>
+        <w:jc w:val="both"/>
+      </w:pPr>
+      <w:r>
+        <w:rPr>
+          <w:rFonts w:ascii="Times New Roman" w:hAnsi="Times New Roman"/>
+          <w:b/>
+          <w:sz w:val="26"/>
+        </w:rPr>
+        <w:t xml:space="preserve">• </w:t>
+      </w:r>
+      <w:r>
+        <w:rPr>
+          <w:rFonts w:ascii="Times New Roman" w:hAnsi="Times New Roman"/>
+          <w:b/>
+          <w:sz w:val="26"/>
+        </w:rPr>
+        <w:t xml:space="preserve">12. PHỤ LỤC: </w:t>
+      </w:r>
+      <w:r>
+        <w:rPr>
+          <w:rFonts w:ascii="Times New Roman" w:hAnsi="Times New Roman"/>
+          <w:i w:val="0"/>
+          <w:sz w:val="26"/>
+        </w:rPr>
+        <w:t>Phụ lục A: Rubric 5 tiêu chí HUIT — Phụ lục B: Kế hoạch 15 tuần — Phụ lục C: Hướng dẫn cài đặt</w:t>
       </w:r>
     </w:p>
     <w:p>
@@ -1014,7 +1076,7 @@
           <w:i w:val="0"/>
           <w:sz w:val="26"/>
         </w:rPr>
-        <w:t>1. GIỚI THIỆU ĐỀ TÀI</w:t>
+        <w:t>3. GIỚI THIỆU ĐỀ TÀI</w:t>
       </w:r>
     </w:p>
     <w:p>
@@ -1029,7 +1091,7 @@
           <w:i w:val="0"/>
           <w:sz w:val="26"/>
         </w:rPr>
-        <w:t>1.1. Bối cảnh thực tế &amp; Tính cấp thiết</w:t>
+        <w:t>3.1. Bối cảnh thực tế &amp; Tính cấp thiết</w:t>
       </w:r>
     </w:p>
     <w:p>
@@ -1072,7 +1134,7 @@
           <w:i w:val="0"/>
           <w:sz w:val="26"/>
         </w:rPr>
-        <w:t>1.2. Mục tiêu của đề tài</w:t>
+        <w:t>3.2. Mục tiêu của đề tài</w:t>
       </w:r>
     </w:p>
     <w:p>
@@ -1216,7 +1278,7 @@
           <w:i w:val="0"/>
           <w:sz w:val="26"/>
         </w:rPr>
-        <w:t>1.3. Phạm vi &amp; Giới hạn của đề tài</w:t>
+        <w:t>3.3. Phạm vi &amp; Giới hạn của đề tài</w:t>
       </w:r>
     </w:p>
     <w:p>
@@ -1231,7 +1293,7 @@
           <w:i/>
           <w:sz w:val="26"/>
         </w:rPr>
-        <w:t>1.3.1. Phạm vi nghiên cứu</w:t>
+        <w:t>3.3.1. Phạm vi nghiên cứu</w:t>
       </w:r>
     </w:p>
     <w:p>
@@ -1260,7 +1322,7 @@
           <w:i/>
           <w:sz w:val="26"/>
         </w:rPr>
-        <w:t>1.3.2. Giới hạn kỹ thuật</w:t>
+        <w:t>3.3.2. Giới hạn kỹ thuật</w:t>
       </w:r>
     </w:p>
     <w:p>
@@ -1289,7 +1351,7 @@
           <w:i w:val="0"/>
           <w:sz w:val="26"/>
         </w:rPr>
-        <w:t>2. CƠ SỞ LÝ THUYẾT XỬ LÝ ẢNH SỐ</w:t>
+        <w:t>4. CƠ SỞ LÝ THUYẾT XỬ LÝ ẢNH SỐ</w:t>
       </w:r>
     </w:p>
     <w:p>
@@ -1318,7 +1380,7 @@
           <w:i w:val="0"/>
           <w:sz w:val="26"/>
         </w:rPr>
-        <w:t>2.1. Phép lọc phi tuyến bảo toàn biên (Bilateral Filter)</w:t>
+        <w:t>4.1. Phép lọc phi tuyến bảo toàn biên (Bilateral Filter)</w:t>
       </w:r>
     </w:p>
     <w:p>
@@ -1457,7 +1519,7 @@
           <w:rFonts w:ascii="Times New Roman" w:hAnsi="Times New Roman"/>
           <w:sz w:val="26"/>
         </w:rPr>
-        <w:t xml:space="preserve">    (CT 2.1)</w:t>
+        <w:t xml:space="preserve">    (CT 4.1)</w:t>
       </w:r>
     </w:p>
     <w:p>
@@ -1486,7 +1548,7 @@
           <w:i w:val="0"/>
           <w:sz w:val="26"/>
         </w:rPr>
-        <w:t>2.2. Phép toán hình thái học (Mathematical Morphology)</w:t>
+        <w:t>4.2. Phép toán hình thái học (Mathematical Morphology)</w:t>
       </w:r>
     </w:p>
     <w:p>
@@ -1515,7 +1577,7 @@
           <w:i/>
           <w:sz w:val="26"/>
         </w:rPr>
-        <w:t>2.2.1. Phép mở hình thái học (Morphological Opening)</w:t>
+        <w:t>4.2.1. Phép mở hình thái học (Morphological Opening)</w:t>
       </w:r>
     </w:p>
     <w:p>
@@ -1544,7 +1606,7 @@
           <w:i/>
           <w:sz w:val="26"/>
         </w:rPr>
-        <w:t>2.2.2. Phép đóng hình thái học (Morphological Closing)</w:t>
+        <w:t>4.2.2. Phép đóng hình thái học (Morphological Closing)</w:t>
       </w:r>
     </w:p>
     <w:p>
@@ -1573,7 +1635,7 @@
           <w:i/>
           <w:sz w:val="26"/>
         </w:rPr>
-        <w:t>2.2.3. Lấp đầy lỗ hổng (Hole Filling / Reconstruction)</w:t>
+        <w:t>4.2.3. Lấp đầy lỗ hổng (Hole Filling / Reconstruction)</w:t>
       </w:r>
     </w:p>
     <w:p>
@@ -1602,7 +1664,7 @@
           <w:i w:val="0"/>
           <w:sz w:val="26"/>
         </w:rPr>
-        <w:t>2.3. Giải thuật phân thủy Watershed (Marker-controlled Watershed)</w:t>
+        <w:t>4.3. Giải thuật phân thủy Watershed (Marker-controlled Watershed)</w:t>
       </w:r>
     </w:p>
     <w:p>
@@ -1681,7 +1743,7 @@
           <w:rFonts w:ascii="Times New Roman" w:hAnsi="Times New Roman"/>
           <w:sz w:val="26"/>
         </w:rPr>
-        <w:t xml:space="preserve">    (CT 2.2)</w:t>
+        <w:t xml:space="preserve">    (CT 4.2)</w:t>
       </w:r>
     </w:p>
     <w:p>
@@ -1710,7 +1772,7 @@
           <w:i w:val="0"/>
           <w:sz w:val="26"/>
         </w:rPr>
-        <w:t>2.4. Giải thuật phát triển vùng từ hạt giống (Seeded Region Growing)</w:t>
+        <w:t>4.4. Giải thuật phát triển vùng từ hạt giống (Seeded Region Growing)</w:t>
       </w:r>
     </w:p>
     <w:p>
@@ -1757,7 +1819,7 @@
           <w:rFonts w:ascii="Times New Roman" w:hAnsi="Times New Roman"/>
           <w:sz w:val="26"/>
         </w:rPr>
-        <w:t xml:space="preserve">    (CT 2.3)</w:t>
+        <w:t xml:space="preserve">    (CT 4.3)</w:t>
       </w:r>
     </w:p>
     <w:p>
@@ -1786,7 +1848,7 @@
           <w:i w:val="0"/>
           <w:sz w:val="26"/>
         </w:rPr>
-        <w:t>2.5. Các chỉ số đánh giá định lượng y khoa chuẩn quốc tế</w:t>
+        <w:t>4.5. Các chỉ số đánh giá định lượng y khoa chuẩn quốc tế</w:t>
       </w:r>
     </w:p>
     <w:p>
@@ -1908,7 +1970,7 @@
           <w:rFonts w:ascii="Times New Roman" w:hAnsi="Times New Roman"/>
           <w:sz w:val="26"/>
         </w:rPr>
-        <w:t xml:space="preserve">    (CT 2.4)</w:t>
+        <w:t xml:space="preserve">    (CT 4.4)</w:t>
       </w:r>
     </w:p>
     <w:p>
@@ -2044,7 +2106,7 @@
           <w:rFonts w:ascii="Times New Roman" w:hAnsi="Times New Roman"/>
           <w:sz w:val="26"/>
         </w:rPr>
-        <w:t xml:space="preserve">    (CT 2.5)</w:t>
+        <w:t xml:space="preserve">    (CT 4.5)</w:t>
       </w:r>
     </w:p>
     <w:p>
@@ -2140,7 +2202,7 @@
           <w:rFonts w:ascii="Times New Roman" w:hAnsi="Times New Roman"/>
           <w:sz w:val="26"/>
         </w:rPr>
-        <w:t xml:space="preserve">    (CT 2.6)</w:t>
+        <w:t xml:space="preserve">    (CT 4.6)</w:t>
       </w:r>
     </w:p>
     <w:p>
@@ -2169,7 +2231,7 @@
           <w:i w:val="0"/>
           <w:sz w:val="26"/>
         </w:rPr>
-        <w:t>3. MÔ TẢ TẬP DỮ LIỆU THỰC NGHIỆM (TCGA-LGG)</w:t>
+        <w:t>5. MÔ TẢ TẬP DỮ LIỆU THỰC NGHIỆM (TCGA-LGG)</w:t>
       </w:r>
     </w:p>
     <w:p>
@@ -2184,7 +2246,7 @@
           <w:i w:val="0"/>
           <w:sz w:val="26"/>
         </w:rPr>
-        <w:t>3.1. Nguồn gốc dữ liệu &amp; Các liên kết trực tiếp</w:t>
+        <w:t>5.1. Nguồn gốc dữ liệu &amp; Các liên kết trực tiếp</w:t>
       </w:r>
     </w:p>
     <w:p>
@@ -2337,7 +2399,7 @@
           <w:i w:val="0"/>
           <w:sz w:val="26"/>
         </w:rPr>
-        <w:t>3.2. Cấu trúc và Phân bố tập dữ liệu thực nghiệm</w:t>
+        <w:t>5.2. Cấu trúc và Phân bố tập dữ liệu thực nghiệm</w:t>
       </w:r>
     </w:p>
     <w:p>
@@ -2779,7 +2841,7 @@
           <w:i w:val="0"/>
           <w:sz w:val="26"/>
         </w:rPr>
-        <w:t>4. TIỀN XỬ LÝ &amp; KỸ THUẬT TÁCH SỌ NÃO (SKULL STRIPPING)</w:t>
+        <w:t>6. TIỀN XỬ LÝ &amp; KỸ THUẬT TÁCH SỌ NÃO (SKULL STRIPPING)</w:t>
       </w:r>
     </w:p>
     <w:p>
@@ -2794,7 +2856,7 @@
           <w:i w:val="0"/>
           <w:sz w:val="26"/>
         </w:rPr>
-        <w:t>4.1. Khử nhiễu &amp; Cân bằng tương phản mô mềm</w:t>
+        <w:t>6.1. Khử nhiễu &amp; Cân bằng tương phản mô mềm</w:t>
       </w:r>
     </w:p>
     <w:p>
@@ -2869,7 +2931,7 @@
           <w:i w:val="0"/>
           <w:sz w:val="26"/>
         </w:rPr>
-        <w:t>4.2. Quy trình 6 bước Tách sọ não (Skull Stripping Pipeline)</w:t>
+        <w:t>6.2. Quy trình 6 bước Tách sọ não (Skull Stripping Pipeline)</w:t>
       </w:r>
     </w:p>
     <w:p>
@@ -2898,7 +2960,7 @@
           <w:i/>
           <w:sz w:val="26"/>
         </w:rPr>
-        <w:t>4.2.1. Bước 1 — Phân ngưỡng tự động Otsu</w:t>
+        <w:t>6.2.1. Bước 1 — Phân ngưỡng tự động Otsu</w:t>
       </w:r>
     </w:p>
     <w:p>
@@ -2927,7 +2989,7 @@
           <w:i/>
           <w:sz w:val="26"/>
         </w:rPr>
-        <w:t>4.2.2. Bước 2 — Phép mở hình thái học cắt cầu nối mô</w:t>
+        <w:t>6.2.2. Bước 2 — Phép mở hình thái học cắt cầu nối mô</w:t>
       </w:r>
     </w:p>
     <w:p>
@@ -2956,7 +3018,7 @@
           <w:i/>
           <w:sz w:val="26"/>
         </w:rPr>
-        <w:t>4.2.3. Bước 3 — Trích xuất thành phần liên thông lớn nhất (LCC)</w:t>
+        <w:t>6.2.3. Bước 3 — Trích xuất thành phần liên thông lớn nhất (LCC)</w:t>
       </w:r>
     </w:p>
     <w:p>
@@ -2985,7 +3047,7 @@
           <w:i/>
           <w:sz w:val="26"/>
         </w:rPr>
-        <w:t>4.2.4. Bước 4 — Lấp đầy não thất (Hole Filling)</w:t>
+        <w:t>6.2.4. Bước 4 — Lấp đầy não thất (Hole Filling)</w:t>
       </w:r>
     </w:p>
     <w:p>
@@ -3014,7 +3076,7 @@
           <w:i/>
           <w:sz w:val="26"/>
         </w:rPr>
-        <w:t>4.2.5. Bước 5 — Làm mịn mặt nạ não (Brain Mask)</w:t>
+        <w:t>6.2.5. Bước 5 — Làm mịn mặt nạ não (Brain Mask)</w:t>
       </w:r>
     </w:p>
     <w:p>
@@ -3043,7 +3105,7 @@
           <w:i/>
           <w:sz w:val="26"/>
         </w:rPr>
-        <w:t>4.2.6. Bước 6 — Trích xuất ảnh não sạch sọ (Stripped Brain)</w:t>
+        <w:t>6.2.6. Bước 6 — Trích xuất ảnh não sạch sọ (Stripped Brain)</w:t>
       </w:r>
     </w:p>
     <w:p>
@@ -3111,7 +3173,7 @@
           <w:i/>
           <w:sz w:val="22"/>
         </w:rPr>
-        <w:t>Hình 4.1: Minh họa kết quả 4 bước trong pipeline: [Ảnh gốc MRI | Ảnh tách sọ sạch | Mặt nạ phân đoạn | Khoanh vùng cảnh báo Bounding Box]</w:t>
+        <w:t>Hình 6.1: Minh họa kết quả 4 bước trong pipeline: [Ảnh gốc MRI | Ảnh tách sọ sạch | Mặt nạ phân đoạn | Khoanh vùng cảnh báo Bounding Box]</w:t>
       </w:r>
     </w:p>
     <w:p>
@@ -3126,7 +3188,7 @@
           <w:i w:val="0"/>
           <w:sz w:val="26"/>
         </w:rPr>
-        <w:t>5. PHƯƠNG PHÁP VÀ QUY TRÌNH THỰC NGHIỆM</w:t>
+        <w:t>7. PHƯƠNG PHÁP VÀ QUY TRÌNH THỰC NGHIỆM</w:t>
       </w:r>
     </w:p>
     <w:p>
@@ -3155,7 +3217,7 @@
           <w:i w:val="0"/>
           <w:sz w:val="26"/>
         </w:rPr>
-        <w:t>5.1. Phương án A (Baseline chính): Marker-controlled Watershed</w:t>
+        <w:t>7.1. Phương án A (Baseline chính): Marker-controlled Watershed</w:t>
       </w:r>
     </w:p>
     <w:p>
@@ -3299,7 +3361,7 @@
           <w:i w:val="0"/>
           <w:sz w:val="26"/>
         </w:rPr>
-        <w:t>5.2. Phương án B (Phương án đối chứng): Seeded Region Growing</w:t>
+        <w:t>7.2. Phương án B (Phương án đối chứng): Seeded Region Growing</w:t>
       </w:r>
     </w:p>
     <w:p>
@@ -3420,7 +3482,7 @@
           <w:i w:val="0"/>
           <w:sz w:val="26"/>
         </w:rPr>
-        <w:t>5.3. Rút trích đặc trưng hình học khối u &amp; Cảnh báo thị giác</w:t>
+        <w:t>7.3. Rút trích đặc trưng hình học khối u &amp; Cảnh báo thị giác</w:t>
       </w:r>
     </w:p>
     <w:p>
@@ -3564,7 +3626,7 @@
           <w:i w:val="0"/>
           <w:sz w:val="26"/>
         </w:rPr>
-        <w:t>6. KẾT QUẢ VÀ ĐÁNH GIÁ ĐỊNH LƯỢNG</w:t>
+        <w:t>8. KẾT QUẢ VÀ ĐÁNH GIÁ ĐỊNH LƯỢNG</w:t>
       </w:r>
     </w:p>
     <w:p>
@@ -3579,7 +3641,7 @@
           <w:i w:val="0"/>
           <w:sz w:val="26"/>
         </w:rPr>
-        <w:t>6.1. Bảng số liệu so sánh định lượng trên toàn bộ 1,373 lát cắt có u não (Mean ± Std)</w:t>
+        <w:t>8.1. Bảng số liệu so sánh định lượng trên toàn bộ 3,929 lát cắt dữ liệu TCGA-LGG (Mean ± Std)</w:t>
       </w:r>
     </w:p>
     <w:p>
@@ -3593,7 +3655,7 @@
           <w:i w:val="0"/>
           <w:sz w:val="26"/>
         </w:rPr>
-        <w:t>Nhóm thực hiện chạy thực nghiệm định lượng hàng loạt (Batch Benchmark) trên toàn bộ kho dữ liệu TCGA-LGG gồm 3,929 lát cắt MRI (1,373 lát cắt có khối u và 2,556 lát cắt não lành) từ 110 bệnh nhân bằng script tự động scripts/run_all_experiments.py. Kết quả đo lường độ chính xác và tốc độ xử lý được tổng hợp chi tiết trong Bảng 6.1 dưới đây:</w:t>
+        <w:t>Nhóm thực hiện chạy thực nghiệm định lượng hàng loạt (Batch Benchmark) trên toàn bộ kho dữ liệu TCGA-LGG gồm 3,929 lát cắt MRI (1,373 lát cắt có khối u và 2,556 lát cắt não lành) từ 110 bệnh nhân bằng script tự động scripts/run_all_experiments.py. Kết quả đo lường độ chính xác và tốc độ xử lý được tổng hợp chi tiết trong Bảng 8.1 dưới đây:</w:t>
       </w:r>
     </w:p>
     <w:tbl>
@@ -3611,20 +3673,24 @@
         </w:tblBorders>
       </w:tblPr>
       <w:tblGrid>
-        <w:gridCol w:w="3024"/>
-        <w:gridCol w:w="3024"/>
-        <w:gridCol w:w="3024"/>
+        <w:gridCol w:w="1296"/>
+        <w:gridCol w:w="1296"/>
+        <w:gridCol w:w="1296"/>
+        <w:gridCol w:w="1296"/>
+        <w:gridCol w:w="1296"/>
+        <w:gridCol w:w="1296"/>
+        <w:gridCol w:w="1296"/>
       </w:tblGrid>
       <w:tr>
         <w:tc>
           <w:tcPr>
-            <w:tcW w:type="dxa" w:w="3024"/>
+            <w:tcW w:type="dxa" w:w="1296"/>
             <w:shd w:val="clear" w:color="auto" w:fill="EAEAEA"/>
             <w:tcMar>
               <w:top w:w="100" w:type="dxa"/>
-              <w:left w:w="100" w:type="dxa"/>
+              <w:left w:w="80" w:type="dxa"/>
               <w:bottom w:w="100" w:type="dxa"/>
-              <w:right w:w="100" w:type="dxa"/>
+              <w:right w:w="80" w:type="dxa"/>
             </w:tcMar>
           </w:tcPr>
           <w:p>
@@ -3635,21 +3701,21 @@
               <w:rPr>
                 <w:rFonts w:ascii="Times New Roman" w:hAnsi="Times New Roman"/>
                 <w:b/>
-                <w:sz w:val="24"/>
+                <w:sz w:val="22"/>
               </w:rPr>
-              <w:t>Chỉ Số Đánh Giá Chất Lượng &amp; Hiệu Năng</w:t>
+              <w:t>Nhóm dữ liệu</w:t>
             </w:r>
           </w:p>
         </w:tc>
         <w:tc>
           <w:tcPr>
-            <w:tcW w:type="dxa" w:w="3024"/>
+            <w:tcW w:type="dxa" w:w="1296"/>
             <w:shd w:val="clear" w:color="auto" w:fill="EAEAEA"/>
             <w:tcMar>
               <w:top w:w="100" w:type="dxa"/>
-              <w:left w:w="100" w:type="dxa"/>
+              <w:left w:w="80" w:type="dxa"/>
               <w:bottom w:w="100" w:type="dxa"/>
-              <w:right w:w="100" w:type="dxa"/>
+              <w:right w:w="80" w:type="dxa"/>
             </w:tcMar>
           </w:tcPr>
           <w:p>
@@ -3660,21 +3726,21 @@
               <w:rPr>
                 <w:rFonts w:ascii="Times New Roman" w:hAnsi="Times New Roman"/>
                 <w:b/>
-                <w:sz w:val="24"/>
+                <w:sz w:val="22"/>
               </w:rPr>
-              <w:t>Phương án A: Watershed (Baseline chính)</w:t>
+              <w:t>Phương pháp</w:t>
             </w:r>
           </w:p>
         </w:tc>
         <w:tc>
           <w:tcPr>
-            <w:tcW w:type="dxa" w:w="3024"/>
+            <w:tcW w:type="dxa" w:w="1296"/>
             <w:shd w:val="clear" w:color="auto" w:fill="EAEAEA"/>
             <w:tcMar>
               <w:top w:w="100" w:type="dxa"/>
-              <w:left w:w="100" w:type="dxa"/>
+              <w:left w:w="80" w:type="dxa"/>
               <w:bottom w:w="100" w:type="dxa"/>
-              <w:right w:w="100" w:type="dxa"/>
+              <w:right w:w="80" w:type="dxa"/>
             </w:tcMar>
           </w:tcPr>
           <w:p>
@@ -3685,9 +3751,109 @@
               <w:rPr>
                 <w:rFonts w:ascii="Times New Roman" w:hAnsi="Times New Roman"/>
                 <w:b/>
-                <w:sz w:val="24"/>
+                <w:sz w:val="22"/>
               </w:rPr>
-              <w:t>Phương án B: Region Growing (Đối chứng)</w:t>
+              <w:t>Dice (DSC / F1)</w:t>
+            </w:r>
+          </w:p>
+        </w:tc>
+        <w:tc>
+          <w:tcPr>
+            <w:tcW w:type="dxa" w:w="1296"/>
+            <w:shd w:val="clear" w:color="auto" w:fill="EAEAEA"/>
+            <w:tcMar>
+              <w:top w:w="100" w:type="dxa"/>
+              <w:left w:w="80" w:type="dxa"/>
+              <w:bottom w:w="100" w:type="dxa"/>
+              <w:right w:w="80" w:type="dxa"/>
+            </w:tcMar>
+          </w:tcPr>
+          <w:p>
+            <w:pPr>
+              <w:jc w:val="center"/>
+            </w:pPr>
+            <w:r>
+              <w:rPr>
+                <w:rFonts w:ascii="Times New Roman" w:hAnsi="Times New Roman"/>
+                <w:b/>
+                <w:sz w:val="22"/>
+              </w:rPr>
+              <w:t>IoU (Jaccard)</w:t>
+            </w:r>
+          </w:p>
+        </w:tc>
+        <w:tc>
+          <w:tcPr>
+            <w:tcW w:type="dxa" w:w="1296"/>
+            <w:shd w:val="clear" w:color="auto" w:fill="EAEAEA"/>
+            <w:tcMar>
+              <w:top w:w="100" w:type="dxa"/>
+              <w:left w:w="80" w:type="dxa"/>
+              <w:bottom w:w="100" w:type="dxa"/>
+              <w:right w:w="80" w:type="dxa"/>
+            </w:tcMar>
+          </w:tcPr>
+          <w:p>
+            <w:pPr>
+              <w:jc w:val="center"/>
+            </w:pPr>
+            <w:r>
+              <w:rPr>
+                <w:rFonts w:ascii="Times New Roman" w:hAnsi="Times New Roman"/>
+                <w:b/>
+                <w:sz w:val="22"/>
+              </w:rPr>
+              <w:t>Sensitivity</w:t>
+            </w:r>
+          </w:p>
+        </w:tc>
+        <w:tc>
+          <w:tcPr>
+            <w:tcW w:type="dxa" w:w="1296"/>
+            <w:shd w:val="clear" w:color="auto" w:fill="EAEAEA"/>
+            <w:tcMar>
+              <w:top w:w="100" w:type="dxa"/>
+              <w:left w:w="80" w:type="dxa"/>
+              <w:bottom w:w="100" w:type="dxa"/>
+              <w:right w:w="80" w:type="dxa"/>
+            </w:tcMar>
+          </w:tcPr>
+          <w:p>
+            <w:pPr>
+              <w:jc w:val="center"/>
+            </w:pPr>
+            <w:r>
+              <w:rPr>
+                <w:rFonts w:ascii="Times New Roman" w:hAnsi="Times New Roman"/>
+                <w:b/>
+                <w:sz w:val="22"/>
+              </w:rPr>
+              <w:t>Specificity</w:t>
+            </w:r>
+          </w:p>
+        </w:tc>
+        <w:tc>
+          <w:tcPr>
+            <w:tcW w:type="dxa" w:w="1296"/>
+            <w:shd w:val="clear" w:color="auto" w:fill="EAEAEA"/>
+            <w:tcMar>
+              <w:top w:w="100" w:type="dxa"/>
+              <w:left w:w="80" w:type="dxa"/>
+              <w:bottom w:w="100" w:type="dxa"/>
+              <w:right w:w="80" w:type="dxa"/>
+            </w:tcMar>
+          </w:tcPr>
+          <w:p>
+            <w:pPr>
+              <w:jc w:val="center"/>
+            </w:pPr>
+            <w:r>
+              <w:rPr>
+                <w:rFonts w:ascii="Times New Roman" w:hAnsi="Times New Roman"/>
+                <w:b/>
+                <w:sz w:val="22"/>
+              </w:rPr>
+              <w:t>Độ trễ / ảnh</w:t>
             </w:r>
           </w:p>
         </w:tc>
@@ -3695,12 +3861,12 @@
       <w:tr>
         <w:tc>
           <w:tcPr>
-            <w:tcW w:type="dxa" w:w="3024"/>
+            <w:tcW w:type="dxa" w:w="1296"/>
             <w:tcMar>
               <w:top w:w="80" w:type="dxa"/>
-              <w:left w:w="100" w:type="dxa"/>
+              <w:left w:w="80" w:type="dxa"/>
               <w:bottom w:w="80" w:type="dxa"/>
-              <w:right w:w="100" w:type="dxa"/>
+              <w:right w:w="80" w:type="dxa"/>
             </w:tcMar>
           </w:tcPr>
           <w:p>
@@ -3711,20 +3877,44 @@
               <w:rPr>
                 <w:rFonts w:ascii="Times New Roman" w:hAnsi="Times New Roman"/>
                 <w:b/>
-                <w:sz w:val="24"/>
+                <w:sz w:val="22"/>
               </w:rPr>
-              <w:t>Quy mô lát cắt có u đánh giá</w:t>
+              <w:t>Lát cắt có u (1,373 lát)</w:t>
             </w:r>
           </w:p>
         </w:tc>
         <w:tc>
           <w:tcPr>
-            <w:tcW w:type="dxa" w:w="3024"/>
+            <w:tcW w:type="dxa" w:w="1296"/>
             <w:tcMar>
               <w:top w:w="80" w:type="dxa"/>
-              <w:left w:w="100" w:type="dxa"/>
+              <w:left w:w="80" w:type="dxa"/>
               <w:bottom w:w="80" w:type="dxa"/>
-              <w:right w:w="100" w:type="dxa"/>
+              <w:right w:w="80" w:type="dxa"/>
+            </w:tcMar>
+          </w:tcPr>
+          <w:p>
+            <w:pPr>
+              <w:jc w:val="left"/>
+            </w:pPr>
+            <w:r>
+              <w:rPr>
+                <w:rFonts w:ascii="Times New Roman" w:hAnsi="Times New Roman"/>
+                <w:b/>
+                <w:sz w:val="22"/>
+              </w:rPr>
+              <w:t>Marker-controlled Watershed</w:t>
+            </w:r>
+          </w:p>
+        </w:tc>
+        <w:tc>
+          <w:tcPr>
+            <w:tcW w:type="dxa" w:w="1296"/>
+            <w:tcMar>
+              <w:top w:w="80" w:type="dxa"/>
+              <w:left w:w="80" w:type="dxa"/>
+              <w:bottom w:w="80" w:type="dxa"/>
+              <w:right w:w="80" w:type="dxa"/>
             </w:tcMar>
           </w:tcPr>
           <w:p>
@@ -3735,20 +3925,20 @@
               <w:rPr>
                 <w:rFonts w:ascii="Times New Roman" w:hAnsi="Times New Roman"/>
                 <w:b/>
-                <w:sz w:val="24"/>
+                <w:sz w:val="22"/>
               </w:rPr>
-              <w:t>1,373 lát cắt</w:t>
+              <w:t>0.4446 ± 0.3014</w:t>
             </w:r>
           </w:p>
         </w:tc>
         <w:tc>
           <w:tcPr>
-            <w:tcW w:type="dxa" w:w="3024"/>
+            <w:tcW w:type="dxa" w:w="1296"/>
             <w:tcMar>
               <w:top w:w="80" w:type="dxa"/>
-              <w:left w:w="100" w:type="dxa"/>
+              <w:left w:w="80" w:type="dxa"/>
               <w:bottom w:w="80" w:type="dxa"/>
-              <w:right w:w="100" w:type="dxa"/>
+              <w:right w:w="80" w:type="dxa"/>
             </w:tcMar>
           </w:tcPr>
           <w:p>
@@ -3758,9 +3948,82 @@
             <w:r>
               <w:rPr>
                 <w:rFonts w:ascii="Times New Roman" w:hAnsi="Times New Roman"/>
-                <w:sz w:val="24"/>
+                <w:b/>
+                <w:sz w:val="22"/>
               </w:rPr>
-              <w:t>1,373 lát cắt</w:t>
+              <w:t>0.3368 ± 0.2677</w:t>
+            </w:r>
+          </w:p>
+        </w:tc>
+        <w:tc>
+          <w:tcPr>
+            <w:tcW w:type="dxa" w:w="1296"/>
+            <w:tcMar>
+              <w:top w:w="80" w:type="dxa"/>
+              <w:left w:w="80" w:type="dxa"/>
+              <w:bottom w:w="80" w:type="dxa"/>
+              <w:right w:w="80" w:type="dxa"/>
+            </w:tcMar>
+          </w:tcPr>
+          <w:p>
+            <w:pPr>
+              <w:jc w:val="center"/>
+            </w:pPr>
+            <w:r>
+              <w:rPr>
+                <w:rFonts w:ascii="Times New Roman" w:hAnsi="Times New Roman"/>
+                <w:b/>
+                <w:sz w:val="22"/>
+              </w:rPr>
+              <w:t>0.4436 ± 0.3170</w:t>
+            </w:r>
+          </w:p>
+        </w:tc>
+        <w:tc>
+          <w:tcPr>
+            <w:tcW w:type="dxa" w:w="1296"/>
+            <w:tcMar>
+              <w:top w:w="80" w:type="dxa"/>
+              <w:left w:w="80" w:type="dxa"/>
+              <w:bottom w:w="80" w:type="dxa"/>
+              <w:right w:w="80" w:type="dxa"/>
+            </w:tcMar>
+          </w:tcPr>
+          <w:p>
+            <w:pPr>
+              <w:jc w:val="center"/>
+            </w:pPr>
+            <w:r>
+              <w:rPr>
+                <w:rFonts w:ascii="Times New Roman" w:hAnsi="Times New Roman"/>
+                <w:b/>
+                <w:sz w:val="22"/>
+              </w:rPr>
+              <w:t>0.9915 ± 0.0107</w:t>
+            </w:r>
+          </w:p>
+        </w:tc>
+        <w:tc>
+          <w:tcPr>
+            <w:tcW w:type="dxa" w:w="1296"/>
+            <w:tcMar>
+              <w:top w:w="80" w:type="dxa"/>
+              <w:left w:w="80" w:type="dxa"/>
+              <w:bottom w:w="80" w:type="dxa"/>
+              <w:right w:w="80" w:type="dxa"/>
+            </w:tcMar>
+          </w:tcPr>
+          <w:p>
+            <w:pPr>
+              <w:jc w:val="center"/>
+            </w:pPr>
+            <w:r>
+              <w:rPr>
+                <w:rFonts w:ascii="Times New Roman" w:hAnsi="Times New Roman"/>
+                <w:b/>
+                <w:sz w:val="22"/>
+              </w:rPr>
+              <w:t>6.13 ± 3.32 ms</w:t>
             </w:r>
           </w:p>
         </w:tc>
@@ -3768,12 +4031,12 @@
       <w:tr>
         <w:tc>
           <w:tcPr>
-            <w:tcW w:type="dxa" w:w="3024"/>
+            <w:tcW w:type="dxa" w:w="1296"/>
             <w:tcMar>
               <w:top w:w="80" w:type="dxa"/>
-              <w:left w:w="100" w:type="dxa"/>
+              <w:left w:w="80" w:type="dxa"/>
               <w:bottom w:w="80" w:type="dxa"/>
-              <w:right w:w="100" w:type="dxa"/>
+              <w:right w:w="80" w:type="dxa"/>
             </w:tcMar>
           </w:tcPr>
           <w:p>
@@ -3784,20 +4047,208 @@
               <w:rPr>
                 <w:rFonts w:ascii="Times New Roman" w:hAnsi="Times New Roman"/>
                 <w:b/>
-                <w:sz w:val="24"/>
+                <w:sz w:val="22"/>
               </w:rPr>
-              <w:t>Chỉ số tương đồng Dice (DSC / F1)</w:t>
+              <w:t>Lát cắt có u (1,373 lát)</w:t>
             </w:r>
           </w:p>
         </w:tc>
         <w:tc>
           <w:tcPr>
-            <w:tcW w:type="dxa" w:w="3024"/>
+            <w:tcW w:type="dxa" w:w="1296"/>
             <w:tcMar>
               <w:top w:w="80" w:type="dxa"/>
-              <w:left w:w="100" w:type="dxa"/>
+              <w:left w:w="80" w:type="dxa"/>
               <w:bottom w:w="80" w:type="dxa"/>
-              <w:right w:w="100" w:type="dxa"/>
+              <w:right w:w="80" w:type="dxa"/>
+            </w:tcMar>
+          </w:tcPr>
+          <w:p>
+            <w:pPr>
+              <w:jc w:val="left"/>
+            </w:pPr>
+            <w:r>
+              <w:rPr>
+                <w:rFonts w:ascii="Times New Roman" w:hAnsi="Times New Roman"/>
+                <w:sz w:val="22"/>
+              </w:rPr>
+              <w:t>Region Growing</w:t>
+            </w:r>
+          </w:p>
+        </w:tc>
+        <w:tc>
+          <w:tcPr>
+            <w:tcW w:type="dxa" w:w="1296"/>
+            <w:tcMar>
+              <w:top w:w="80" w:type="dxa"/>
+              <w:left w:w="80" w:type="dxa"/>
+              <w:bottom w:w="80" w:type="dxa"/>
+              <w:right w:w="80" w:type="dxa"/>
+            </w:tcMar>
+          </w:tcPr>
+          <w:p>
+            <w:pPr>
+              <w:jc w:val="center"/>
+            </w:pPr>
+            <w:r>
+              <w:rPr>
+                <w:rFonts w:ascii="Times New Roman" w:hAnsi="Times New Roman"/>
+                <w:sz w:val="22"/>
+              </w:rPr>
+              <w:t>0.1990 ± 0.2682</w:t>
+            </w:r>
+          </w:p>
+        </w:tc>
+        <w:tc>
+          <w:tcPr>
+            <w:tcW w:type="dxa" w:w="1296"/>
+            <w:tcMar>
+              <w:top w:w="80" w:type="dxa"/>
+              <w:left w:w="80" w:type="dxa"/>
+              <w:bottom w:w="80" w:type="dxa"/>
+              <w:right w:w="80" w:type="dxa"/>
+            </w:tcMar>
+          </w:tcPr>
+          <w:p>
+            <w:pPr>
+              <w:jc w:val="center"/>
+            </w:pPr>
+            <w:r>
+              <w:rPr>
+                <w:rFonts w:ascii="Times New Roman" w:hAnsi="Times New Roman"/>
+                <w:sz w:val="22"/>
+              </w:rPr>
+              <w:t>0.1416 ± 0.2119</w:t>
+            </w:r>
+          </w:p>
+        </w:tc>
+        <w:tc>
+          <w:tcPr>
+            <w:tcW w:type="dxa" w:w="1296"/>
+            <w:tcMar>
+              <w:top w:w="80" w:type="dxa"/>
+              <w:left w:w="80" w:type="dxa"/>
+              <w:bottom w:w="80" w:type="dxa"/>
+              <w:right w:w="80" w:type="dxa"/>
+            </w:tcMar>
+          </w:tcPr>
+          <w:p>
+            <w:pPr>
+              <w:jc w:val="center"/>
+            </w:pPr>
+            <w:r>
+              <w:rPr>
+                <w:rFonts w:ascii="Times New Roman" w:hAnsi="Times New Roman"/>
+                <w:sz w:val="22"/>
+              </w:rPr>
+              <w:t>0.2226 ± 0.3221</w:t>
+            </w:r>
+          </w:p>
+        </w:tc>
+        <w:tc>
+          <w:tcPr>
+            <w:tcW w:type="dxa" w:w="1296"/>
+            <w:tcMar>
+              <w:top w:w="80" w:type="dxa"/>
+              <w:left w:w="80" w:type="dxa"/>
+              <w:bottom w:w="80" w:type="dxa"/>
+              <w:right w:w="80" w:type="dxa"/>
+            </w:tcMar>
+          </w:tcPr>
+          <w:p>
+            <w:pPr>
+              <w:jc w:val="center"/>
+            </w:pPr>
+            <w:r>
+              <w:rPr>
+                <w:rFonts w:ascii="Times New Roman" w:hAnsi="Times New Roman"/>
+                <w:sz w:val="22"/>
+              </w:rPr>
+              <w:t>0.9851 ± 0.0432</w:t>
+            </w:r>
+          </w:p>
+        </w:tc>
+        <w:tc>
+          <w:tcPr>
+            <w:tcW w:type="dxa" w:w="1296"/>
+            <w:tcMar>
+              <w:top w:w="80" w:type="dxa"/>
+              <w:left w:w="80" w:type="dxa"/>
+              <w:bottom w:w="80" w:type="dxa"/>
+              <w:right w:w="80" w:type="dxa"/>
+            </w:tcMar>
+          </w:tcPr>
+          <w:p>
+            <w:pPr>
+              <w:jc w:val="center"/>
+            </w:pPr>
+            <w:r>
+              <w:rPr>
+                <w:rFonts w:ascii="Times New Roman" w:hAnsi="Times New Roman"/>
+                <w:sz w:val="22"/>
+              </w:rPr>
+              <w:t>12.13 ± 22.83 ms</w:t>
+            </w:r>
+          </w:p>
+        </w:tc>
+      </w:tr>
+      <w:tr>
+        <w:tc>
+          <w:tcPr>
+            <w:tcW w:type="dxa" w:w="1296"/>
+            <w:tcMar>
+              <w:top w:w="80" w:type="dxa"/>
+              <w:left w:w="80" w:type="dxa"/>
+              <w:bottom w:w="80" w:type="dxa"/>
+              <w:right w:w="80" w:type="dxa"/>
+            </w:tcMar>
+          </w:tcPr>
+          <w:p>
+            <w:pPr>
+              <w:jc w:val="left"/>
+            </w:pPr>
+            <w:r>
+              <w:rPr>
+                <w:rFonts w:ascii="Times New Roman" w:hAnsi="Times New Roman"/>
+                <w:b/>
+                <w:sz w:val="22"/>
+              </w:rPr>
+              <w:t>Lát não lành (2,556 lát)</w:t>
+            </w:r>
+          </w:p>
+        </w:tc>
+        <w:tc>
+          <w:tcPr>
+            <w:tcW w:type="dxa" w:w="1296"/>
+            <w:tcMar>
+              <w:top w:w="80" w:type="dxa"/>
+              <w:left w:w="80" w:type="dxa"/>
+              <w:bottom w:w="80" w:type="dxa"/>
+              <w:right w:w="80" w:type="dxa"/>
+            </w:tcMar>
+          </w:tcPr>
+          <w:p>
+            <w:pPr>
+              <w:jc w:val="left"/>
+            </w:pPr>
+            <w:r>
+              <w:rPr>
+                <w:rFonts w:ascii="Times New Roman" w:hAnsi="Times New Roman"/>
+                <w:b/>
+                <w:sz w:val="22"/>
+              </w:rPr>
+              <w:t>Marker-controlled Watershed</w:t>
+            </w:r>
+          </w:p>
+        </w:tc>
+        <w:tc>
+          <w:tcPr>
+            <w:tcW w:type="dxa" w:w="1296"/>
+            <w:tcMar>
+              <w:top w:w="80" w:type="dxa"/>
+              <w:left w:w="80" w:type="dxa"/>
+              <w:bottom w:w="80" w:type="dxa"/>
+              <w:right w:w="80" w:type="dxa"/>
             </w:tcMar>
           </w:tcPr>
           <w:p>
@@ -3808,20 +4259,20 @@
               <w:rPr>
                 <w:rFonts w:ascii="Times New Roman" w:hAnsi="Times New Roman"/>
                 <w:b/>
-                <w:sz w:val="24"/>
+                <w:sz w:val="22"/>
               </w:rPr>
-              <w:t>0.4446 ± 0.3014</w:t>
+              <w:t>N/A (Không u)</w:t>
             </w:r>
           </w:p>
         </w:tc>
         <w:tc>
           <w:tcPr>
-            <w:tcW w:type="dxa" w:w="3024"/>
+            <w:tcW w:type="dxa" w:w="1296"/>
             <w:tcMar>
               <w:top w:w="80" w:type="dxa"/>
-              <w:left w:w="100" w:type="dxa"/>
+              <w:left w:w="80" w:type="dxa"/>
               <w:bottom w:w="80" w:type="dxa"/>
-              <w:right w:w="100" w:type="dxa"/>
+              <w:right w:w="80" w:type="dxa"/>
             </w:tcMar>
           </w:tcPr>
           <w:p>
@@ -3831,9 +4282,82 @@
             <w:r>
               <w:rPr>
                 <w:rFonts w:ascii="Times New Roman" w:hAnsi="Times New Roman"/>
-                <w:sz w:val="24"/>
+                <w:b/>
+                <w:sz w:val="22"/>
               </w:rPr>
-              <w:t>0.1990 ± 0.2682</w:t>
+              <w:t>N/A</w:t>
+            </w:r>
+          </w:p>
+        </w:tc>
+        <w:tc>
+          <w:tcPr>
+            <w:tcW w:type="dxa" w:w="1296"/>
+            <w:tcMar>
+              <w:top w:w="80" w:type="dxa"/>
+              <w:left w:w="80" w:type="dxa"/>
+              <w:bottom w:w="80" w:type="dxa"/>
+              <w:right w:w="80" w:type="dxa"/>
+            </w:tcMar>
+          </w:tcPr>
+          <w:p>
+            <w:pPr>
+              <w:jc w:val="center"/>
+            </w:pPr>
+            <w:r>
+              <w:rPr>
+                <w:rFonts w:ascii="Times New Roman" w:hAnsi="Times New Roman"/>
+                <w:b/>
+                <w:sz w:val="22"/>
+              </w:rPr>
+              <w:t>N/A</w:t>
+            </w:r>
+          </w:p>
+        </w:tc>
+        <w:tc>
+          <w:tcPr>
+            <w:tcW w:type="dxa" w:w="1296"/>
+            <w:tcMar>
+              <w:top w:w="80" w:type="dxa"/>
+              <w:left w:w="80" w:type="dxa"/>
+              <w:bottom w:w="80" w:type="dxa"/>
+              <w:right w:w="80" w:type="dxa"/>
+            </w:tcMar>
+          </w:tcPr>
+          <w:p>
+            <w:pPr>
+              <w:jc w:val="center"/>
+            </w:pPr>
+            <w:r>
+              <w:rPr>
+                <w:rFonts w:ascii="Times New Roman" w:hAnsi="Times New Roman"/>
+                <w:b/>
+                <w:sz w:val="22"/>
+              </w:rPr>
+              <w:t>0.9904 ± 0.0100</w:t>
+            </w:r>
+          </w:p>
+        </w:tc>
+        <w:tc>
+          <w:tcPr>
+            <w:tcW w:type="dxa" w:w="1296"/>
+            <w:tcMar>
+              <w:top w:w="80" w:type="dxa"/>
+              <w:left w:w="80" w:type="dxa"/>
+              <w:bottom w:w="80" w:type="dxa"/>
+              <w:right w:w="80" w:type="dxa"/>
+            </w:tcMar>
+          </w:tcPr>
+          <w:p>
+            <w:pPr>
+              <w:jc w:val="center"/>
+            </w:pPr>
+            <w:r>
+              <w:rPr>
+                <w:rFonts w:ascii="Times New Roman" w:hAnsi="Times New Roman"/>
+                <w:b/>
+                <w:sz w:val="22"/>
+              </w:rPr>
+              <w:t>6.15 ± 3.40 ms</w:t>
             </w:r>
           </w:p>
         </w:tc>
@@ -3841,12 +4365,12 @@
       <w:tr>
         <w:tc>
           <w:tcPr>
-            <w:tcW w:type="dxa" w:w="3024"/>
+            <w:tcW w:type="dxa" w:w="1296"/>
             <w:tcMar>
               <w:top w:w="80" w:type="dxa"/>
-              <w:left w:w="100" w:type="dxa"/>
+              <w:left w:w="80" w:type="dxa"/>
               <w:bottom w:w="80" w:type="dxa"/>
-              <w:right w:w="100" w:type="dxa"/>
+              <w:right w:w="80" w:type="dxa"/>
             </w:tcMar>
           </w:tcPr>
           <w:p>
@@ -3857,20 +4381,43 @@
               <w:rPr>
                 <w:rFonts w:ascii="Times New Roman" w:hAnsi="Times New Roman"/>
                 <w:b/>
-                <w:sz w:val="24"/>
+                <w:sz w:val="22"/>
               </w:rPr>
-              <w:t>Chỉ số giao thoa Jaccard (IoU)</w:t>
+              <w:t>Lát não lành (2,556 lát)</w:t>
             </w:r>
           </w:p>
         </w:tc>
         <w:tc>
           <w:tcPr>
-            <w:tcW w:type="dxa" w:w="3024"/>
+            <w:tcW w:type="dxa" w:w="1296"/>
             <w:tcMar>
               <w:top w:w="80" w:type="dxa"/>
-              <w:left w:w="100" w:type="dxa"/>
+              <w:left w:w="80" w:type="dxa"/>
               <w:bottom w:w="80" w:type="dxa"/>
-              <w:right w:w="100" w:type="dxa"/>
+              <w:right w:w="80" w:type="dxa"/>
+            </w:tcMar>
+          </w:tcPr>
+          <w:p>
+            <w:pPr>
+              <w:jc w:val="left"/>
+            </w:pPr>
+            <w:r>
+              <w:rPr>
+                <w:rFonts w:ascii="Times New Roman" w:hAnsi="Times New Roman"/>
+                <w:sz w:val="22"/>
+              </w:rPr>
+              <w:t>Region Growing</w:t>
+            </w:r>
+          </w:p>
+        </w:tc>
+        <w:tc>
+          <w:tcPr>
+            <w:tcW w:type="dxa" w:w="1296"/>
+            <w:tcMar>
+              <w:top w:w="80" w:type="dxa"/>
+              <w:left w:w="80" w:type="dxa"/>
+              <w:bottom w:w="80" w:type="dxa"/>
+              <w:right w:w="80" w:type="dxa"/>
             </w:tcMar>
           </w:tcPr>
           <w:p>
@@ -3880,21 +4427,20 @@
             <w:r>
               <w:rPr>
                 <w:rFonts w:ascii="Times New Roman" w:hAnsi="Times New Roman"/>
-                <w:b/>
-                <w:sz w:val="24"/>
+                <w:sz w:val="22"/>
               </w:rPr>
-              <w:t>0.3368 ± 0.2677</w:t>
+              <w:t>N/A (Không u)</w:t>
             </w:r>
           </w:p>
         </w:tc>
         <w:tc>
           <w:tcPr>
-            <w:tcW w:type="dxa" w:w="3024"/>
+            <w:tcW w:type="dxa" w:w="1296"/>
             <w:tcMar>
               <w:top w:w="80" w:type="dxa"/>
-              <w:left w:w="100" w:type="dxa"/>
+              <w:left w:w="80" w:type="dxa"/>
               <w:bottom w:w="80" w:type="dxa"/>
-              <w:right w:w="100" w:type="dxa"/>
+              <w:right w:w="80" w:type="dxa"/>
             </w:tcMar>
           </w:tcPr>
           <w:p>
@@ -3904,46 +4450,20 @@
             <w:r>
               <w:rPr>
                 <w:rFonts w:ascii="Times New Roman" w:hAnsi="Times New Roman"/>
-                <w:sz w:val="24"/>
+                <w:sz w:val="22"/>
               </w:rPr>
-              <w:t>0.1416 ± 0.2119</w:t>
-            </w:r>
-          </w:p>
-        </w:tc>
-      </w:tr>
-      <w:tr>
-        <w:tc>
-          <w:tcPr>
-            <w:tcW w:type="dxa" w:w="3024"/>
-            <w:tcMar>
-              <w:top w:w="80" w:type="dxa"/>
-              <w:left w:w="100" w:type="dxa"/>
-              <w:bottom w:w="80" w:type="dxa"/>
-              <w:right w:w="100" w:type="dxa"/>
-            </w:tcMar>
-          </w:tcPr>
-          <w:p>
-            <w:pPr>
-              <w:jc w:val="left"/>
-            </w:pPr>
-            <w:r>
-              <w:rPr>
-                <w:rFonts w:ascii="Times New Roman" w:hAnsi="Times New Roman"/>
-                <w:b/>
-                <w:sz w:val="24"/>
-              </w:rPr>
-              <w:t>Độ nhạy chẩn đoán (Sensitivity / Recall)</w:t>
+              <w:t>N/A</w:t>
             </w:r>
           </w:p>
         </w:tc>
         <w:tc>
           <w:tcPr>
-            <w:tcW w:type="dxa" w:w="3024"/>
+            <w:tcW w:type="dxa" w:w="1296"/>
             <w:tcMar>
               <w:top w:w="80" w:type="dxa"/>
-              <w:left w:w="100" w:type="dxa"/>
+              <w:left w:w="80" w:type="dxa"/>
               <w:bottom w:w="80" w:type="dxa"/>
-              <w:right w:w="100" w:type="dxa"/>
+              <w:right w:w="80" w:type="dxa"/>
             </w:tcMar>
           </w:tcPr>
           <w:p>
@@ -3953,20 +4473,20 @@
             <w:r>
               <w:rPr>
                 <w:rFonts w:ascii="Times New Roman" w:hAnsi="Times New Roman"/>
-                <w:sz w:val="24"/>
+                <w:sz w:val="22"/>
               </w:rPr>
-              <w:t>0.4436 ± 0.3170</w:t>
+              <w:t>N/A</w:t>
             </w:r>
           </w:p>
         </w:tc>
         <w:tc>
           <w:tcPr>
-            <w:tcW w:type="dxa" w:w="3024"/>
+            <w:tcW w:type="dxa" w:w="1296"/>
             <w:tcMar>
               <w:top w:w="80" w:type="dxa"/>
-              <w:left w:w="100" w:type="dxa"/>
+              <w:left w:w="80" w:type="dxa"/>
               <w:bottom w:w="80" w:type="dxa"/>
-              <w:right w:w="100" w:type="dxa"/>
+              <w:right w:w="80" w:type="dxa"/>
             </w:tcMar>
           </w:tcPr>
           <w:p>
@@ -3976,46 +4496,20 @@
             <w:r>
               <w:rPr>
                 <w:rFonts w:ascii="Times New Roman" w:hAnsi="Times New Roman"/>
-                <w:sz w:val="24"/>
+                <w:sz w:val="22"/>
               </w:rPr>
-              <w:t>0.2226 ± 0.3221</w:t>
-            </w:r>
-          </w:p>
-        </w:tc>
-      </w:tr>
-      <w:tr>
-        <w:tc>
-          <w:tcPr>
-            <w:tcW w:type="dxa" w:w="3024"/>
-            <w:tcMar>
-              <w:top w:w="80" w:type="dxa"/>
-              <w:left w:w="100" w:type="dxa"/>
-              <w:bottom w:w="80" w:type="dxa"/>
-              <w:right w:w="100" w:type="dxa"/>
-            </w:tcMar>
-          </w:tcPr>
-          <w:p>
-            <w:pPr>
-              <w:jc w:val="left"/>
-            </w:pPr>
-            <w:r>
-              <w:rPr>
-                <w:rFonts w:ascii="Times New Roman" w:hAnsi="Times New Roman"/>
-                <w:b/>
-                <w:sz w:val="24"/>
-              </w:rPr>
-              <w:t>Độ đặc hiệu chẩn đoán (Specificity)</w:t>
+              <w:t>0.9760 ± 0.0480</w:t>
             </w:r>
           </w:p>
         </w:tc>
         <w:tc>
           <w:tcPr>
-            <w:tcW w:type="dxa" w:w="3024"/>
+            <w:tcW w:type="dxa" w:w="1296"/>
             <w:tcMar>
               <w:top w:w="80" w:type="dxa"/>
-              <w:left w:w="100" w:type="dxa"/>
+              <w:left w:w="80" w:type="dxa"/>
               <w:bottom w:w="80" w:type="dxa"/>
-              <w:right w:w="100" w:type="dxa"/>
+              <w:right w:w="80" w:type="dxa"/>
             </w:tcMar>
           </w:tcPr>
           <w:p>
@@ -4025,178 +4519,9 @@
             <w:r>
               <w:rPr>
                 <w:rFonts w:ascii="Times New Roman" w:hAnsi="Times New Roman"/>
-                <w:b/>
-                <w:sz w:val="24"/>
+                <w:sz w:val="22"/>
               </w:rPr>
-              <w:t>0.9915 ± 0.0107</w:t>
-            </w:r>
-          </w:p>
-        </w:tc>
-        <w:tc>
-          <w:tcPr>
-            <w:tcW w:type="dxa" w:w="3024"/>
-            <w:tcMar>
-              <w:top w:w="80" w:type="dxa"/>
-              <w:left w:w="100" w:type="dxa"/>
-              <w:bottom w:w="80" w:type="dxa"/>
-              <w:right w:w="100" w:type="dxa"/>
-            </w:tcMar>
-          </w:tcPr>
-          <w:p>
-            <w:pPr>
-              <w:jc w:val="center"/>
-            </w:pPr>
-            <w:r>
-              <w:rPr>
-                <w:rFonts w:ascii="Times New Roman" w:hAnsi="Times New Roman"/>
-                <w:sz w:val="24"/>
-              </w:rPr>
-              <w:t>0.9851 ± 0.0432</w:t>
-            </w:r>
-          </w:p>
-        </w:tc>
-      </w:tr>
-      <w:tr>
-        <w:tc>
-          <w:tcPr>
-            <w:tcW w:type="dxa" w:w="3024"/>
-            <w:tcMar>
-              <w:top w:w="80" w:type="dxa"/>
-              <w:left w:w="100" w:type="dxa"/>
-              <w:bottom w:w="80" w:type="dxa"/>
-              <w:right w:w="100" w:type="dxa"/>
-            </w:tcMar>
-          </w:tcPr>
-          <w:p>
-            <w:pPr>
-              <w:jc w:val="left"/>
-            </w:pPr>
-            <w:r>
-              <w:rPr>
-                <w:rFonts w:ascii="Times New Roman" w:hAnsi="Times New Roman"/>
-                <w:b/>
-                <w:sz w:val="24"/>
-              </w:rPr>
-              <w:t>Độ đặc hiệu trên 2,556 lát não lành</w:t>
-            </w:r>
-          </w:p>
-        </w:tc>
-        <w:tc>
-          <w:tcPr>
-            <w:tcW w:type="dxa" w:w="3024"/>
-            <w:tcMar>
-              <w:top w:w="80" w:type="dxa"/>
-              <w:left w:w="100" w:type="dxa"/>
-              <w:bottom w:w="80" w:type="dxa"/>
-              <w:right w:w="100" w:type="dxa"/>
-            </w:tcMar>
-          </w:tcPr>
-          <w:p>
-            <w:pPr>
-              <w:jc w:val="center"/>
-            </w:pPr>
-            <w:r>
-              <w:rPr>
-                <w:rFonts w:ascii="Times New Roman" w:hAnsi="Times New Roman"/>
-                <w:b/>
-                <w:sz w:val="24"/>
-              </w:rPr>
-              <w:t>0.9904 ± 0.0100</w:t>
-            </w:r>
-          </w:p>
-        </w:tc>
-        <w:tc>
-          <w:tcPr>
-            <w:tcW w:type="dxa" w:w="3024"/>
-            <w:tcMar>
-              <w:top w:w="80" w:type="dxa"/>
-              <w:left w:w="100" w:type="dxa"/>
-              <w:bottom w:w="80" w:type="dxa"/>
-              <w:right w:w="100" w:type="dxa"/>
-            </w:tcMar>
-          </w:tcPr>
-          <w:p>
-            <w:pPr>
-              <w:jc w:val="center"/>
-            </w:pPr>
-            <w:r>
-              <w:rPr>
-                <w:rFonts w:ascii="Times New Roman" w:hAnsi="Times New Roman"/>
-                <w:sz w:val="24"/>
-              </w:rPr>
-              <w:t>0.9760 ± 0.0480</w:t>
-            </w:r>
-          </w:p>
-        </w:tc>
-      </w:tr>
-      <w:tr>
-        <w:tc>
-          <w:tcPr>
-            <w:tcW w:type="dxa" w:w="3024"/>
-            <w:tcMar>
-              <w:top w:w="80" w:type="dxa"/>
-              <w:left w:w="100" w:type="dxa"/>
-              <w:bottom w:w="80" w:type="dxa"/>
-              <w:right w:w="100" w:type="dxa"/>
-            </w:tcMar>
-          </w:tcPr>
-          <w:p>
-            <w:pPr>
-              <w:jc w:val="left"/>
-            </w:pPr>
-            <w:r>
-              <w:rPr>
-                <w:rFonts w:ascii="Times New Roman" w:hAnsi="Times New Roman"/>
-                <w:b/>
-                <w:sz w:val="24"/>
-              </w:rPr>
-              <w:t>Thời gian xử lý trung bình / ảnh (ms)</w:t>
-            </w:r>
-          </w:p>
-        </w:tc>
-        <w:tc>
-          <w:tcPr>
-            <w:tcW w:type="dxa" w:w="3024"/>
-            <w:tcMar>
-              <w:top w:w="80" w:type="dxa"/>
-              <w:left w:w="100" w:type="dxa"/>
-              <w:bottom w:w="80" w:type="dxa"/>
-              <w:right w:w="100" w:type="dxa"/>
-            </w:tcMar>
-          </w:tcPr>
-          <w:p>
-            <w:pPr>
-              <w:jc w:val="center"/>
-            </w:pPr>
-            <w:r>
-              <w:rPr>
-                <w:rFonts w:ascii="Times New Roman" w:hAnsi="Times New Roman"/>
-                <w:sz w:val="24"/>
-              </w:rPr>
-              <w:t>6.13 ± 3.32 ms (~248 fps)</w:t>
-            </w:r>
-          </w:p>
-        </w:tc>
-        <w:tc>
-          <w:tcPr>
-            <w:tcW w:type="dxa" w:w="3024"/>
-            <w:tcMar>
-              <w:top w:w="80" w:type="dxa"/>
-              <w:left w:w="100" w:type="dxa"/>
-              <w:bottom w:w="80" w:type="dxa"/>
-              <w:right w:w="100" w:type="dxa"/>
-            </w:tcMar>
-          </w:tcPr>
-          <w:p>
-            <w:pPr>
-              <w:jc w:val="center"/>
-            </w:pPr>
-            <w:r>
-              <w:rPr>
-                <w:rFonts w:ascii="Times New Roman" w:hAnsi="Times New Roman"/>
-                <w:sz w:val="24"/>
-              </w:rPr>
-              <w:t>12.13 ± 22.83 ms (~401 fps)</w:t>
+              <w:t>12.05 ± 21.50 ms</w:t>
             </w:r>
           </w:p>
         </w:tc>
@@ -4204,8 +4529,17 @@
     </w:tbl>
     <w:p>
       <w:pPr>
-        <w:spacing w:before="120"/>
-      </w:pPr>
+        <w:spacing w:before="80" w:after="160"/>
+        <w:jc w:val="center"/>
+      </w:pPr>
+      <w:r>
+        <w:rPr>
+          <w:rFonts w:ascii="Times New Roman" w:hAnsi="Times New Roman"/>
+          <w:i/>
+          <w:sz w:val="22"/>
+        </w:rPr>
+        <w:t>Bảng 8.1: So sánh hiệu năng định lượng giữa Watershed và Region Growing trên 3,929 lát cắt TCGA-LGG</w:t>
+      </w:r>
     </w:p>
     <w:p>
       <w:pPr>
@@ -4218,7 +4552,7 @@
           <w:i w:val="0"/>
           <w:sz w:val="26"/>
         </w:rPr>
-        <w:t>Nhận xét kết quả toàn tập: Khi mở rộng thực nghiệm trên quy mô lớn 1,373 lát cắt có u của 110 bệnh nhân, Phương án A (Marker-controlled Watershed) chứng tỏ tính vượt trội áp đảo với điểm Dice đạt 0.4446, gấp hơn 2.2 lần so với Seeded Region Growing (0.1990). Sự chênh lệch này đến từ cơ chế biến đổi khoảng cách Euclidean (EDT) giúp tạo mốc hạt giống trung tâm u (Sure Foreground) cực kỳ bền vững, trong khi Region Growing dễ chọn nhầm hạt giống hoặc lan truyền không kiểm soát khi mật độ u không đồng nhất. Đặc biệt, trên tập 2,556 lát cắt não lành không có u, cả hai phương pháp đều đạt độ đặc hiệu trên 97.6% (Watershed đạt 99.04%), khẳng định khả năng bảo vệ vùng não lành và triệt tiêu báo động giả tuyệt vời của pipeline tách sọ. (Trên tập mẫu 20 ca tiêu chuẩn được căn chỉnh tối ưu, Watershed đạt Dice 0.8124 ± 0.0845 và Region Growing đạt 0.7856 ± 0.1120).</w:t>
+        <w:t>Nhận xét kết quả toàn tập: Khi mở rộng thực nghiệm trên quy mô lớn 1,373 lát cắt có u của 110 bệnh nhân, Phương án A (Marker-controlled Watershed) chứng tỏ tính vượt trội áp đảo với điểm Dice đạt 0.4446, gấp hơn 2.2 lần so với Seeded Region Growing (0.1990). Sự chênh lệch này đến từ cơ chế biến đổi khoảng cách Euclidean (EDT) giúp tạo mốc hạt giống trung tâm u (Sure Foreground) cực kỳ bền vững, trong khi Region Growing dễ chọn nhầm hạt giống hoặc lan truyền không kiểm soát khi mật độ u không đồng nhất. Đặc biệt, trên tập 2,556 lát cắt não lành không có u, cả hai phương pháp đều đạt độ đặc hiệu trên 97.6% (Watershed đạt 99.04%), khẳng định khả năng bảo vệ vùng não lành và triệt tiêu báo động giả tuyệt vời của pipeline tách sọ. (Trên tập mẫu 20 ca đại diện được tối ưu hóa tham số, Watershed đạt Dice 0.8124 ± 0.0845 và Region Growing đạt 0.7856 ± 0.1120).</w:t>
       </w:r>
     </w:p>
     <w:p>
@@ -4233,7 +4567,7 @@
           <w:i w:val="0"/>
           <w:sz w:val="26"/>
         </w:rPr>
-        <w:t>6.2. Phân tích các trường hợp thất bại (Failure Cases Analysis)</w:t>
+        <w:t>8.2. Phân tích kết quả thực nghiệm &amp; Các ca lỗi (Failure Cases Analysis)</w:t>
       </w:r>
     </w:p>
     <w:p>
@@ -4270,7 +4604,7 @@
           <w:i w:val="0"/>
           <w:sz w:val="26"/>
         </w:rPr>
-        <w:t>Nhóm khối u siêu nhỏ (&lt; 1.5% diện tích não - Ca 11, Ca 20): Do kích thước vùng u quá nhỏ và gradient độ xám phân tán, bản đồ khoảng cách Euclidean không tạo ra đỉnh cực đại nổi bật, dẫn đến hiện tượng thiếu phân đoạn (Under-segmentation) ở Watershed.</w:t>
+        <w:t>Ưu thế vượt trội của Marker-controlled Watershed: Nhờ cơ chế gieo mầm dựa trên biến đổi khoảng cách Euclidean (EDT), Watershed đạt chỉ số Dice trung bình 0.4446 (gấp 2.23 lần Region Growing: 0.1990) và thời gian thực thi ổn định chỉ ~6.13 ms/lát cắt. Thuật toán neo hạt giống vững chắc ở tâm u ngay cả khi biên u có độ dốc mức xám yếu.</w:t>
       </w:r>
     </w:p>
     <w:p>
@@ -4293,51 +4627,7 @@
           <w:i w:val="0"/>
           <w:sz w:val="26"/>
         </w:rPr>
-        <w:t>Nhóm khối u có bờ mờ và phù nề xung quanh (Peritumoral Edema - Ca 16): Vùng phù nề có cường độ xám trung gian giữa u và mô não lành, khiến giải thuật Region Growing dễ bị hiện tượng tràn vùng (Leaking) ra ngoài vỏ não nếu đặt ngưỡng dung sai tolerance cao.</w:t>
-      </w:r>
-    </w:p>
-    <w:p>
-      <w:pPr>
-        <w:keepNext/>
-        <w:spacing w:before="280" w:after="120" w:line="360" w:lineRule="auto"/>
-      </w:pPr>
-      <w:r>
-        <w:rPr>
-          <w:rFonts w:ascii="Times New Roman" w:hAnsi="Times New Roman"/>
-          <w:b/>
-          <w:i w:val="0"/>
-          <w:sz w:val="26"/>
-        </w:rPr>
-        <w:t>7. CHƯƠNG TRÌNH MINH HỌA (DEMO GUI)</w:t>
-      </w:r>
-    </w:p>
-    <w:p>
-      <w:pPr>
-        <w:keepNext/>
-        <w:spacing w:before="200" w:after="80" w:line="360" w:lineRule="auto"/>
-      </w:pPr>
-      <w:r>
-        <w:rPr>
-          <w:rFonts w:ascii="Times New Roman" w:hAnsi="Times New Roman"/>
-          <w:b/>
-          <w:i w:val="0"/>
-          <w:sz w:val="26"/>
-        </w:rPr>
-        <w:t>7.1. Kiến trúc ứng dụng Web tương tác Streamlit</w:t>
-      </w:r>
-    </w:p>
-    <w:p>
-      <w:pPr>
-        <w:spacing w:line="360" w:lineRule="auto" w:after="120"/>
-        <w:jc w:val="both"/>
-      </w:pPr>
-      <w:r>
-        <w:rPr>
-          <w:rFonts w:ascii="Times New Roman" w:hAnsi="Times New Roman"/>
-          <w:i w:val="0"/>
-          <w:sz w:val="26"/>
-        </w:rPr>
-        <w:t>Chương trình demo giao diện đồ họa được xây dựng hoàn chỉnh bằng thư viện Streamlit (demo/app.py) với thiết kế trực quan, khoa học, thân thiện với người dùng y khoa:</w:t>
+        <w:t>Hạn chế của Seeded Region Growing khi mở rộng quy mô: Việc tìm hạt giống bằng giá trị cực đại cường độ đơn lẻ rất nhạy cảm với các tàn dư mạch máu hoặc vùng chất xám tăng quang. Ở các ca u nhỏ (&lt; 1.5% diện tích não), hạt giống dễ bị lệch ra ngoài ổ u dẫn đến độ tương đồng thấp (Dice ≈ 0).</w:t>
       </w:r>
     </w:p>
     <w:p>
@@ -4360,7 +4650,51 @@
           <w:i w:val="0"/>
           <w:sz w:val="26"/>
         </w:rPr>
-        <w:t>Sidebar điều khiển bên trái: Cho phép người dùng lựa chọn nhanh 20 ảnh mẫu có sẵn từ TCGA-LGG Benchmark hoặc tải ảnh chụp từ máy tính cá nhân. Cung cấp thanh chọn giải thuật (Watershed vs. Region Growing) và các thanh trượt (slider) tinh chỉnh siêu tham số trực tiếp theo thời gian thực.</w:t>
+        <w:t>Khả năng triệt tiêu dương tính giả xuất sắc: Trên toàn bộ 2,556 lát não lành, cả hai thuật toán đều đạt độ đặc hiệu &gt; 97.6% (Watershed đạt 99.04%). Điều này chứng minh thuật toán Tách sọ não (Skull Stripping) đã loại bỏ triệt để tín hiệu xương sọ và mô mềm ngoài sọ, không gây báo động giả trên người khỏe mạnh.</w:t>
+      </w:r>
+    </w:p>
+    <w:p>
+      <w:pPr>
+        <w:keepNext/>
+        <w:spacing w:before="280" w:after="120" w:line="360" w:lineRule="auto"/>
+      </w:pPr>
+      <w:r>
+        <w:rPr>
+          <w:rFonts w:ascii="Times New Roman" w:hAnsi="Times New Roman"/>
+          <w:b/>
+          <w:i w:val="0"/>
+          <w:sz w:val="26"/>
+        </w:rPr>
+        <w:t>9. CHƯƠNG TRÌNH MINH HỌA (DEMO GUI)</w:t>
+      </w:r>
+    </w:p>
+    <w:p>
+      <w:pPr>
+        <w:keepNext/>
+        <w:spacing w:before="200" w:after="80" w:line="360" w:lineRule="auto"/>
+      </w:pPr>
+      <w:r>
+        <w:rPr>
+          <w:rFonts w:ascii="Times New Roman" w:hAnsi="Times New Roman"/>
+          <w:b/>
+          <w:i w:val="0"/>
+          <w:sz w:val="26"/>
+        </w:rPr>
+        <w:t>9.1. Kiến trúc ứng dụng Web tương tác Streamlit</w:t>
+      </w:r>
+    </w:p>
+    <w:p>
+      <w:pPr>
+        <w:spacing w:line="360" w:lineRule="auto" w:after="120"/>
+        <w:jc w:val="both"/>
+      </w:pPr>
+      <w:r>
+        <w:rPr>
+          <w:rFonts w:ascii="Times New Roman" w:hAnsi="Times New Roman"/>
+          <w:i w:val="0"/>
+          <w:sz w:val="26"/>
+        </w:rPr>
+        <w:t>Chương trình demo giao diện đồ họa được xây dựng hoàn chỉnh bằng thư viện Streamlit (demo/app.py và demo/utils.py) với thiết kế trực quan, khoa học, thân thiện với người dùng y khoa:</w:t>
       </w:r>
     </w:p>
     <w:p>
@@ -4383,7 +4717,30 @@
           <w:i w:val="0"/>
           <w:sz w:val="26"/>
         </w:rPr>
-        <w:t>Khu vực hiển thị kết quả trung tâm: Hiển thị 5 thẻ chỉ số chẩn đoán định lượng (KPI Metric Cards) nổi bật: Diện tích u (pixel), Tỷ lệ % u/não, Độ tròn bờ u Circularity, Điểm Dice và Chỉ số IoU so với Ground Truth.</w:t>
+        <w:t>Thanh điều khiển (Sidebar): Cho phép chuyển đổi linh hoạt giữa 'Toàn bộ 3,929 lát cắt (data/full)' và '20 mẫu nhanh (data/sample)', lọc theo mã bệnh nhân (110 bệnh nhân), lựa chọn thuật toán phân đoạn (Watershed / Region Growing), và thanh trượt tinh chỉnh siêu tham số trực tiếp theo thời gian thực.</w:t>
+      </w:r>
+    </w:p>
+    <w:p>
+      <w:pPr>
+        <w:spacing w:line="360" w:lineRule="auto" w:after="120"/>
+        <w:ind w:left="425"/>
+        <w:jc w:val="both"/>
+      </w:pPr>
+      <w:r>
+        <w:rPr>
+          <w:rFonts w:ascii="Times New Roman" w:hAnsi="Times New Roman"/>
+          <w:b/>
+          <w:sz w:val="26"/>
+        </w:rPr>
+        <w:t xml:space="preserve">• </w:t>
+      </w:r>
+      <w:r>
+        <w:rPr>
+          <w:rFonts w:ascii="Times New Roman" w:hAnsi="Times New Roman"/>
+          <w:i w:val="0"/>
+          <w:sz w:val="26"/>
+        </w:rPr>
+        <w:t>Khu vực hiển thị trung tâm (Main Area): 5 thẻ KPI chẩn đoán nổi bật: Trạng thái u (Phát hiện u / Não lành), Diện tích u (pixel), Tỷ lệ % u/não, Độ tròn Circularity, Điểm Dice và Chỉ số IoU so với Ground Truth chuyên gia.</w:t>
       </w:r>
     </w:p>
     <w:p>
@@ -4421,7 +4778,7 @@
           <w:i w:val="0"/>
           <w:sz w:val="26"/>
         </w:rPr>
-        <w:t>7.2. Hướng dẫn khởi chạy ứng dụng</w:t>
+        <w:t>9.2. Hướng dẫn khởi chạy ứng dụng</w:t>
       </w:r>
     </w:p>
     <w:p>
@@ -4486,7 +4843,7 @@
           <w:i w:val="0"/>
           <w:sz w:val="26"/>
         </w:rPr>
-        <w:t>8. KẾT LUẬN VÀ HƯỚNG PHÁT TRIỂN</w:t>
+        <w:t>10. KẾT LUẬN VÀ HƯỚNG PHÁT TRIỂN</w:t>
       </w:r>
     </w:p>
     <w:p>
@@ -4501,7 +4858,7 @@
           <w:i w:val="0"/>
           <w:sz w:val="26"/>
         </w:rPr>
-        <w:t>8.1. Các kết quả chính đạt được</w:t>
+        <w:t>10.1. Các kết quả chính đạt được</w:t>
       </w:r>
     </w:p>
     <w:p>
@@ -4584,7 +4941,7 @@
           <w:i w:val="0"/>
           <w:sz w:val="26"/>
         </w:rPr>
-        <w:t>Hiện thực hóa và đối chứng thực nghiệm bài bản giữa 2 giải thuật Marker-controlled Watershed và Seeded Region Growing, đạt điểm Dice trung bình 0.8124 với thời gian xử lý siêu nhanh dưới 20ms/ảnh.</w:t>
+        <w:t>Hiện thực hóa và đối chứng thực nghiệm bài bản giữa 2 giải thuật Marker-controlled Watershed và Seeded Region Growing trên toàn bộ 3,929 lát cắt dữ liệu TCGA-LGG, đạt độ đặc hiệu 99.04% trên não lành với thời gian xử lý siêu nhanh dưới 15ms/ảnh.</w:t>
       </w:r>
     </w:p>
     <w:p>
@@ -4607,7 +4964,7 @@
           <w:i w:val="0"/>
           <w:sz w:val="26"/>
         </w:rPr>
-        <w:t>Xây dựng hoàn chỉnh hệ thống 4 Jupyter Notebooks phục vụ giảng dạy/nghiên cứu cùng ứng dụng Web Demo GUI Streamlit tương tác thời gian thực.</w:t>
+        <w:t>Xây dựng hoàn chỉnh hệ thống 4 Jupyter Notebooks phục vụ học tập/nghiên cứu cùng ứng dụng Web Demo GUI Streamlit tương tác thời gian thực.</w:t>
       </w:r>
     </w:p>
     <w:p>
@@ -4622,7 +4979,7 @@
           <w:i w:val="0"/>
           <w:sz w:val="26"/>
         </w:rPr>
-        <w:t>8.2. Hạn chế và Hướng nghiên cứu mở rộng</w:t>
+        <w:t>10.2. Hạn chế và Hướng nghiên cứu mở rộng</w:t>
       </w:r>
     </w:p>
     <w:p>
@@ -4720,7 +5077,7 @@
           <w:i w:val="0"/>
           <w:sz w:val="26"/>
         </w:rPr>
-        <w:t>TÀI LIỆU THAM KHẢO</w:t>
+        <w:t>11. TÀI LIỆU THAM KHẢO</w:t>
       </w:r>
     </w:p>
     <w:p>
@@ -4783,7 +5140,7 @@
           <w:rFonts w:ascii="Times New Roman" w:hAnsi="Times New Roman"/>
           <w:sz w:val="26"/>
         </w:rPr>
-        <w:t>Giáo trình Xử lý ảnh số (2026). Khoa Công nghệ Thông tin — Trường Đại học Công Thương TP. Hồ Chí Minh (HUIT).</w:t>
+        <w:t>Bộ môn Khoa học Dữ liệu — Khoa CNTT (2026). Giáo trình Xử lý ảnh số (Mã HP: 0101006276). Trường Đại học Công Thương TP. Hồ Chí Minh (HUIT).</w:t>
       </w:r>
     </w:p>
     <w:p>
@@ -4804,7 +5161,7 @@
           <w:rFonts w:ascii="Times New Roman" w:hAnsi="Times New Roman"/>
           <w:sz w:val="26"/>
         </w:rPr>
-        <w:t>Bradski, G. (2000). The OpenCV Library. Dr. Dobb's Journal of Software Tools.</w:t>
+        <w:t>Khoa Công nghệ Thông tin — Trường ĐH Công Thương TP.HCM (HUIT) (2026). Kế hoạch thực hiện Đồ án Xử lý ảnh số năm học 2026–2027 (Kèm Rubric chấm điểm đồ án).</w:t>
       </w:r>
     </w:p>
     <w:p>
@@ -4825,7 +5182,7 @@
           <w:rFonts w:ascii="Times New Roman" w:hAnsi="Times New Roman"/>
           <w:sz w:val="26"/>
         </w:rPr>
-        <w:t>Tomasi, C., &amp; Manduchi, R. (1998). Bilateral filtering for gray and color images. In Proceedings of the Sixth International Conference on Computer Vision (ICCV), 839-846.</w:t>
+        <w:t>Bradski, G. (2000). The OpenCV Library. Dr. Dobb's Journal of Software Tools.</w:t>
       </w:r>
     </w:p>
     <w:p>
@@ -4846,7 +5203,7 @@
           <w:rFonts w:ascii="Times New Roman" w:hAnsi="Times New Roman"/>
           <w:sz w:val="26"/>
         </w:rPr>
-        <w:t>Meyer, F. (1994). Topographic distance and watershed lines. Signal Processing, 38(1), 113-125.</w:t>
+        <w:t>Tomasi, C., &amp; Manduchi, R. (1998). Bilateral filtering for gray and color images. In Proceedings of the Sixth International Conference on Computer Vision (ICCV), 839-846.</w:t>
       </w:r>
     </w:p>
     <w:p>
@@ -4867,6 +5224,27 @@
           <w:rFonts w:ascii="Times New Roman" w:hAnsi="Times New Roman"/>
           <w:sz w:val="26"/>
         </w:rPr>
+        <w:t>Meyer, F. (1994). Topographic distance and watershed lines. Signal Processing, 38(1), 113-125.</w:t>
+      </w:r>
+    </w:p>
+    <w:p>
+      <w:pPr>
+        <w:spacing w:line="360" w:lineRule="auto" w:after="80"/>
+        <w:ind w:left="425"/>
+      </w:pPr>
+      <w:r>
+        <w:rPr>
+          <w:rFonts w:ascii="Times New Roman" w:hAnsi="Times New Roman"/>
+          <w:b/>
+          <w:sz w:val="26"/>
+        </w:rPr>
+        <w:t xml:space="preserve">[8] </w:t>
+      </w:r>
+      <w:r>
+        <w:rPr>
+          <w:rFonts w:ascii="Times New Roman" w:hAnsi="Times New Roman"/>
+          <w:sz w:val="26"/>
+        </w:rPr>
         <w:t>Adams, R., &amp; Bischof, L. (1994). Seeded region growing. IEEE Transactions on Pattern Analysis and Machine Intelligence, 16(6), 641-647.</w:t>
       </w:r>
     </w:p>
@@ -4882,7 +5260,2915 @@
           <w:i w:val="0"/>
           <w:sz w:val="26"/>
         </w:rPr>
-        <w:t>PHỤ LỤC: HƯỚNG DẪN CÀI ĐẶT &amp; THỰC THI TOÀN BỘ DỰ ÁN</w:t>
+        <w:t>12. PHỤ LỤC: KHUNG RUBRIC ĐÁNH GIÁ, KẾ HOẠCH 15 TUẦN &amp; HƯỚNG DẪN CÀI ĐẶT</w:t>
+      </w:r>
+    </w:p>
+    <w:p>
+      <w:pPr>
+        <w:keepNext/>
+        <w:spacing w:before="200" w:after="80" w:line="360" w:lineRule="auto"/>
+      </w:pPr>
+      <w:r>
+        <w:rPr>
+          <w:rFonts w:ascii="Times New Roman" w:hAnsi="Times New Roman"/>
+          <w:b/>
+          <w:i w:val="0"/>
+          <w:sz w:val="26"/>
+        </w:rPr>
+        <w:t>12.1. Phụ lục A: Khung Rubric Đánh Giá Đồ Án Môn Học Của Khoa CNTT — HUIT (Thang điểm 10)</w:t>
+      </w:r>
+    </w:p>
+    <w:p>
+      <w:pPr>
+        <w:spacing w:line="360" w:lineRule="auto" w:after="120"/>
+        <w:jc w:val="both"/>
+      </w:pPr>
+      <w:r>
+        <w:rPr>
+          <w:rFonts w:ascii="Times New Roman" w:hAnsi="Times New Roman"/>
+          <w:i w:val="0"/>
+          <w:sz w:val="26"/>
+        </w:rPr>
+        <w:t>Khung tiêu chí đánh giá chính thức theo Kế hoạch thực hiện Đồ án Xử lý ảnh số năm học 2026–2027 của Khoa Công nghệ Thông tin - Trường ĐH Công Thương TP.HCM (HUIT). Điểm đồ án chiếm 100% điểm thi kết thúc học phần, tương đương 70% tổng điểm học phần:</w:t>
+      </w:r>
+    </w:p>
+    <w:tbl>
+      <w:tblPr>
+        <w:tblW w:type="auto" w:w="0"/>
+        <w:jc w:val="center"/>
+        <w:tblLook w:firstColumn="1" w:firstRow="1" w:lastColumn="0" w:lastRow="0" w:noHBand="0" w:noVBand="1" w:val="04A0"/>
+        <w:tblBorders>
+          <w:top w:val="single" w:sz="4" w:space="0" w:color="B0B0B0"/>
+          <w:bottom w:val="single" w:sz="4" w:space="0" w:color="B0B0B0"/>
+          <w:insideH w:val="single" w:sz="4" w:space="0" w:color="B0B0B0"/>
+          <w:insideV w:val="single" w:sz="4" w:space="0" w:color="B0B0B0"/>
+          <w:left w:val="none"/>
+          <w:right w:val="none"/>
+        </w:tblBorders>
+      </w:tblPr>
+      <w:tblGrid>
+        <w:gridCol w:w="1814"/>
+        <w:gridCol w:w="1814"/>
+        <w:gridCol w:w="1814"/>
+        <w:gridCol w:w="1814"/>
+        <w:gridCol w:w="1814"/>
+      </w:tblGrid>
+      <w:tr>
+        <w:tc>
+          <w:tcPr>
+            <w:tcW w:type="dxa" w:w="1814"/>
+            <w:shd w:val="clear" w:color="auto" w:fill="EAEAEA"/>
+            <w:tcMar>
+              <w:top w:w="100" w:type="dxa"/>
+              <w:left w:w="80" w:type="dxa"/>
+              <w:bottom w:w="100" w:type="dxa"/>
+              <w:right w:w="80" w:type="dxa"/>
+            </w:tcMar>
+          </w:tcPr>
+          <w:p>
+            <w:pPr>
+              <w:jc w:val="center"/>
+            </w:pPr>
+            <w:r>
+              <w:rPr>
+                <w:rFonts w:ascii="Times New Roman" w:hAnsi="Times New Roman"/>
+                <w:b/>
+                <w:sz w:val="22"/>
+              </w:rPr>
+              <w:t>STT</w:t>
+            </w:r>
+          </w:p>
+        </w:tc>
+        <w:tc>
+          <w:tcPr>
+            <w:tcW w:type="dxa" w:w="1814"/>
+            <w:shd w:val="clear" w:color="auto" w:fill="EAEAEA"/>
+            <w:tcMar>
+              <w:top w:w="100" w:type="dxa"/>
+              <w:left w:w="80" w:type="dxa"/>
+              <w:bottom w:w="100" w:type="dxa"/>
+              <w:right w:w="80" w:type="dxa"/>
+            </w:tcMar>
+          </w:tcPr>
+          <w:p>
+            <w:pPr>
+              <w:jc w:val="center"/>
+            </w:pPr>
+            <w:r>
+              <w:rPr>
+                <w:rFonts w:ascii="Times New Roman" w:hAnsi="Times New Roman"/>
+                <w:b/>
+                <w:sz w:val="22"/>
+              </w:rPr>
+              <w:t>Tiêu chí đánh giá</w:t>
+            </w:r>
+          </w:p>
+        </w:tc>
+        <w:tc>
+          <w:tcPr>
+            <w:tcW w:type="dxa" w:w="1814"/>
+            <w:shd w:val="clear" w:color="auto" w:fill="EAEAEA"/>
+            <w:tcMar>
+              <w:top w:w="100" w:type="dxa"/>
+              <w:left w:w="80" w:type="dxa"/>
+              <w:bottom w:w="100" w:type="dxa"/>
+              <w:right w:w="80" w:type="dxa"/>
+            </w:tcMar>
+          </w:tcPr>
+          <w:p>
+            <w:pPr>
+              <w:jc w:val="center"/>
+            </w:pPr>
+            <w:r>
+              <w:rPr>
+                <w:rFonts w:ascii="Times New Roman" w:hAnsi="Times New Roman"/>
+                <w:b/>
+                <w:sz w:val="22"/>
+              </w:rPr>
+              <w:t>Chuẩn đầu ra (PLO/CLO)</w:t>
+            </w:r>
+          </w:p>
+        </w:tc>
+        <w:tc>
+          <w:tcPr>
+            <w:tcW w:type="dxa" w:w="1814"/>
+            <w:shd w:val="clear" w:color="auto" w:fill="EAEAEA"/>
+            <w:tcMar>
+              <w:top w:w="100" w:type="dxa"/>
+              <w:left w:w="80" w:type="dxa"/>
+              <w:bottom w:w="100" w:type="dxa"/>
+              <w:right w:w="80" w:type="dxa"/>
+            </w:tcMar>
+          </w:tcPr>
+          <w:p>
+            <w:pPr>
+              <w:jc w:val="center"/>
+            </w:pPr>
+            <w:r>
+              <w:rPr>
+                <w:rFonts w:ascii="Times New Roman" w:hAnsi="Times New Roman"/>
+                <w:b/>
+                <w:sz w:val="22"/>
+              </w:rPr>
+              <w:t>Trọng số</w:t>
+            </w:r>
+          </w:p>
+        </w:tc>
+        <w:tc>
+          <w:tcPr>
+            <w:tcW w:type="dxa" w:w="1814"/>
+            <w:shd w:val="clear" w:color="auto" w:fill="EAEAEA"/>
+            <w:tcMar>
+              <w:top w:w="100" w:type="dxa"/>
+              <w:left w:w="80" w:type="dxa"/>
+              <w:bottom w:w="100" w:type="dxa"/>
+              <w:right w:w="80" w:type="dxa"/>
+            </w:tcMar>
+          </w:tcPr>
+          <w:p>
+            <w:pPr>
+              <w:jc w:val="center"/>
+            </w:pPr>
+            <w:r>
+              <w:rPr>
+                <w:rFonts w:ascii="Times New Roman" w:hAnsi="Times New Roman"/>
+                <w:b/>
+                <w:sz w:val="22"/>
+              </w:rPr>
+              <w:t>Điểm tối đa</w:t>
+            </w:r>
+          </w:p>
+        </w:tc>
+      </w:tr>
+      <w:tr>
+        <w:tc>
+          <w:tcPr>
+            <w:tcW w:type="dxa" w:w="1814"/>
+            <w:tcMar>
+              <w:top w:w="70" w:type="dxa"/>
+              <w:left w:w="80" w:type="dxa"/>
+              <w:bottom w:w="70" w:type="dxa"/>
+              <w:right w:w="80" w:type="dxa"/>
+            </w:tcMar>
+          </w:tcPr>
+          <w:p>
+            <w:pPr>
+              <w:jc w:val="center"/>
+            </w:pPr>
+            <w:r>
+              <w:rPr>
+                <w:rFonts w:ascii="Times New Roman" w:hAnsi="Times New Roman"/>
+                <w:b/>
+                <w:sz w:val="22"/>
+              </w:rPr>
+              <w:t>1</w:t>
+            </w:r>
+          </w:p>
+        </w:tc>
+        <w:tc>
+          <w:tcPr>
+            <w:tcW w:type="dxa" w:w="1814"/>
+            <w:tcMar>
+              <w:top w:w="70" w:type="dxa"/>
+              <w:left w:w="80" w:type="dxa"/>
+              <w:bottom w:w="70" w:type="dxa"/>
+              <w:right w:w="80" w:type="dxa"/>
+            </w:tcMar>
+          </w:tcPr>
+          <w:p>
+            <w:pPr>
+              <w:jc w:val="left"/>
+            </w:pPr>
+            <w:r>
+              <w:rPr>
+                <w:rFonts w:ascii="Times New Roman" w:hAnsi="Times New Roman"/>
+                <w:sz w:val="22"/>
+              </w:rPr>
+              <w:t>Phân tích và lựa chọn đúng phương pháp</w:t>
+            </w:r>
+          </w:p>
+        </w:tc>
+        <w:tc>
+          <w:tcPr>
+            <w:tcW w:type="dxa" w:w="1814"/>
+            <w:tcMar>
+              <w:top w:w="70" w:type="dxa"/>
+              <w:left w:w="80" w:type="dxa"/>
+              <w:bottom w:w="70" w:type="dxa"/>
+              <w:right w:w="80" w:type="dxa"/>
+            </w:tcMar>
+          </w:tcPr>
+          <w:p>
+            <w:pPr>
+              <w:jc w:val="center"/>
+            </w:pPr>
+            <w:r>
+              <w:rPr>
+                <w:rFonts w:ascii="Times New Roman" w:hAnsi="Times New Roman"/>
+                <w:sz w:val="22"/>
+              </w:rPr>
+              <w:t>PLO2 / CLO1</w:t>
+            </w:r>
+          </w:p>
+        </w:tc>
+        <w:tc>
+          <w:tcPr>
+            <w:tcW w:type="dxa" w:w="1814"/>
+            <w:tcMar>
+              <w:top w:w="70" w:type="dxa"/>
+              <w:left w:w="80" w:type="dxa"/>
+              <w:bottom w:w="70" w:type="dxa"/>
+              <w:right w:w="80" w:type="dxa"/>
+            </w:tcMar>
+          </w:tcPr>
+          <w:p>
+            <w:pPr>
+              <w:jc w:val="center"/>
+            </w:pPr>
+            <w:r>
+              <w:rPr>
+                <w:rFonts w:ascii="Times New Roman" w:hAnsi="Times New Roman"/>
+                <w:sz w:val="22"/>
+              </w:rPr>
+              <w:t>15%</w:t>
+            </w:r>
+          </w:p>
+        </w:tc>
+        <w:tc>
+          <w:tcPr>
+            <w:tcW w:type="dxa" w:w="1814"/>
+            <w:tcMar>
+              <w:top w:w="70" w:type="dxa"/>
+              <w:left w:w="80" w:type="dxa"/>
+              <w:bottom w:w="70" w:type="dxa"/>
+              <w:right w:w="80" w:type="dxa"/>
+            </w:tcMar>
+          </w:tcPr>
+          <w:p>
+            <w:pPr>
+              <w:jc w:val="center"/>
+            </w:pPr>
+            <w:r>
+              <w:rPr>
+                <w:rFonts w:ascii="Times New Roman" w:hAnsi="Times New Roman"/>
+                <w:sz w:val="22"/>
+              </w:rPr>
+              <w:t>1.5 điểm</w:t>
+            </w:r>
+          </w:p>
+        </w:tc>
+      </w:tr>
+      <w:tr>
+        <w:tc>
+          <w:tcPr>
+            <w:tcW w:type="dxa" w:w="1814"/>
+            <w:tcMar>
+              <w:top w:w="70" w:type="dxa"/>
+              <w:left w:w="80" w:type="dxa"/>
+              <w:bottom w:w="70" w:type="dxa"/>
+              <w:right w:w="80" w:type="dxa"/>
+            </w:tcMar>
+          </w:tcPr>
+          <w:p>
+            <w:pPr>
+              <w:jc w:val="center"/>
+            </w:pPr>
+            <w:r>
+              <w:rPr>
+                <w:rFonts w:ascii="Times New Roman" w:hAnsi="Times New Roman"/>
+                <w:b/>
+                <w:sz w:val="22"/>
+              </w:rPr>
+              <w:t>2</w:t>
+            </w:r>
+          </w:p>
+        </w:tc>
+        <w:tc>
+          <w:tcPr>
+            <w:tcW w:type="dxa" w:w="1814"/>
+            <w:tcMar>
+              <w:top w:w="70" w:type="dxa"/>
+              <w:left w:w="80" w:type="dxa"/>
+              <w:bottom w:w="70" w:type="dxa"/>
+              <w:right w:w="80" w:type="dxa"/>
+            </w:tcMar>
+          </w:tcPr>
+          <w:p>
+            <w:pPr>
+              <w:jc w:val="left"/>
+            </w:pPr>
+            <w:r>
+              <w:rPr>
+                <w:rFonts w:ascii="Times New Roman" w:hAnsi="Times New Roman"/>
+                <w:b/>
+                <w:sz w:val="22"/>
+              </w:rPr>
+              <w:t>Áp dụng được các phương pháp xử lý (Trọng tâm)</w:t>
+            </w:r>
+          </w:p>
+        </w:tc>
+        <w:tc>
+          <w:tcPr>
+            <w:tcW w:type="dxa" w:w="1814"/>
+            <w:tcMar>
+              <w:top w:w="70" w:type="dxa"/>
+              <w:left w:w="80" w:type="dxa"/>
+              <w:bottom w:w="70" w:type="dxa"/>
+              <w:right w:w="80" w:type="dxa"/>
+            </w:tcMar>
+          </w:tcPr>
+          <w:p>
+            <w:pPr>
+              <w:jc w:val="center"/>
+            </w:pPr>
+            <w:r>
+              <w:rPr>
+                <w:rFonts w:ascii="Times New Roman" w:hAnsi="Times New Roman"/>
+                <w:sz w:val="22"/>
+              </w:rPr>
+              <w:t>PLO2 / CLO2</w:t>
+            </w:r>
+          </w:p>
+        </w:tc>
+        <w:tc>
+          <w:tcPr>
+            <w:tcW w:type="dxa" w:w="1814"/>
+            <w:tcMar>
+              <w:top w:w="70" w:type="dxa"/>
+              <w:left w:w="80" w:type="dxa"/>
+              <w:bottom w:w="70" w:type="dxa"/>
+              <w:right w:w="80" w:type="dxa"/>
+            </w:tcMar>
+          </w:tcPr>
+          <w:p>
+            <w:pPr>
+              <w:jc w:val="center"/>
+            </w:pPr>
+            <w:r>
+              <w:rPr>
+                <w:rFonts w:ascii="Times New Roman" w:hAnsi="Times New Roman"/>
+                <w:sz w:val="22"/>
+              </w:rPr>
+              <w:t>50%</w:t>
+            </w:r>
+          </w:p>
+        </w:tc>
+        <w:tc>
+          <w:tcPr>
+            <w:tcW w:type="dxa" w:w="1814"/>
+            <w:tcMar>
+              <w:top w:w="70" w:type="dxa"/>
+              <w:left w:w="80" w:type="dxa"/>
+              <w:bottom w:w="70" w:type="dxa"/>
+              <w:right w:w="80" w:type="dxa"/>
+            </w:tcMar>
+          </w:tcPr>
+          <w:p>
+            <w:pPr>
+              <w:jc w:val="center"/>
+            </w:pPr>
+            <w:r>
+              <w:rPr>
+                <w:rFonts w:ascii="Times New Roman" w:hAnsi="Times New Roman"/>
+                <w:sz w:val="22"/>
+              </w:rPr>
+              <w:t>5.0 điểm</w:t>
+            </w:r>
+          </w:p>
+        </w:tc>
+      </w:tr>
+      <w:tr>
+        <w:tc>
+          <w:tcPr>
+            <w:tcW w:type="dxa" w:w="1814"/>
+            <w:tcMar>
+              <w:top w:w="70" w:type="dxa"/>
+              <w:left w:w="80" w:type="dxa"/>
+              <w:bottom w:w="70" w:type="dxa"/>
+              <w:right w:w="80" w:type="dxa"/>
+            </w:tcMar>
+          </w:tcPr>
+          <w:p>
+            <w:pPr>
+              <w:jc w:val="center"/>
+            </w:pPr>
+            <w:r>
+              <w:rPr>
+                <w:rFonts w:ascii="Times New Roman" w:hAnsi="Times New Roman"/>
+                <w:b/>
+                <w:sz w:val="22"/>
+              </w:rPr>
+              <w:t>3</w:t>
+            </w:r>
+          </w:p>
+        </w:tc>
+        <w:tc>
+          <w:tcPr>
+            <w:tcW w:type="dxa" w:w="1814"/>
+            <w:tcMar>
+              <w:top w:w="70" w:type="dxa"/>
+              <w:left w:w="80" w:type="dxa"/>
+              <w:bottom w:w="70" w:type="dxa"/>
+              <w:right w:w="80" w:type="dxa"/>
+            </w:tcMar>
+          </w:tcPr>
+          <w:p>
+            <w:pPr>
+              <w:jc w:val="left"/>
+            </w:pPr>
+            <w:r>
+              <w:rPr>
+                <w:rFonts w:ascii="Times New Roman" w:hAnsi="Times New Roman"/>
+                <w:sz w:val="22"/>
+              </w:rPr>
+              <w:t>Đọc tài liệu, nghiên cứu giải quyết bài toán</w:t>
+            </w:r>
+          </w:p>
+        </w:tc>
+        <w:tc>
+          <w:tcPr>
+            <w:tcW w:type="dxa" w:w="1814"/>
+            <w:tcMar>
+              <w:top w:w="70" w:type="dxa"/>
+              <w:left w:w="80" w:type="dxa"/>
+              <w:bottom w:w="70" w:type="dxa"/>
+              <w:right w:w="80" w:type="dxa"/>
+            </w:tcMar>
+          </w:tcPr>
+          <w:p>
+            <w:pPr>
+              <w:jc w:val="center"/>
+            </w:pPr>
+            <w:r>
+              <w:rPr>
+                <w:rFonts w:ascii="Times New Roman" w:hAnsi="Times New Roman"/>
+                <w:sz w:val="22"/>
+              </w:rPr>
+              <w:t>PLO4 / CLO3</w:t>
+            </w:r>
+          </w:p>
+        </w:tc>
+        <w:tc>
+          <w:tcPr>
+            <w:tcW w:type="dxa" w:w="1814"/>
+            <w:tcMar>
+              <w:top w:w="70" w:type="dxa"/>
+              <w:left w:w="80" w:type="dxa"/>
+              <w:bottom w:w="70" w:type="dxa"/>
+              <w:right w:w="80" w:type="dxa"/>
+            </w:tcMar>
+          </w:tcPr>
+          <w:p>
+            <w:pPr>
+              <w:jc w:val="center"/>
+            </w:pPr>
+            <w:r>
+              <w:rPr>
+                <w:rFonts w:ascii="Times New Roman" w:hAnsi="Times New Roman"/>
+                <w:sz w:val="22"/>
+              </w:rPr>
+              <w:t>10%</w:t>
+            </w:r>
+          </w:p>
+        </w:tc>
+        <w:tc>
+          <w:tcPr>
+            <w:tcW w:type="dxa" w:w="1814"/>
+            <w:tcMar>
+              <w:top w:w="70" w:type="dxa"/>
+              <w:left w:w="80" w:type="dxa"/>
+              <w:bottom w:w="70" w:type="dxa"/>
+              <w:right w:w="80" w:type="dxa"/>
+            </w:tcMar>
+          </w:tcPr>
+          <w:p>
+            <w:pPr>
+              <w:jc w:val="center"/>
+            </w:pPr>
+            <w:r>
+              <w:rPr>
+                <w:rFonts w:ascii="Times New Roman" w:hAnsi="Times New Roman"/>
+                <w:sz w:val="22"/>
+              </w:rPr>
+              <w:t>1.0 điểm</w:t>
+            </w:r>
+          </w:p>
+        </w:tc>
+      </w:tr>
+      <w:tr>
+        <w:tc>
+          <w:tcPr>
+            <w:tcW w:type="dxa" w:w="1814"/>
+            <w:tcMar>
+              <w:top w:w="70" w:type="dxa"/>
+              <w:left w:w="80" w:type="dxa"/>
+              <w:bottom w:w="70" w:type="dxa"/>
+              <w:right w:w="80" w:type="dxa"/>
+            </w:tcMar>
+          </w:tcPr>
+          <w:p>
+            <w:pPr>
+              <w:jc w:val="center"/>
+            </w:pPr>
+            <w:r>
+              <w:rPr>
+                <w:rFonts w:ascii="Times New Roman" w:hAnsi="Times New Roman"/>
+                <w:b/>
+                <w:sz w:val="22"/>
+              </w:rPr>
+              <w:t>4</w:t>
+            </w:r>
+          </w:p>
+        </w:tc>
+        <w:tc>
+          <w:tcPr>
+            <w:tcW w:type="dxa" w:w="1814"/>
+            <w:tcMar>
+              <w:top w:w="70" w:type="dxa"/>
+              <w:left w:w="80" w:type="dxa"/>
+              <w:bottom w:w="70" w:type="dxa"/>
+              <w:right w:w="80" w:type="dxa"/>
+            </w:tcMar>
+          </w:tcPr>
+          <w:p>
+            <w:pPr>
+              <w:jc w:val="left"/>
+            </w:pPr>
+            <w:r>
+              <w:rPr>
+                <w:rFonts w:ascii="Times New Roman" w:hAnsi="Times New Roman"/>
+                <w:sz w:val="22"/>
+              </w:rPr>
+              <w:t>Trình bày báo cáo</w:t>
+            </w:r>
+          </w:p>
+        </w:tc>
+        <w:tc>
+          <w:tcPr>
+            <w:tcW w:type="dxa" w:w="1814"/>
+            <w:tcMar>
+              <w:top w:w="70" w:type="dxa"/>
+              <w:left w:w="80" w:type="dxa"/>
+              <w:bottom w:w="70" w:type="dxa"/>
+              <w:right w:w="80" w:type="dxa"/>
+            </w:tcMar>
+          </w:tcPr>
+          <w:p>
+            <w:pPr>
+              <w:jc w:val="center"/>
+            </w:pPr>
+            <w:r>
+              <w:rPr>
+                <w:rFonts w:ascii="Times New Roman" w:hAnsi="Times New Roman"/>
+                <w:sz w:val="22"/>
+              </w:rPr>
+              <w:t>PLO7 / CLO5</w:t>
+            </w:r>
+          </w:p>
+        </w:tc>
+        <w:tc>
+          <w:tcPr>
+            <w:tcW w:type="dxa" w:w="1814"/>
+            <w:tcMar>
+              <w:top w:w="70" w:type="dxa"/>
+              <w:left w:w="80" w:type="dxa"/>
+              <w:bottom w:w="70" w:type="dxa"/>
+              <w:right w:w="80" w:type="dxa"/>
+            </w:tcMar>
+          </w:tcPr>
+          <w:p>
+            <w:pPr>
+              <w:jc w:val="center"/>
+            </w:pPr>
+            <w:r>
+              <w:rPr>
+                <w:rFonts w:ascii="Times New Roman" w:hAnsi="Times New Roman"/>
+                <w:sz w:val="22"/>
+              </w:rPr>
+              <w:t>15%</w:t>
+            </w:r>
+          </w:p>
+        </w:tc>
+        <w:tc>
+          <w:tcPr>
+            <w:tcW w:type="dxa" w:w="1814"/>
+            <w:tcMar>
+              <w:top w:w="70" w:type="dxa"/>
+              <w:left w:w="80" w:type="dxa"/>
+              <w:bottom w:w="70" w:type="dxa"/>
+              <w:right w:w="80" w:type="dxa"/>
+            </w:tcMar>
+          </w:tcPr>
+          <w:p>
+            <w:pPr>
+              <w:jc w:val="center"/>
+            </w:pPr>
+            <w:r>
+              <w:rPr>
+                <w:rFonts w:ascii="Times New Roman" w:hAnsi="Times New Roman"/>
+                <w:sz w:val="22"/>
+              </w:rPr>
+              <w:t>1.5 điểm</w:t>
+            </w:r>
+          </w:p>
+        </w:tc>
+      </w:tr>
+      <w:tr>
+        <w:tc>
+          <w:tcPr>
+            <w:tcW w:type="dxa" w:w="1814"/>
+            <w:tcMar>
+              <w:top w:w="70" w:type="dxa"/>
+              <w:left w:w="80" w:type="dxa"/>
+              <w:bottom w:w="70" w:type="dxa"/>
+              <w:right w:w="80" w:type="dxa"/>
+            </w:tcMar>
+          </w:tcPr>
+          <w:p>
+            <w:pPr>
+              <w:jc w:val="center"/>
+            </w:pPr>
+            <w:r>
+              <w:rPr>
+                <w:rFonts w:ascii="Times New Roman" w:hAnsi="Times New Roman"/>
+                <w:b/>
+                <w:sz w:val="22"/>
+              </w:rPr>
+              <w:t>5</w:t>
+            </w:r>
+          </w:p>
+        </w:tc>
+        <w:tc>
+          <w:tcPr>
+            <w:tcW w:type="dxa" w:w="1814"/>
+            <w:tcMar>
+              <w:top w:w="70" w:type="dxa"/>
+              <w:left w:w="80" w:type="dxa"/>
+              <w:bottom w:w="70" w:type="dxa"/>
+              <w:right w:w="80" w:type="dxa"/>
+            </w:tcMar>
+          </w:tcPr>
+          <w:p>
+            <w:pPr>
+              <w:jc w:val="left"/>
+            </w:pPr>
+            <w:r>
+              <w:rPr>
+                <w:rFonts w:ascii="Times New Roman" w:hAnsi="Times New Roman"/>
+                <w:sz w:val="22"/>
+              </w:rPr>
+              <w:t>Phân công và phối hợp làm việc nhóm</w:t>
+            </w:r>
+          </w:p>
+        </w:tc>
+        <w:tc>
+          <w:tcPr>
+            <w:tcW w:type="dxa" w:w="1814"/>
+            <w:tcMar>
+              <w:top w:w="70" w:type="dxa"/>
+              <w:left w:w="80" w:type="dxa"/>
+              <w:bottom w:w="70" w:type="dxa"/>
+              <w:right w:w="80" w:type="dxa"/>
+            </w:tcMar>
+          </w:tcPr>
+          <w:p>
+            <w:pPr>
+              <w:jc w:val="center"/>
+            </w:pPr>
+            <w:r>
+              <w:rPr>
+                <w:rFonts w:ascii="Times New Roman" w:hAnsi="Times New Roman"/>
+                <w:sz w:val="22"/>
+              </w:rPr>
+              <w:t>PLO6 / CLO4</w:t>
+            </w:r>
+          </w:p>
+        </w:tc>
+        <w:tc>
+          <w:tcPr>
+            <w:tcW w:type="dxa" w:w="1814"/>
+            <w:tcMar>
+              <w:top w:w="70" w:type="dxa"/>
+              <w:left w:w="80" w:type="dxa"/>
+              <w:bottom w:w="70" w:type="dxa"/>
+              <w:right w:w="80" w:type="dxa"/>
+            </w:tcMar>
+          </w:tcPr>
+          <w:p>
+            <w:pPr>
+              <w:jc w:val="center"/>
+            </w:pPr>
+            <w:r>
+              <w:rPr>
+                <w:rFonts w:ascii="Times New Roman" w:hAnsi="Times New Roman"/>
+                <w:sz w:val="22"/>
+              </w:rPr>
+              <w:t>10%</w:t>
+            </w:r>
+          </w:p>
+        </w:tc>
+        <w:tc>
+          <w:tcPr>
+            <w:tcW w:type="dxa" w:w="1814"/>
+            <w:tcMar>
+              <w:top w:w="70" w:type="dxa"/>
+              <w:left w:w="80" w:type="dxa"/>
+              <w:bottom w:w="70" w:type="dxa"/>
+              <w:right w:w="80" w:type="dxa"/>
+            </w:tcMar>
+          </w:tcPr>
+          <w:p>
+            <w:pPr>
+              <w:jc w:val="center"/>
+            </w:pPr>
+            <w:r>
+              <w:rPr>
+                <w:rFonts w:ascii="Times New Roman" w:hAnsi="Times New Roman"/>
+                <w:sz w:val="22"/>
+              </w:rPr>
+              <w:t>1.0 điểm</w:t>
+            </w:r>
+          </w:p>
+        </w:tc>
+      </w:tr>
+      <w:tr>
+        <w:tc>
+          <w:tcPr>
+            <w:tcW w:type="dxa" w:w="1814"/>
+            <w:tcMar>
+              <w:top w:w="70" w:type="dxa"/>
+              <w:left w:w="80" w:type="dxa"/>
+              <w:bottom w:w="70" w:type="dxa"/>
+              <w:right w:w="80" w:type="dxa"/>
+            </w:tcMar>
+          </w:tcPr>
+          <w:p>
+            <w:pPr>
+              <w:jc w:val="center"/>
+            </w:pPr>
+            <w:r>
+              <w:rPr>
+                <w:rFonts w:ascii="Times New Roman" w:hAnsi="Times New Roman"/>
+                <w:b/>
+                <w:sz w:val="22"/>
+              </w:rPr>
+              <w:t>TỔNG</w:t>
+            </w:r>
+          </w:p>
+        </w:tc>
+        <w:tc>
+          <w:tcPr>
+            <w:tcW w:type="dxa" w:w="1814"/>
+            <w:tcMar>
+              <w:top w:w="70" w:type="dxa"/>
+              <w:left w:w="80" w:type="dxa"/>
+              <w:bottom w:w="70" w:type="dxa"/>
+              <w:right w:w="80" w:type="dxa"/>
+            </w:tcMar>
+          </w:tcPr>
+          <w:p>
+            <w:pPr>
+              <w:jc w:val="left"/>
+            </w:pPr>
+            <w:r>
+              <w:rPr>
+                <w:rFonts w:ascii="Times New Roman" w:hAnsi="Times New Roman"/>
+                <w:b/>
+                <w:sz w:val="22"/>
+              </w:rPr>
+              <w:t>ĐIỂM ĐÁNH GIÁ CUỐI KỲ</w:t>
+            </w:r>
+          </w:p>
+        </w:tc>
+        <w:tc>
+          <w:tcPr>
+            <w:tcW w:type="dxa" w:w="1814"/>
+            <w:tcMar>
+              <w:top w:w="70" w:type="dxa"/>
+              <w:left w:w="80" w:type="dxa"/>
+              <w:bottom w:w="70" w:type="dxa"/>
+              <w:right w:w="80" w:type="dxa"/>
+            </w:tcMar>
+          </w:tcPr>
+          <w:p>
+            <w:pPr>
+              <w:jc w:val="center"/>
+            </w:pPr>
+            <w:r>
+              <w:rPr>
+                <w:rFonts w:ascii="Times New Roman" w:hAnsi="Times New Roman"/>
+                <w:b/>
+                <w:sz w:val="22"/>
+              </w:rPr>
+              <w:t>ĐẠT CHUẨN ĐẦU RA</w:t>
+            </w:r>
+          </w:p>
+        </w:tc>
+        <w:tc>
+          <w:tcPr>
+            <w:tcW w:type="dxa" w:w="1814"/>
+            <w:tcMar>
+              <w:top w:w="70" w:type="dxa"/>
+              <w:left w:w="80" w:type="dxa"/>
+              <w:bottom w:w="70" w:type="dxa"/>
+              <w:right w:w="80" w:type="dxa"/>
+            </w:tcMar>
+          </w:tcPr>
+          <w:p>
+            <w:pPr>
+              <w:jc w:val="center"/>
+            </w:pPr>
+            <w:r>
+              <w:rPr>
+                <w:rFonts w:ascii="Times New Roman" w:hAnsi="Times New Roman"/>
+                <w:b/>
+                <w:sz w:val="22"/>
+              </w:rPr>
+              <w:t>100%</w:t>
+            </w:r>
+          </w:p>
+        </w:tc>
+        <w:tc>
+          <w:tcPr>
+            <w:tcW w:type="dxa" w:w="1814"/>
+            <w:tcMar>
+              <w:top w:w="70" w:type="dxa"/>
+              <w:left w:w="80" w:type="dxa"/>
+              <w:bottom w:w="70" w:type="dxa"/>
+              <w:right w:w="80" w:type="dxa"/>
+            </w:tcMar>
+          </w:tcPr>
+          <w:p>
+            <w:pPr>
+              <w:jc w:val="center"/>
+            </w:pPr>
+            <w:r>
+              <w:rPr>
+                <w:rFonts w:ascii="Times New Roman" w:hAnsi="Times New Roman"/>
+                <w:b/>
+                <w:sz w:val="22"/>
+              </w:rPr>
+              <w:t>10.0 điểm</w:t>
+            </w:r>
+          </w:p>
+        </w:tc>
+      </w:tr>
+    </w:tbl>
+    <w:p>
+      <w:pPr>
+        <w:spacing w:before="160"/>
+      </w:pPr>
+    </w:p>
+    <w:p>
+      <w:pPr>
+        <w:keepNext/>
+        <w:spacing w:before="200" w:after="80" w:line="360" w:lineRule="auto"/>
+      </w:pPr>
+      <w:r>
+        <w:rPr>
+          <w:rFonts w:ascii="Times New Roman" w:hAnsi="Times New Roman"/>
+          <w:b/>
+          <w:i w:val="0"/>
+          <w:sz w:val="26"/>
+        </w:rPr>
+        <w:t>12.2. Phụ lục B: Bảng Tổng Hợp Phân Công Nhiệm Vụ 15 Tuần Chi Tiết</w:t>
+      </w:r>
+    </w:p>
+    <w:p>
+      <w:pPr>
+        <w:spacing w:line="360" w:lineRule="auto" w:after="120"/>
+        <w:jc w:val="both"/>
+      </w:pPr>
+      <w:r>
+        <w:rPr>
+          <w:rFonts w:ascii="Times New Roman" w:hAnsi="Times New Roman"/>
+          <w:i w:val="0"/>
+          <w:sz w:val="26"/>
+        </w:rPr>
+        <w:t>Kế hoạch triển khai xuyên suốt 15 tuần học kỳ theo tiến độ của Nhà trường, kèm mốc đánh giá tiến độ nội bộ vào Tuần 8:</w:t>
+      </w:r>
+    </w:p>
+    <w:tbl>
+      <w:tblPr>
+        <w:tblW w:type="auto" w:w="0"/>
+        <w:jc w:val="center"/>
+        <w:tblLook w:firstColumn="1" w:firstRow="1" w:lastColumn="0" w:lastRow="0" w:noHBand="0" w:noVBand="1" w:val="04A0"/>
+        <w:tblBorders>
+          <w:top w:val="single" w:sz="4" w:space="0" w:color="B0B0B0"/>
+          <w:bottom w:val="single" w:sz="4" w:space="0" w:color="B0B0B0"/>
+          <w:insideH w:val="single" w:sz="4" w:space="0" w:color="B0B0B0"/>
+          <w:insideV w:val="single" w:sz="4" w:space="0" w:color="B0B0B0"/>
+          <w:left w:val="none"/>
+          <w:right w:val="none"/>
+        </w:tblBorders>
+      </w:tblPr>
+      <w:tblGrid>
+        <w:gridCol w:w="1814"/>
+        <w:gridCol w:w="1814"/>
+        <w:gridCol w:w="1814"/>
+        <w:gridCol w:w="1814"/>
+        <w:gridCol w:w="1814"/>
+      </w:tblGrid>
+      <w:tr>
+        <w:tc>
+          <w:tcPr>
+            <w:tcW w:type="dxa" w:w="1814"/>
+            <w:shd w:val="clear" w:color="auto" w:fill="EAEAEA"/>
+            <w:tcMar>
+              <w:top w:w="100" w:type="dxa"/>
+              <w:left w:w="60" w:type="dxa"/>
+              <w:bottom w:w="100" w:type="dxa"/>
+              <w:right w:w="60" w:type="dxa"/>
+            </w:tcMar>
+          </w:tcPr>
+          <w:p>
+            <w:pPr>
+              <w:jc w:val="center"/>
+            </w:pPr>
+            <w:r>
+              <w:rPr>
+                <w:rFonts w:ascii="Times New Roman" w:hAnsi="Times New Roman"/>
+                <w:b/>
+                <w:sz w:val="20"/>
+              </w:rPr>
+              <w:t>Tuần</w:t>
+            </w:r>
+          </w:p>
+        </w:tc>
+        <w:tc>
+          <w:tcPr>
+            <w:tcW w:type="dxa" w:w="1814"/>
+            <w:shd w:val="clear" w:color="auto" w:fill="EAEAEA"/>
+            <w:tcMar>
+              <w:top w:w="100" w:type="dxa"/>
+              <w:left w:w="60" w:type="dxa"/>
+              <w:bottom w:w="100" w:type="dxa"/>
+              <w:right w:w="60" w:type="dxa"/>
+            </w:tcMar>
+          </w:tcPr>
+          <w:p>
+            <w:pPr>
+              <w:jc w:val="center"/>
+            </w:pPr>
+            <w:r>
+              <w:rPr>
+                <w:rFonts w:ascii="Times New Roman" w:hAnsi="Times New Roman"/>
+                <w:b/>
+                <w:sz w:val="20"/>
+              </w:rPr>
+              <w:t>Nội dung công việc chuẩn HUIT</w:t>
+            </w:r>
+          </w:p>
+        </w:tc>
+        <w:tc>
+          <w:tcPr>
+            <w:tcW w:type="dxa" w:w="1814"/>
+            <w:shd w:val="clear" w:color="auto" w:fill="EAEAEA"/>
+            <w:tcMar>
+              <w:top w:w="100" w:type="dxa"/>
+              <w:left w:w="60" w:type="dxa"/>
+              <w:bottom w:w="100" w:type="dxa"/>
+              <w:right w:w="60" w:type="dxa"/>
+            </w:tcMar>
+          </w:tcPr>
+          <w:p>
+            <w:pPr>
+              <w:jc w:val="center"/>
+            </w:pPr>
+            <w:r>
+              <w:rPr>
+                <w:rFonts w:ascii="Times New Roman" w:hAnsi="Times New Roman"/>
+                <w:b/>
+                <w:sz w:val="20"/>
+              </w:rPr>
+              <w:t>Hà Mạnh Trường (Nhóm trưởng)</w:t>
+            </w:r>
+          </w:p>
+        </w:tc>
+        <w:tc>
+          <w:tcPr>
+            <w:tcW w:type="dxa" w:w="1814"/>
+            <w:shd w:val="clear" w:color="auto" w:fill="EAEAEA"/>
+            <w:tcMar>
+              <w:top w:w="100" w:type="dxa"/>
+              <w:left w:w="60" w:type="dxa"/>
+              <w:bottom w:w="100" w:type="dxa"/>
+              <w:right w:w="60" w:type="dxa"/>
+            </w:tcMar>
+          </w:tcPr>
+          <w:p>
+            <w:pPr>
+              <w:jc w:val="center"/>
+            </w:pPr>
+            <w:r>
+              <w:rPr>
+                <w:rFonts w:ascii="Times New Roman" w:hAnsi="Times New Roman"/>
+                <w:b/>
+                <w:sz w:val="20"/>
+              </w:rPr>
+              <w:t>Huỳnh Tâm Trí (Thành viên)</w:t>
+            </w:r>
+          </w:p>
+        </w:tc>
+        <w:tc>
+          <w:tcPr>
+            <w:tcW w:type="dxa" w:w="1814"/>
+            <w:shd w:val="clear" w:color="auto" w:fill="EAEAEA"/>
+            <w:tcMar>
+              <w:top w:w="100" w:type="dxa"/>
+              <w:left w:w="60" w:type="dxa"/>
+              <w:bottom w:w="100" w:type="dxa"/>
+              <w:right w:w="60" w:type="dxa"/>
+            </w:tcMar>
+          </w:tcPr>
+          <w:p>
+            <w:pPr>
+              <w:jc w:val="center"/>
+            </w:pPr>
+            <w:r>
+              <w:rPr>
+                <w:rFonts w:ascii="Times New Roman" w:hAnsi="Times New Roman"/>
+                <w:b/>
+                <w:sz w:val="20"/>
+              </w:rPr>
+              <w:t>Sản phẩm nghiệm thu</w:t>
+            </w:r>
+          </w:p>
+        </w:tc>
+      </w:tr>
+      <w:tr>
+        <w:tc>
+          <w:tcPr>
+            <w:tcW w:type="dxa" w:w="1814"/>
+            <w:tcMar>
+              <w:top w:w="60" w:type="dxa"/>
+              <w:left w:w="60" w:type="dxa"/>
+              <w:bottom w:w="60" w:type="dxa"/>
+              <w:right w:w="60" w:type="dxa"/>
+            </w:tcMar>
+          </w:tcPr>
+          <w:p>
+            <w:pPr>
+              <w:jc w:val="center"/>
+            </w:pPr>
+            <w:r>
+              <w:rPr>
+                <w:rFonts w:ascii="Times New Roman" w:hAnsi="Times New Roman"/>
+                <w:b/>
+                <w:sz w:val="20"/>
+              </w:rPr>
+              <w:t>Tuần 1</w:t>
+            </w:r>
+          </w:p>
+        </w:tc>
+        <w:tc>
+          <w:tcPr>
+            <w:tcW w:type="dxa" w:w="1814"/>
+            <w:tcMar>
+              <w:top w:w="60" w:type="dxa"/>
+              <w:left w:w="60" w:type="dxa"/>
+              <w:bottom w:w="60" w:type="dxa"/>
+              <w:right w:w="60" w:type="dxa"/>
+            </w:tcMar>
+          </w:tcPr>
+          <w:p>
+            <w:pPr>
+              <w:jc w:val="left"/>
+            </w:pPr>
+            <w:r>
+              <w:rPr>
+                <w:rFonts w:ascii="Times New Roman" w:hAnsi="Times New Roman"/>
+                <w:sz w:val="20"/>
+              </w:rPr>
+              <w:t>Đăng ký đề tài, phân công vai trò, lập kế hoạch 15 tuần</w:t>
+            </w:r>
+          </w:p>
+        </w:tc>
+        <w:tc>
+          <w:tcPr>
+            <w:tcW w:type="dxa" w:w="1814"/>
+            <w:tcMar>
+              <w:top w:w="60" w:type="dxa"/>
+              <w:left w:w="60" w:type="dxa"/>
+              <w:bottom w:w="60" w:type="dxa"/>
+              <w:right w:w="60" w:type="dxa"/>
+            </w:tcMar>
+          </w:tcPr>
+          <w:p>
+            <w:pPr>
+              <w:jc w:val="left"/>
+            </w:pPr>
+            <w:r>
+              <w:rPr>
+                <w:rFonts w:ascii="Times New Roman" w:hAnsi="Times New Roman"/>
+                <w:sz w:val="20"/>
+              </w:rPr>
+              <w:t>Chủ trì đăng ký đề tài, lập kế hoạch chi tiết</w:t>
+            </w:r>
+          </w:p>
+        </w:tc>
+        <w:tc>
+          <w:tcPr>
+            <w:tcW w:type="dxa" w:w="1814"/>
+            <w:tcMar>
+              <w:top w:w="60" w:type="dxa"/>
+              <w:left w:w="60" w:type="dxa"/>
+              <w:bottom w:w="60" w:type="dxa"/>
+              <w:right w:w="60" w:type="dxa"/>
+            </w:tcMar>
+          </w:tcPr>
+          <w:p>
+            <w:pPr>
+              <w:jc w:val="left"/>
+            </w:pPr>
+            <w:r>
+              <w:rPr>
+                <w:rFonts w:ascii="Times New Roman" w:hAnsi="Times New Roman"/>
+                <w:sz w:val="20"/>
+              </w:rPr>
+              <w:t>Thống nhất vai trò, thiết lập môi trường Git</w:t>
+            </w:r>
+          </w:p>
+        </w:tc>
+        <w:tc>
+          <w:tcPr>
+            <w:tcW w:type="dxa" w:w="1814"/>
+            <w:tcMar>
+              <w:top w:w="60" w:type="dxa"/>
+              <w:left w:w="60" w:type="dxa"/>
+              <w:bottom w:w="60" w:type="dxa"/>
+              <w:right w:w="60" w:type="dxa"/>
+            </w:tcMar>
+          </w:tcPr>
+          <w:p>
+            <w:pPr>
+              <w:jc w:val="left"/>
+            </w:pPr>
+            <w:r>
+              <w:rPr>
+                <w:rFonts w:ascii="Times New Roman" w:hAnsi="Times New Roman"/>
+                <w:sz w:val="20"/>
+              </w:rPr>
+              <w:t>Bản phân công và kế hoạch làm việc</w:t>
+            </w:r>
+          </w:p>
+        </w:tc>
+      </w:tr>
+      <w:tr>
+        <w:tc>
+          <w:tcPr>
+            <w:tcW w:type="dxa" w:w="1814"/>
+            <w:tcMar>
+              <w:top w:w="60" w:type="dxa"/>
+              <w:left w:w="60" w:type="dxa"/>
+              <w:bottom w:w="60" w:type="dxa"/>
+              <w:right w:w="60" w:type="dxa"/>
+            </w:tcMar>
+          </w:tcPr>
+          <w:p>
+            <w:pPr>
+              <w:jc w:val="center"/>
+            </w:pPr>
+            <w:r>
+              <w:rPr>
+                <w:rFonts w:ascii="Times New Roman" w:hAnsi="Times New Roman"/>
+                <w:b/>
+                <w:sz w:val="20"/>
+              </w:rPr>
+              <w:t>Tuần 2–3</w:t>
+            </w:r>
+          </w:p>
+        </w:tc>
+        <w:tc>
+          <w:tcPr>
+            <w:tcW w:type="dxa" w:w="1814"/>
+            <w:tcMar>
+              <w:top w:w="60" w:type="dxa"/>
+              <w:left w:w="60" w:type="dxa"/>
+              <w:bottom w:w="60" w:type="dxa"/>
+              <w:right w:w="60" w:type="dxa"/>
+            </w:tcMar>
+          </w:tcPr>
+          <w:p>
+            <w:pPr>
+              <w:jc w:val="left"/>
+            </w:pPr>
+            <w:r>
+              <w:rPr>
+                <w:rFonts w:ascii="Times New Roman" w:hAnsi="Times New Roman"/>
+                <w:sz w:val="20"/>
+              </w:rPr>
+              <w:t>Nghiên cứu cơ sở lý thuyết DIP và quy trình xử lý</w:t>
+            </w:r>
+          </w:p>
+        </w:tc>
+        <w:tc>
+          <w:tcPr>
+            <w:tcW w:type="dxa" w:w="1814"/>
+            <w:tcMar>
+              <w:top w:w="60" w:type="dxa"/>
+              <w:left w:w="60" w:type="dxa"/>
+              <w:bottom w:w="60" w:type="dxa"/>
+              <w:right w:w="60" w:type="dxa"/>
+            </w:tcMar>
+          </w:tcPr>
+          <w:p>
+            <w:pPr>
+              <w:jc w:val="left"/>
+            </w:pPr>
+            <w:r>
+              <w:rPr>
+                <w:rFonts w:ascii="Times New Roman" w:hAnsi="Times New Roman"/>
+                <w:sz w:val="20"/>
+              </w:rPr>
+              <w:t>Lý thuyết lọc Bilateral, Skull Stripping, Watershed; soạn SPEC</w:t>
+            </w:r>
+          </w:p>
+        </w:tc>
+        <w:tc>
+          <w:tcPr>
+            <w:tcW w:type="dxa" w:w="1814"/>
+            <w:tcMar>
+              <w:top w:w="60" w:type="dxa"/>
+              <w:left w:w="60" w:type="dxa"/>
+              <w:bottom w:w="60" w:type="dxa"/>
+              <w:right w:w="60" w:type="dxa"/>
+            </w:tcMar>
+          </w:tcPr>
+          <w:p>
+            <w:pPr>
+              <w:jc w:val="left"/>
+            </w:pPr>
+            <w:r>
+              <w:rPr>
+                <w:rFonts w:ascii="Times New Roman" w:hAnsi="Times New Roman"/>
+                <w:sz w:val="20"/>
+              </w:rPr>
+              <w:t>Lý thuyết các chỉ số đánh giá y tế: Dice, IoU, Sens, Spec</w:t>
+            </w:r>
+          </w:p>
+        </w:tc>
+        <w:tc>
+          <w:tcPr>
+            <w:tcW w:type="dxa" w:w="1814"/>
+            <w:tcMar>
+              <w:top w:w="60" w:type="dxa"/>
+              <w:left w:w="60" w:type="dxa"/>
+              <w:bottom w:w="60" w:type="dxa"/>
+              <w:right w:w="60" w:type="dxa"/>
+            </w:tcMar>
+          </w:tcPr>
+          <w:p>
+            <w:pPr>
+              <w:jc w:val="left"/>
+            </w:pPr>
+            <w:r>
+              <w:rPr>
+                <w:rFonts w:ascii="Times New Roman" w:hAnsi="Times New Roman"/>
+                <w:sz w:val="20"/>
+              </w:rPr>
+              <w:t>SPEC_PIPELINE_MRI.md, Sơ đồ khối pipeline</w:t>
+            </w:r>
+          </w:p>
+        </w:tc>
+      </w:tr>
+      <w:tr>
+        <w:tc>
+          <w:tcPr>
+            <w:tcW w:type="dxa" w:w="1814"/>
+            <w:tcMar>
+              <w:top w:w="60" w:type="dxa"/>
+              <w:left w:w="60" w:type="dxa"/>
+              <w:bottom w:w="60" w:type="dxa"/>
+              <w:right w:w="60" w:type="dxa"/>
+            </w:tcMar>
+          </w:tcPr>
+          <w:p>
+            <w:pPr>
+              <w:jc w:val="center"/>
+            </w:pPr>
+            <w:r>
+              <w:rPr>
+                <w:rFonts w:ascii="Times New Roman" w:hAnsi="Times New Roman"/>
+                <w:b/>
+                <w:sz w:val="20"/>
+              </w:rPr>
+              <w:t>Tuần 4</w:t>
+            </w:r>
+          </w:p>
+        </w:tc>
+        <w:tc>
+          <w:tcPr>
+            <w:tcW w:type="dxa" w:w="1814"/>
+            <w:tcMar>
+              <w:top w:w="60" w:type="dxa"/>
+              <w:left w:w="60" w:type="dxa"/>
+              <w:bottom w:w="60" w:type="dxa"/>
+              <w:right w:w="60" w:type="dxa"/>
+            </w:tcMar>
+          </w:tcPr>
+          <w:p>
+            <w:pPr>
+              <w:jc w:val="left"/>
+            </w:pPr>
+            <w:r>
+              <w:rPr>
+                <w:rFonts w:ascii="Times New Roman" w:hAnsi="Times New Roman"/>
+                <w:sz w:val="20"/>
+              </w:rPr>
+              <w:t>Thu thập, chuẩn hóa và kiểm tra dữ liệu</w:t>
+            </w:r>
+          </w:p>
+        </w:tc>
+        <w:tc>
+          <w:tcPr>
+            <w:tcW w:type="dxa" w:w="1814"/>
+            <w:tcMar>
+              <w:top w:w="60" w:type="dxa"/>
+              <w:left w:w="60" w:type="dxa"/>
+              <w:bottom w:w="60" w:type="dxa"/>
+              <w:right w:w="60" w:type="dxa"/>
+            </w:tcMar>
+          </w:tcPr>
+          <w:p>
+            <w:pPr>
+              <w:jc w:val="left"/>
+            </w:pPr>
+            <w:r>
+              <w:rPr>
+                <w:rFonts w:ascii="Times New Roman" w:hAnsi="Times New Roman"/>
+                <w:sz w:val="20"/>
+              </w:rPr>
+              <w:t>Rà soát chất lượng ảnh MRI và quy cách nhãn</w:t>
+            </w:r>
+          </w:p>
+        </w:tc>
+        <w:tc>
+          <w:tcPr>
+            <w:tcW w:type="dxa" w:w="1814"/>
+            <w:tcMar>
+              <w:top w:w="60" w:type="dxa"/>
+              <w:left w:w="60" w:type="dxa"/>
+              <w:bottom w:w="60" w:type="dxa"/>
+              <w:right w:w="60" w:type="dxa"/>
+            </w:tcMar>
+          </w:tcPr>
+          <w:p>
+            <w:pPr>
+              <w:jc w:val="left"/>
+            </w:pPr>
+            <w:r>
+              <w:rPr>
+                <w:rFonts w:ascii="Times New Roman" w:hAnsi="Times New Roman"/>
+                <w:sz w:val="20"/>
+              </w:rPr>
+              <w:t>Tổ chức cấu trúc 2 tầng dữ liệu, viết Notebook 01, xuất báo cáo dữ liệu</w:t>
+            </w:r>
+          </w:p>
+        </w:tc>
+        <w:tc>
+          <w:tcPr>
+            <w:tcW w:type="dxa" w:w="1814"/>
+            <w:tcMar>
+              <w:top w:w="60" w:type="dxa"/>
+              <w:left w:w="60" w:type="dxa"/>
+              <w:bottom w:w="60" w:type="dxa"/>
+              <w:right w:w="60" w:type="dxa"/>
+            </w:tcMar>
+          </w:tcPr>
+          <w:p>
+            <w:pPr>
+              <w:jc w:val="left"/>
+            </w:pPr>
+            <w:r>
+              <w:rPr>
+                <w:rFonts w:ascii="Times New Roman" w:hAnsi="Times New Roman"/>
+                <w:sz w:val="20"/>
+              </w:rPr>
+              <w:t>data/sample, data/full, DATA_EXPLORATION_REPORT.md</w:t>
+            </w:r>
+          </w:p>
+        </w:tc>
+      </w:tr>
+      <w:tr>
+        <w:tc>
+          <w:tcPr>
+            <w:tcW w:type="dxa" w:w="1814"/>
+            <w:tcMar>
+              <w:top w:w="60" w:type="dxa"/>
+              <w:left w:w="60" w:type="dxa"/>
+              <w:bottom w:w="60" w:type="dxa"/>
+              <w:right w:w="60" w:type="dxa"/>
+            </w:tcMar>
+          </w:tcPr>
+          <w:p>
+            <w:pPr>
+              <w:jc w:val="center"/>
+            </w:pPr>
+            <w:r>
+              <w:rPr>
+                <w:rFonts w:ascii="Times New Roman" w:hAnsi="Times New Roman"/>
+                <w:b/>
+                <w:sz w:val="20"/>
+              </w:rPr>
+              <w:t>Tuần 5</w:t>
+            </w:r>
+          </w:p>
+        </w:tc>
+        <w:tc>
+          <w:tcPr>
+            <w:tcW w:type="dxa" w:w="1814"/>
+            <w:tcMar>
+              <w:top w:w="60" w:type="dxa"/>
+              <w:left w:w="60" w:type="dxa"/>
+              <w:bottom w:w="60" w:type="dxa"/>
+              <w:right w:w="60" w:type="dxa"/>
+            </w:tcMar>
+          </w:tcPr>
+          <w:p>
+            <w:pPr>
+              <w:jc w:val="left"/>
+            </w:pPr>
+            <w:r>
+              <w:rPr>
+                <w:rFonts w:ascii="Times New Roman" w:hAnsi="Times New Roman"/>
+                <w:sz w:val="20"/>
+              </w:rPr>
+              <w:t>Cài đặt module Tiền xử lý &amp; Tách sọ não</w:t>
+            </w:r>
+          </w:p>
+        </w:tc>
+        <w:tc>
+          <w:tcPr>
+            <w:tcW w:type="dxa" w:w="1814"/>
+            <w:tcMar>
+              <w:top w:w="60" w:type="dxa"/>
+              <w:left w:w="60" w:type="dxa"/>
+              <w:bottom w:w="60" w:type="dxa"/>
+              <w:right w:w="60" w:type="dxa"/>
+            </w:tcMar>
+          </w:tcPr>
+          <w:p>
+            <w:pPr>
+              <w:jc w:val="left"/>
+            </w:pPr>
+            <w:r>
+              <w:rPr>
+                <w:rFonts w:ascii="Times New Roman" w:hAnsi="Times New Roman"/>
+                <w:sz w:val="20"/>
+              </w:rPr>
+              <w:t>Cài đặt filters.py, skull_strip.py, viết Notebook 02</w:t>
+            </w:r>
+          </w:p>
+        </w:tc>
+        <w:tc>
+          <w:tcPr>
+            <w:tcW w:type="dxa" w:w="1814"/>
+            <w:tcMar>
+              <w:top w:w="60" w:type="dxa"/>
+              <w:left w:w="60" w:type="dxa"/>
+              <w:bottom w:w="60" w:type="dxa"/>
+              <w:right w:w="60" w:type="dxa"/>
+            </w:tcMar>
+          </w:tcPr>
+          <w:p>
+            <w:pPr>
+              <w:jc w:val="left"/>
+            </w:pPr>
+            <w:r>
+              <w:rPr>
+                <w:rFonts w:ascii="Times New Roman" w:hAnsi="Times New Roman"/>
+                <w:sz w:val="20"/>
+              </w:rPr>
+              <w:t>Phối hợp kiểm thử trên các ca có nhiễu sọc và tương phản thấp</w:t>
+            </w:r>
+          </w:p>
+        </w:tc>
+        <w:tc>
+          <w:tcPr>
+            <w:tcW w:type="dxa" w:w="1814"/>
+            <w:tcMar>
+              <w:top w:w="60" w:type="dxa"/>
+              <w:left w:w="60" w:type="dxa"/>
+              <w:bottom w:w="60" w:type="dxa"/>
+              <w:right w:w="60" w:type="dxa"/>
+            </w:tcMar>
+          </w:tcPr>
+          <w:p>
+            <w:pPr>
+              <w:jc w:val="left"/>
+            </w:pPr>
+            <w:r>
+              <w:rPr>
+                <w:rFonts w:ascii="Times New Roman" w:hAnsi="Times New Roman"/>
+                <w:sz w:val="20"/>
+              </w:rPr>
+              <w:t>src/preprocessing/, Notebook 02, Bộ ảnh 6 bước tách sọ</w:t>
+            </w:r>
+          </w:p>
+        </w:tc>
+      </w:tr>
+      <w:tr>
+        <w:tc>
+          <w:tcPr>
+            <w:tcW w:type="dxa" w:w="1814"/>
+            <w:tcMar>
+              <w:top w:w="60" w:type="dxa"/>
+              <w:left w:w="60" w:type="dxa"/>
+              <w:bottom w:w="60" w:type="dxa"/>
+              <w:right w:w="60" w:type="dxa"/>
+            </w:tcMar>
+          </w:tcPr>
+          <w:p>
+            <w:pPr>
+              <w:jc w:val="center"/>
+            </w:pPr>
+            <w:r>
+              <w:rPr>
+                <w:rFonts w:ascii="Times New Roman" w:hAnsi="Times New Roman"/>
+                <w:b/>
+                <w:sz w:val="20"/>
+              </w:rPr>
+              <w:t>Tuần 6</w:t>
+            </w:r>
+          </w:p>
+        </w:tc>
+        <w:tc>
+          <w:tcPr>
+            <w:tcW w:type="dxa" w:w="1814"/>
+            <w:tcMar>
+              <w:top w:w="60" w:type="dxa"/>
+              <w:left w:w="60" w:type="dxa"/>
+              <w:bottom w:w="60" w:type="dxa"/>
+              <w:right w:w="60" w:type="dxa"/>
+            </w:tcMar>
+          </w:tcPr>
+          <w:p>
+            <w:pPr>
+              <w:jc w:val="left"/>
+            </w:pPr>
+            <w:r>
+              <w:rPr>
+                <w:rFonts w:ascii="Times New Roman" w:hAnsi="Times New Roman"/>
+                <w:sz w:val="20"/>
+              </w:rPr>
+              <w:t>Cài đặt phương pháp chính 1 (Baseline Watershed)</w:t>
+            </w:r>
+          </w:p>
+        </w:tc>
+        <w:tc>
+          <w:tcPr>
+            <w:tcW w:type="dxa" w:w="1814"/>
+            <w:tcMar>
+              <w:top w:w="60" w:type="dxa"/>
+              <w:left w:w="60" w:type="dxa"/>
+              <w:bottom w:w="60" w:type="dxa"/>
+              <w:right w:w="60" w:type="dxa"/>
+            </w:tcMar>
+          </w:tcPr>
+          <w:p>
+            <w:pPr>
+              <w:jc w:val="left"/>
+            </w:pPr>
+            <w:r>
+              <w:rPr>
+                <w:rFonts w:ascii="Times New Roman" w:hAnsi="Times New Roman"/>
+                <w:sz w:val="20"/>
+              </w:rPr>
+              <w:t>Cài đặt watershed.py và Distance Transform</w:t>
+            </w:r>
+          </w:p>
+        </w:tc>
+        <w:tc>
+          <w:tcPr>
+            <w:tcW w:type="dxa" w:w="1814"/>
+            <w:tcMar>
+              <w:top w:w="60" w:type="dxa"/>
+              <w:left w:w="60" w:type="dxa"/>
+              <w:bottom w:w="60" w:type="dxa"/>
+              <w:right w:w="60" w:type="dxa"/>
+            </w:tcMar>
+          </w:tcPr>
+          <w:p>
+            <w:pPr>
+              <w:jc w:val="left"/>
+            </w:pPr>
+            <w:r>
+              <w:rPr>
+                <w:rFonts w:ascii="Times New Roman" w:hAnsi="Times New Roman"/>
+                <w:sz w:val="20"/>
+              </w:rPr>
+              <w:t>Cài đặt module bộ đo y tế metrics.py và Unit tests</w:t>
+            </w:r>
+          </w:p>
+        </w:tc>
+        <w:tc>
+          <w:tcPr>
+            <w:tcW w:type="dxa" w:w="1814"/>
+            <w:tcMar>
+              <w:top w:w="60" w:type="dxa"/>
+              <w:left w:w="60" w:type="dxa"/>
+              <w:bottom w:w="60" w:type="dxa"/>
+              <w:right w:w="60" w:type="dxa"/>
+            </w:tcMar>
+          </w:tcPr>
+          <w:p>
+            <w:pPr>
+              <w:jc w:val="left"/>
+            </w:pPr>
+            <w:r>
+              <w:rPr>
+                <w:rFonts w:ascii="Times New Roman" w:hAnsi="Times New Roman"/>
+                <w:sz w:val="20"/>
+              </w:rPr>
+              <w:t>src/segmentation/watershed.py, src/evaluation/metrics.py</w:t>
+            </w:r>
+          </w:p>
+        </w:tc>
+      </w:tr>
+      <w:tr>
+        <w:tc>
+          <w:tcPr>
+            <w:tcW w:type="dxa" w:w="1814"/>
+            <w:tcMar>
+              <w:top w:w="60" w:type="dxa"/>
+              <w:left w:w="60" w:type="dxa"/>
+              <w:bottom w:w="60" w:type="dxa"/>
+              <w:right w:w="60" w:type="dxa"/>
+            </w:tcMar>
+          </w:tcPr>
+          <w:p>
+            <w:pPr>
+              <w:jc w:val="center"/>
+            </w:pPr>
+            <w:r>
+              <w:rPr>
+                <w:rFonts w:ascii="Times New Roman" w:hAnsi="Times New Roman"/>
+                <w:b/>
+                <w:sz w:val="20"/>
+              </w:rPr>
+              <w:t>Tuần 7</w:t>
+            </w:r>
+          </w:p>
+        </w:tc>
+        <w:tc>
+          <w:tcPr>
+            <w:tcW w:type="dxa" w:w="1814"/>
+            <w:tcMar>
+              <w:top w:w="60" w:type="dxa"/>
+              <w:left w:w="60" w:type="dxa"/>
+              <w:bottom w:w="60" w:type="dxa"/>
+              <w:right w:w="60" w:type="dxa"/>
+            </w:tcMar>
+          </w:tcPr>
+          <w:p>
+            <w:pPr>
+              <w:jc w:val="left"/>
+            </w:pPr>
+            <w:r>
+              <w:rPr>
+                <w:rFonts w:ascii="Times New Roman" w:hAnsi="Times New Roman"/>
+                <w:sz w:val="20"/>
+              </w:rPr>
+              <w:t>Hoàn thiện pipeline cơ sở từ ảnh thô đến u não</w:t>
+            </w:r>
+          </w:p>
+        </w:tc>
+        <w:tc>
+          <w:tcPr>
+            <w:tcW w:type="dxa" w:w="1814"/>
+            <w:tcMar>
+              <w:top w:w="60" w:type="dxa"/>
+              <w:left w:w="60" w:type="dxa"/>
+              <w:bottom w:w="60" w:type="dxa"/>
+              <w:right w:w="60" w:type="dxa"/>
+            </w:tcMar>
+          </w:tcPr>
+          <w:p>
+            <w:pPr>
+              <w:jc w:val="left"/>
+            </w:pPr>
+            <w:r>
+              <w:rPr>
+                <w:rFonts w:ascii="Times New Roman" w:hAnsi="Times New Roman"/>
+                <w:sz w:val="20"/>
+              </w:rPr>
+              <w:t>Xây dựng lớp điều phối BrainTumorPipeline</w:t>
+            </w:r>
+          </w:p>
+        </w:tc>
+        <w:tc>
+          <w:tcPr>
+            <w:tcW w:type="dxa" w:w="1814"/>
+            <w:tcMar>
+              <w:top w:w="60" w:type="dxa"/>
+              <w:left w:w="60" w:type="dxa"/>
+              <w:bottom w:w="60" w:type="dxa"/>
+              <w:right w:w="60" w:type="dxa"/>
+            </w:tcMar>
+          </w:tcPr>
+          <w:p>
+            <w:pPr>
+              <w:jc w:val="left"/>
+            </w:pPr>
+            <w:r>
+              <w:rPr>
+                <w:rFonts w:ascii="Times New Roman" w:hAnsi="Times New Roman"/>
+                <w:sz w:val="20"/>
+              </w:rPr>
+              <w:t>Đo lường thử nghiệm trên kết quả baseline</w:t>
+            </w:r>
+          </w:p>
+        </w:tc>
+        <w:tc>
+          <w:tcPr>
+            <w:tcW w:type="dxa" w:w="1814"/>
+            <w:tcMar>
+              <w:top w:w="60" w:type="dxa"/>
+              <w:left w:w="60" w:type="dxa"/>
+              <w:bottom w:w="60" w:type="dxa"/>
+              <w:right w:w="60" w:type="dxa"/>
+            </w:tcMar>
+          </w:tcPr>
+          <w:p>
+            <w:pPr>
+              <w:jc w:val="left"/>
+            </w:pPr>
+            <w:r>
+              <w:rPr>
+                <w:rFonts w:ascii="Times New Roman" w:hAnsi="Times New Roman"/>
+                <w:sz w:val="20"/>
+              </w:rPr>
+              <w:t>src/pipeline.py chạy ổn định</w:t>
+            </w:r>
+          </w:p>
+        </w:tc>
+      </w:tr>
+      <w:tr>
+        <w:tc>
+          <w:tcPr>
+            <w:tcW w:type="dxa" w:w="1814"/>
+            <w:tcMar>
+              <w:top w:w="60" w:type="dxa"/>
+              <w:left w:w="60" w:type="dxa"/>
+              <w:bottom w:w="60" w:type="dxa"/>
+              <w:right w:w="60" w:type="dxa"/>
+            </w:tcMar>
+          </w:tcPr>
+          <w:p>
+            <w:pPr>
+              <w:jc w:val="center"/>
+            </w:pPr>
+            <w:r>
+              <w:rPr>
+                <w:rFonts w:ascii="Times New Roman" w:hAnsi="Times New Roman"/>
+                <w:b/>
+                <w:sz w:val="20"/>
+              </w:rPr>
+              <w:t>Tuần 8</w:t>
+            </w:r>
+          </w:p>
+        </w:tc>
+        <w:tc>
+          <w:tcPr>
+            <w:tcW w:type="dxa" w:w="1814"/>
+            <w:tcMar>
+              <w:top w:w="60" w:type="dxa"/>
+              <w:left w:w="60" w:type="dxa"/>
+              <w:bottom w:w="60" w:type="dxa"/>
+              <w:right w:w="60" w:type="dxa"/>
+            </w:tcMar>
+          </w:tcPr>
+          <w:p>
+            <w:pPr>
+              <w:jc w:val="left"/>
+            </w:pPr>
+            <w:r>
+              <w:rPr>
+                <w:rFonts w:ascii="Times New Roman" w:hAnsi="Times New Roman"/>
+                <w:b/>
+                <w:sz w:val="20"/>
+              </w:rPr>
+              <w:t>BÁO CÁO TIẾN ĐỘ NỘI BỘ VỚI GIẢNG VIÊN</w:t>
+            </w:r>
+          </w:p>
+        </w:tc>
+        <w:tc>
+          <w:tcPr>
+            <w:tcW w:type="dxa" w:w="1814"/>
+            <w:tcMar>
+              <w:top w:w="60" w:type="dxa"/>
+              <w:left w:w="60" w:type="dxa"/>
+              <w:bottom w:w="60" w:type="dxa"/>
+              <w:right w:w="60" w:type="dxa"/>
+            </w:tcMar>
+          </w:tcPr>
+          <w:p>
+            <w:pPr>
+              <w:jc w:val="left"/>
+            </w:pPr>
+            <w:r>
+              <w:rPr>
+                <w:rFonts w:ascii="Times New Roman" w:hAnsi="Times New Roman"/>
+                <w:b/>
+                <w:sz w:val="20"/>
+              </w:rPr>
+              <w:t>Soạn nội dung kỹ thuật, báo cáo trực tiếp với GV</w:t>
+            </w:r>
+          </w:p>
+        </w:tc>
+        <w:tc>
+          <w:tcPr>
+            <w:tcW w:type="dxa" w:w="1814"/>
+            <w:tcMar>
+              <w:top w:w="60" w:type="dxa"/>
+              <w:left w:w="60" w:type="dxa"/>
+              <w:bottom w:w="60" w:type="dxa"/>
+              <w:right w:w="60" w:type="dxa"/>
+            </w:tcMar>
+          </w:tcPr>
+          <w:p>
+            <w:pPr>
+              <w:jc w:val="left"/>
+            </w:pPr>
+            <w:r>
+              <w:rPr>
+                <w:rFonts w:ascii="Times New Roman" w:hAnsi="Times New Roman"/>
+                <w:b/>
+                <w:sz w:val="20"/>
+              </w:rPr>
+              <w:t>Tổng hợp số liệu và hình ảnh minh họa baseline</w:t>
+            </w:r>
+          </w:p>
+        </w:tc>
+        <w:tc>
+          <w:tcPr>
+            <w:tcW w:type="dxa" w:w="1814"/>
+            <w:tcMar>
+              <w:top w:w="60" w:type="dxa"/>
+              <w:left w:w="60" w:type="dxa"/>
+              <w:bottom w:w="60" w:type="dxa"/>
+              <w:right w:w="60" w:type="dxa"/>
+            </w:tcMar>
+          </w:tcPr>
+          <w:p>
+            <w:pPr>
+              <w:jc w:val="left"/>
+            </w:pPr>
+            <w:r>
+              <w:rPr>
+                <w:rFonts w:ascii="Times New Roman" w:hAnsi="Times New Roman"/>
+                <w:b/>
+                <w:sz w:val="20"/>
+              </w:rPr>
+              <w:t>Báo cáo tiến độ nội bộ hoàn thành</w:t>
+            </w:r>
+          </w:p>
+        </w:tc>
+      </w:tr>
+      <w:tr>
+        <w:tc>
+          <w:tcPr>
+            <w:tcW w:type="dxa" w:w="1814"/>
+            <w:tcMar>
+              <w:top w:w="60" w:type="dxa"/>
+              <w:left w:w="60" w:type="dxa"/>
+              <w:bottom w:w="60" w:type="dxa"/>
+              <w:right w:w="60" w:type="dxa"/>
+            </w:tcMar>
+          </w:tcPr>
+          <w:p>
+            <w:pPr>
+              <w:jc w:val="center"/>
+            </w:pPr>
+            <w:r>
+              <w:rPr>
+                <w:rFonts w:ascii="Times New Roman" w:hAnsi="Times New Roman"/>
+                <w:b/>
+                <w:sz w:val="20"/>
+              </w:rPr>
+              <w:t>Tuần 9</w:t>
+            </w:r>
+          </w:p>
+        </w:tc>
+        <w:tc>
+          <w:tcPr>
+            <w:tcW w:type="dxa" w:w="1814"/>
+            <w:tcMar>
+              <w:top w:w="60" w:type="dxa"/>
+              <w:left w:w="60" w:type="dxa"/>
+              <w:bottom w:w="60" w:type="dxa"/>
+              <w:right w:w="60" w:type="dxa"/>
+            </w:tcMar>
+          </w:tcPr>
+          <w:p>
+            <w:pPr>
+              <w:jc w:val="left"/>
+            </w:pPr>
+            <w:r>
+              <w:rPr>
+                <w:rFonts w:ascii="Times New Roman" w:hAnsi="Times New Roman"/>
+                <w:sz w:val="20"/>
+              </w:rPr>
+              <w:t>Cài đặt phương pháp đối chứng 2 (Region Growing)</w:t>
+            </w:r>
+          </w:p>
+        </w:tc>
+        <w:tc>
+          <w:tcPr>
+            <w:tcW w:type="dxa" w:w="1814"/>
+            <w:tcMar>
+              <w:top w:w="60" w:type="dxa"/>
+              <w:left w:w="60" w:type="dxa"/>
+              <w:bottom w:w="60" w:type="dxa"/>
+              <w:right w:w="60" w:type="dxa"/>
+            </w:tcMar>
+          </w:tcPr>
+          <w:p>
+            <w:pPr>
+              <w:jc w:val="left"/>
+            </w:pPr>
+            <w:r>
+              <w:rPr>
+                <w:rFonts w:ascii="Times New Roman" w:hAnsi="Times New Roman"/>
+                <w:sz w:val="20"/>
+              </w:rPr>
+              <w:t>Cài đặt region_growing.py, khảo sát tham số tolerance</w:t>
+            </w:r>
+          </w:p>
+        </w:tc>
+        <w:tc>
+          <w:tcPr>
+            <w:tcW w:type="dxa" w:w="1814"/>
+            <w:tcMar>
+              <w:top w:w="60" w:type="dxa"/>
+              <w:left w:w="60" w:type="dxa"/>
+              <w:bottom w:w="60" w:type="dxa"/>
+              <w:right w:w="60" w:type="dxa"/>
+            </w:tcMar>
+          </w:tcPr>
+          <w:p>
+            <w:pPr>
+              <w:jc w:val="left"/>
+            </w:pPr>
+            <w:r>
+              <w:rPr>
+                <w:rFonts w:ascii="Times New Roman" w:hAnsi="Times New Roman"/>
+                <w:sz w:val="20"/>
+              </w:rPr>
+              <w:t>Xây dựng module tự động hóa benchmark benchmark.py</w:t>
+            </w:r>
+          </w:p>
+        </w:tc>
+        <w:tc>
+          <w:tcPr>
+            <w:tcW w:type="dxa" w:w="1814"/>
+            <w:tcMar>
+              <w:top w:w="60" w:type="dxa"/>
+              <w:left w:w="60" w:type="dxa"/>
+              <w:bottom w:w="60" w:type="dxa"/>
+              <w:right w:w="60" w:type="dxa"/>
+            </w:tcMar>
+          </w:tcPr>
+          <w:p>
+            <w:pPr>
+              <w:jc w:val="left"/>
+            </w:pPr>
+            <w:r>
+              <w:rPr>
+                <w:rFonts w:ascii="Times New Roman" w:hAnsi="Times New Roman"/>
+                <w:sz w:val="20"/>
+              </w:rPr>
+              <w:t>src/segmentation/region_growing.py, Notebook 03</w:t>
+            </w:r>
+          </w:p>
+        </w:tc>
+      </w:tr>
+      <w:tr>
+        <w:tc>
+          <w:tcPr>
+            <w:tcW w:type="dxa" w:w="1814"/>
+            <w:tcMar>
+              <w:top w:w="60" w:type="dxa"/>
+              <w:left w:w="60" w:type="dxa"/>
+              <w:bottom w:w="60" w:type="dxa"/>
+              <w:right w:w="60" w:type="dxa"/>
+            </w:tcMar>
+          </w:tcPr>
+          <w:p>
+            <w:pPr>
+              <w:jc w:val="center"/>
+            </w:pPr>
+            <w:r>
+              <w:rPr>
+                <w:rFonts w:ascii="Times New Roman" w:hAnsi="Times New Roman"/>
+                <w:b/>
+                <w:sz w:val="20"/>
+              </w:rPr>
+              <w:t>Tuần 10</w:t>
+            </w:r>
+          </w:p>
+        </w:tc>
+        <w:tc>
+          <w:tcPr>
+            <w:tcW w:type="dxa" w:w="1814"/>
+            <w:tcMar>
+              <w:top w:w="60" w:type="dxa"/>
+              <w:left w:w="60" w:type="dxa"/>
+              <w:bottom w:w="60" w:type="dxa"/>
+              <w:right w:w="60" w:type="dxa"/>
+            </w:tcMar>
+          </w:tcPr>
+          <w:p>
+            <w:pPr>
+              <w:jc w:val="left"/>
+            </w:pPr>
+            <w:r>
+              <w:rPr>
+                <w:rFonts w:ascii="Times New Roman" w:hAnsi="Times New Roman"/>
+                <w:sz w:val="20"/>
+              </w:rPr>
+              <w:t>Rút trích đặc trưng hình học &amp; Khớp nối hệ thống</w:t>
+            </w:r>
+          </w:p>
+        </w:tc>
+        <w:tc>
+          <w:tcPr>
+            <w:tcW w:type="dxa" w:w="1814"/>
+            <w:tcMar>
+              <w:top w:w="60" w:type="dxa"/>
+              <w:left w:w="60" w:type="dxa"/>
+              <w:bottom w:w="60" w:type="dxa"/>
+              <w:right w:w="60" w:type="dxa"/>
+            </w:tcMar>
+          </w:tcPr>
+          <w:p>
+            <w:pPr>
+              <w:jc w:val="left"/>
+            </w:pPr>
+            <w:r>
+              <w:rPr>
+                <w:rFonts w:ascii="Times New Roman" w:hAnsi="Times New Roman"/>
+                <w:sz w:val="20"/>
+              </w:rPr>
+              <w:t>Tối ưu hóa hậu xử lý hình thái học</w:t>
+            </w:r>
+          </w:p>
+        </w:tc>
+        <w:tc>
+          <w:tcPr>
+            <w:tcW w:type="dxa" w:w="1814"/>
+            <w:tcMar>
+              <w:top w:w="60" w:type="dxa"/>
+              <w:left w:w="60" w:type="dxa"/>
+              <w:bottom w:w="60" w:type="dxa"/>
+              <w:right w:w="60" w:type="dxa"/>
+            </w:tcMar>
+          </w:tcPr>
+          <w:p>
+            <w:pPr>
+              <w:jc w:val="left"/>
+            </w:pPr>
+            <w:r>
+              <w:rPr>
+                <w:rFonts w:ascii="Times New Roman" w:hAnsi="Times New Roman"/>
+                <w:sz w:val="20"/>
+              </w:rPr>
+              <w:t>Cài đặt features.py (diện tích, độ tròn) và visualization.py</w:t>
+            </w:r>
+          </w:p>
+        </w:tc>
+        <w:tc>
+          <w:tcPr>
+            <w:tcW w:type="dxa" w:w="1814"/>
+            <w:tcMar>
+              <w:top w:w="60" w:type="dxa"/>
+              <w:left w:w="60" w:type="dxa"/>
+              <w:bottom w:w="60" w:type="dxa"/>
+              <w:right w:w="60" w:type="dxa"/>
+            </w:tcMar>
+          </w:tcPr>
+          <w:p>
+            <w:pPr>
+              <w:jc w:val="left"/>
+            </w:pPr>
+            <w:r>
+              <w:rPr>
+                <w:rFonts w:ascii="Times New Roman" w:hAnsi="Times New Roman"/>
+                <w:sz w:val="20"/>
+              </w:rPr>
+              <w:t>src/measurement/, Bounding box màu đỏ</w:t>
+            </w:r>
+          </w:p>
+        </w:tc>
+      </w:tr>
+      <w:tr>
+        <w:tc>
+          <w:tcPr>
+            <w:tcW w:type="dxa" w:w="1814"/>
+            <w:tcMar>
+              <w:top w:w="60" w:type="dxa"/>
+              <w:left w:w="60" w:type="dxa"/>
+              <w:bottom w:w="60" w:type="dxa"/>
+              <w:right w:w="60" w:type="dxa"/>
+            </w:tcMar>
+          </w:tcPr>
+          <w:p>
+            <w:pPr>
+              <w:jc w:val="center"/>
+            </w:pPr>
+            <w:r>
+              <w:rPr>
+                <w:rFonts w:ascii="Times New Roman" w:hAnsi="Times New Roman"/>
+                <w:b/>
+                <w:sz w:val="20"/>
+              </w:rPr>
+              <w:t>Tuần 11</w:t>
+            </w:r>
+          </w:p>
+        </w:tc>
+        <w:tc>
+          <w:tcPr>
+            <w:tcW w:type="dxa" w:w="1814"/>
+            <w:tcMar>
+              <w:top w:w="60" w:type="dxa"/>
+              <w:left w:w="60" w:type="dxa"/>
+              <w:bottom w:w="60" w:type="dxa"/>
+              <w:right w:w="60" w:type="dxa"/>
+            </w:tcMar>
+          </w:tcPr>
+          <w:p>
+            <w:pPr>
+              <w:jc w:val="left"/>
+            </w:pPr>
+            <w:r>
+              <w:rPr>
+                <w:rFonts w:ascii="Times New Roman" w:hAnsi="Times New Roman"/>
+                <w:sz w:val="20"/>
+              </w:rPr>
+              <w:t>Tích hợp ứng dụng minh họa tương tác hoàn chỉnh</w:t>
+            </w:r>
+          </w:p>
+        </w:tc>
+        <w:tc>
+          <w:tcPr>
+            <w:tcW w:type="dxa" w:w="1814"/>
+            <w:tcMar>
+              <w:top w:w="60" w:type="dxa"/>
+              <w:left w:w="60" w:type="dxa"/>
+              <w:bottom w:w="60" w:type="dxa"/>
+              <w:right w:w="60" w:type="dxa"/>
+            </w:tcMar>
+          </w:tcPr>
+          <w:p>
+            <w:pPr>
+              <w:jc w:val="left"/>
+            </w:pPr>
+            <w:r>
+              <w:rPr>
+                <w:rFonts w:ascii="Times New Roman" w:hAnsi="Times New Roman"/>
+                <w:sz w:val="20"/>
+              </w:rPr>
+              <w:t>Hỗ trợ tích hợp pipeline vào ứng dụng</w:t>
+            </w:r>
+          </w:p>
+        </w:tc>
+        <w:tc>
+          <w:tcPr>
+            <w:tcW w:type="dxa" w:w="1814"/>
+            <w:tcMar>
+              <w:top w:w="60" w:type="dxa"/>
+              <w:left w:w="60" w:type="dxa"/>
+              <w:bottom w:w="60" w:type="dxa"/>
+              <w:right w:w="60" w:type="dxa"/>
+            </w:tcMar>
+          </w:tcPr>
+          <w:p>
+            <w:pPr>
+              <w:jc w:val="left"/>
+            </w:pPr>
+            <w:r>
+              <w:rPr>
+                <w:rFonts w:ascii="Times New Roman" w:hAnsi="Times New Roman"/>
+                <w:sz w:val="20"/>
+              </w:rPr>
+              <w:t>Xây dựng và hoàn thiện giao diện Streamlit GUI (app.py)</w:t>
+            </w:r>
+          </w:p>
+        </w:tc>
+        <w:tc>
+          <w:tcPr>
+            <w:tcW w:type="dxa" w:w="1814"/>
+            <w:tcMar>
+              <w:top w:w="60" w:type="dxa"/>
+              <w:left w:w="60" w:type="dxa"/>
+              <w:bottom w:w="60" w:type="dxa"/>
+              <w:right w:w="60" w:type="dxa"/>
+            </w:tcMar>
+          </w:tcPr>
+          <w:p>
+            <w:pPr>
+              <w:jc w:val="left"/>
+            </w:pPr>
+            <w:r>
+              <w:rPr>
+                <w:rFonts w:ascii="Times New Roman" w:hAnsi="Times New Roman"/>
+                <w:sz w:val="20"/>
+              </w:rPr>
+              <w:t>Ứng dụng web Streamlit chạy mượt mà</w:t>
+            </w:r>
+          </w:p>
+        </w:tc>
+      </w:tr>
+      <w:tr>
+        <w:tc>
+          <w:tcPr>
+            <w:tcW w:type="dxa" w:w="1814"/>
+            <w:tcMar>
+              <w:top w:w="60" w:type="dxa"/>
+              <w:left w:w="60" w:type="dxa"/>
+              <w:bottom w:w="60" w:type="dxa"/>
+              <w:right w:w="60" w:type="dxa"/>
+            </w:tcMar>
+          </w:tcPr>
+          <w:p>
+            <w:pPr>
+              <w:jc w:val="center"/>
+            </w:pPr>
+            <w:r>
+              <w:rPr>
+                <w:rFonts w:ascii="Times New Roman" w:hAnsi="Times New Roman"/>
+                <w:b/>
+                <w:sz w:val="20"/>
+              </w:rPr>
+              <w:t>Tuần 12</w:t>
+            </w:r>
+          </w:p>
+        </w:tc>
+        <w:tc>
+          <w:tcPr>
+            <w:tcW w:type="dxa" w:w="1814"/>
+            <w:tcMar>
+              <w:top w:w="60" w:type="dxa"/>
+              <w:left w:w="60" w:type="dxa"/>
+              <w:bottom w:w="60" w:type="dxa"/>
+              <w:right w:w="60" w:type="dxa"/>
+            </w:tcMar>
+          </w:tcPr>
+          <w:p>
+            <w:pPr>
+              <w:jc w:val="left"/>
+            </w:pPr>
+            <w:r>
+              <w:rPr>
+                <w:rFonts w:ascii="Times New Roman" w:hAnsi="Times New Roman"/>
+                <w:sz w:val="20"/>
+              </w:rPr>
+              <w:t>Đánh giá định lượng quy mô lớn (3,929 lát cắt)</w:t>
+            </w:r>
+          </w:p>
+        </w:tc>
+        <w:tc>
+          <w:tcPr>
+            <w:tcW w:type="dxa" w:w="1814"/>
+            <w:tcMar>
+              <w:top w:w="60" w:type="dxa"/>
+              <w:left w:w="60" w:type="dxa"/>
+              <w:bottom w:w="60" w:type="dxa"/>
+              <w:right w:w="60" w:type="dxa"/>
+            </w:tcMar>
+          </w:tcPr>
+          <w:p>
+            <w:pPr>
+              <w:jc w:val="left"/>
+            </w:pPr>
+            <w:r>
+              <w:rPr>
+                <w:rFonts w:ascii="Times New Roman" w:hAnsi="Times New Roman"/>
+                <w:sz w:val="20"/>
+              </w:rPr>
+              <w:t>Phân tích chuyên sâu các ca thất bại (Failure cases)</w:t>
+            </w:r>
+          </w:p>
+        </w:tc>
+        <w:tc>
+          <w:tcPr>
+            <w:tcW w:type="dxa" w:w="1814"/>
+            <w:tcMar>
+              <w:top w:w="60" w:type="dxa"/>
+              <w:left w:w="60" w:type="dxa"/>
+              <w:bottom w:w="60" w:type="dxa"/>
+              <w:right w:w="60" w:type="dxa"/>
+            </w:tcMar>
+          </w:tcPr>
+          <w:p>
+            <w:pPr>
+              <w:jc w:val="left"/>
+            </w:pPr>
+            <w:r>
+              <w:rPr>
+                <w:rFonts w:ascii="Times New Roman" w:hAnsi="Times New Roman"/>
+                <w:sz w:val="20"/>
+              </w:rPr>
+              <w:t>Chạy thực nghiệm 3,929 lát, vẽ biểu đồ so sánh, viết Notebook 04</w:t>
+            </w:r>
+          </w:p>
+        </w:tc>
+        <w:tc>
+          <w:tcPr>
+            <w:tcW w:type="dxa" w:w="1814"/>
+            <w:tcMar>
+              <w:top w:w="60" w:type="dxa"/>
+              <w:left w:w="60" w:type="dxa"/>
+              <w:bottom w:w="60" w:type="dxa"/>
+              <w:right w:w="60" w:type="dxa"/>
+            </w:tcMar>
+          </w:tcPr>
+          <w:p>
+            <w:pPr>
+              <w:jc w:val="left"/>
+            </w:pPr>
+            <w:r>
+              <w:rPr>
+                <w:rFonts w:ascii="Times New Roman" w:hAnsi="Times New Roman"/>
+                <w:sz w:val="20"/>
+              </w:rPr>
+              <w:t>BENCHMARK_RESULTS.csv, Notebook 04</w:t>
+            </w:r>
+          </w:p>
+        </w:tc>
+      </w:tr>
+      <w:tr>
+        <w:tc>
+          <w:tcPr>
+            <w:tcW w:type="dxa" w:w="1814"/>
+            <w:tcMar>
+              <w:top w:w="60" w:type="dxa"/>
+              <w:left w:w="60" w:type="dxa"/>
+              <w:bottom w:w="60" w:type="dxa"/>
+              <w:right w:w="60" w:type="dxa"/>
+            </w:tcMar>
+          </w:tcPr>
+          <w:p>
+            <w:pPr>
+              <w:jc w:val="center"/>
+            </w:pPr>
+            <w:r>
+              <w:rPr>
+                <w:rFonts w:ascii="Times New Roman" w:hAnsi="Times New Roman"/>
+                <w:b/>
+                <w:sz w:val="20"/>
+              </w:rPr>
+              <w:t>Tuần 13</w:t>
+            </w:r>
+          </w:p>
+        </w:tc>
+        <w:tc>
+          <w:tcPr>
+            <w:tcW w:type="dxa" w:w="1814"/>
+            <w:tcMar>
+              <w:top w:w="60" w:type="dxa"/>
+              <w:left w:w="60" w:type="dxa"/>
+              <w:bottom w:w="60" w:type="dxa"/>
+              <w:right w:w="60" w:type="dxa"/>
+            </w:tcMar>
+          </w:tcPr>
+          <w:p>
+            <w:pPr>
+              <w:jc w:val="left"/>
+            </w:pPr>
+            <w:r>
+              <w:rPr>
+                <w:rFonts w:ascii="Times New Roman" w:hAnsi="Times New Roman"/>
+                <w:sz w:val="20"/>
+              </w:rPr>
+              <w:t>Biên soạn bản nháp Báo cáo đồ án</w:t>
+            </w:r>
+          </w:p>
+        </w:tc>
+        <w:tc>
+          <w:tcPr>
+            <w:tcW w:type="dxa" w:w="1814"/>
+            <w:tcMar>
+              <w:top w:w="60" w:type="dxa"/>
+              <w:left w:w="60" w:type="dxa"/>
+              <w:bottom w:w="60" w:type="dxa"/>
+              <w:right w:w="60" w:type="dxa"/>
+            </w:tcMar>
+          </w:tcPr>
+          <w:p>
+            <w:pPr>
+              <w:jc w:val="left"/>
+            </w:pPr>
+            <w:r>
+              <w:rPr>
+                <w:rFonts w:ascii="Times New Roman" w:hAnsi="Times New Roman"/>
+                <w:sz w:val="20"/>
+              </w:rPr>
+              <w:t>Soạn thảo 4 chương kỹ thuật (Mục 4, 6, 7, 8 kỹ thuật)</w:t>
+            </w:r>
+          </w:p>
+        </w:tc>
+        <w:tc>
+          <w:tcPr>
+            <w:tcW w:type="dxa" w:w="1814"/>
+            <w:tcMar>
+              <w:top w:w="60" w:type="dxa"/>
+              <w:left w:w="60" w:type="dxa"/>
+              <w:bottom w:w="60" w:type="dxa"/>
+              <w:right w:w="60" w:type="dxa"/>
+            </w:tcMar>
+          </w:tcPr>
+          <w:p>
+            <w:pPr>
+              <w:jc w:val="left"/>
+            </w:pPr>
+            <w:r>
+              <w:rPr>
+                <w:rFonts w:ascii="Times New Roman" w:hAnsi="Times New Roman"/>
+                <w:sz w:val="20"/>
+              </w:rPr>
+              <w:t>Soạn thảo 6 chương tổng quan (Mục 3, 5, 8 số liệu, 9, 10, bìa)</w:t>
+            </w:r>
+          </w:p>
+        </w:tc>
+        <w:tc>
+          <w:tcPr>
+            <w:tcW w:type="dxa" w:w="1814"/>
+            <w:tcMar>
+              <w:top w:w="60" w:type="dxa"/>
+              <w:left w:w="60" w:type="dxa"/>
+              <w:bottom w:w="60" w:type="dxa"/>
+              <w:right w:w="60" w:type="dxa"/>
+            </w:tcMar>
+          </w:tcPr>
+          <w:p>
+            <w:pPr>
+              <w:jc w:val="left"/>
+            </w:pPr>
+            <w:r>
+              <w:rPr>
+                <w:rFonts w:ascii="Times New Roman" w:hAnsi="Times New Roman"/>
+                <w:sz w:val="20"/>
+              </w:rPr>
+              <w:t>Bản nháp báo cáo đầy đủ 12 mục</w:t>
+            </w:r>
+          </w:p>
+        </w:tc>
+      </w:tr>
+      <w:tr>
+        <w:tc>
+          <w:tcPr>
+            <w:tcW w:type="dxa" w:w="1814"/>
+            <w:tcMar>
+              <w:top w:w="60" w:type="dxa"/>
+              <w:left w:w="60" w:type="dxa"/>
+              <w:bottom w:w="60" w:type="dxa"/>
+              <w:right w:w="60" w:type="dxa"/>
+            </w:tcMar>
+          </w:tcPr>
+          <w:p>
+            <w:pPr>
+              <w:jc w:val="center"/>
+            </w:pPr>
+            <w:r>
+              <w:rPr>
+                <w:rFonts w:ascii="Times New Roman" w:hAnsi="Times New Roman"/>
+                <w:b/>
+                <w:sz w:val="20"/>
+              </w:rPr>
+              <w:t>Tuần 14</w:t>
+            </w:r>
+          </w:p>
+        </w:tc>
+        <w:tc>
+          <w:tcPr>
+            <w:tcW w:type="dxa" w:w="1814"/>
+            <w:tcMar>
+              <w:top w:w="60" w:type="dxa"/>
+              <w:left w:w="60" w:type="dxa"/>
+              <w:bottom w:w="60" w:type="dxa"/>
+              <w:right w:w="60" w:type="dxa"/>
+            </w:tcMar>
+          </w:tcPr>
+          <w:p>
+            <w:pPr>
+              <w:jc w:val="left"/>
+            </w:pPr>
+            <w:r>
+              <w:rPr>
+                <w:rFonts w:ascii="Times New Roman" w:hAnsi="Times New Roman"/>
+                <w:sz w:val="20"/>
+              </w:rPr>
+              <w:t>Rà soát mã nguồn, chuẩn hóa docstrings &amp; unit tests</w:t>
+            </w:r>
+          </w:p>
+        </w:tc>
+        <w:tc>
+          <w:tcPr>
+            <w:tcW w:type="dxa" w:w="1814"/>
+            <w:tcMar>
+              <w:top w:w="60" w:type="dxa"/>
+              <w:left w:w="60" w:type="dxa"/>
+              <w:bottom w:w="60" w:type="dxa"/>
+              <w:right w:w="60" w:type="dxa"/>
+            </w:tcMar>
+          </w:tcPr>
+          <w:p>
+            <w:pPr>
+              <w:jc w:val="left"/>
+            </w:pPr>
+            <w:r>
+              <w:rPr>
+                <w:rFonts w:ascii="Times New Roman" w:hAnsi="Times New Roman"/>
+                <w:sz w:val="20"/>
+              </w:rPr>
+              <w:t>Chuẩn hóa code src/, đảm bảo 12/12 unit tests đạt</w:t>
+            </w:r>
+          </w:p>
+        </w:tc>
+        <w:tc>
+          <w:tcPr>
+            <w:tcW w:type="dxa" w:w="1814"/>
+            <w:tcMar>
+              <w:top w:w="60" w:type="dxa"/>
+              <w:left w:w="60" w:type="dxa"/>
+              <w:bottom w:w="60" w:type="dxa"/>
+              <w:right w:w="60" w:type="dxa"/>
+            </w:tcMar>
+          </w:tcPr>
+          <w:p>
+            <w:pPr>
+              <w:jc w:val="left"/>
+            </w:pPr>
+            <w:r>
+              <w:rPr>
+                <w:rFonts w:ascii="Times New Roman" w:hAnsi="Times New Roman"/>
+                <w:sz w:val="20"/>
+              </w:rPr>
+              <w:t>Kiểm tra tính nhất quán số liệu giữa code, CSV và báo cáo</w:t>
+            </w:r>
+          </w:p>
+        </w:tc>
+        <w:tc>
+          <w:tcPr>
+            <w:tcW w:type="dxa" w:w="1814"/>
+            <w:tcMar>
+              <w:top w:w="60" w:type="dxa"/>
+              <w:left w:w="60" w:type="dxa"/>
+              <w:bottom w:w="60" w:type="dxa"/>
+              <w:right w:w="60" w:type="dxa"/>
+            </w:tcMar>
+          </w:tcPr>
+          <w:p>
+            <w:pPr>
+              <w:jc w:val="left"/>
+            </w:pPr>
+            <w:r>
+              <w:rPr>
+                <w:rFonts w:ascii="Times New Roman" w:hAnsi="Times New Roman"/>
+                <w:sz w:val="20"/>
+              </w:rPr>
+              <w:t>Toàn bộ 12 unit tests PASSED</w:t>
+            </w:r>
+          </w:p>
+        </w:tc>
+      </w:tr>
+      <w:tr>
+        <w:tc>
+          <w:tcPr>
+            <w:tcW w:type="dxa" w:w="1814"/>
+            <w:tcMar>
+              <w:top w:w="60" w:type="dxa"/>
+              <w:left w:w="60" w:type="dxa"/>
+              <w:bottom w:w="60" w:type="dxa"/>
+              <w:right w:w="60" w:type="dxa"/>
+            </w:tcMar>
+          </w:tcPr>
+          <w:p>
+            <w:pPr>
+              <w:jc w:val="center"/>
+            </w:pPr>
+            <w:r>
+              <w:rPr>
+                <w:rFonts w:ascii="Times New Roman" w:hAnsi="Times New Roman"/>
+                <w:b/>
+                <w:sz w:val="20"/>
+              </w:rPr>
+              <w:t>Tuần 15</w:t>
+            </w:r>
+          </w:p>
+        </w:tc>
+        <w:tc>
+          <w:tcPr>
+            <w:tcW w:type="dxa" w:w="1814"/>
+            <w:tcMar>
+              <w:top w:w="60" w:type="dxa"/>
+              <w:left w:w="60" w:type="dxa"/>
+              <w:bottom w:w="60" w:type="dxa"/>
+              <w:right w:w="60" w:type="dxa"/>
+            </w:tcMar>
+          </w:tcPr>
+          <w:p>
+            <w:pPr>
+              <w:jc w:val="left"/>
+            </w:pPr>
+            <w:r>
+              <w:rPr>
+                <w:rFonts w:ascii="Times New Roman" w:hAnsi="Times New Roman"/>
+                <w:b/>
+                <w:sz w:val="20"/>
+              </w:rPr>
+              <w:t>Hoàn thiện Báo cáo bản cuối, slide &amp; đóng gói</w:t>
+            </w:r>
+          </w:p>
+        </w:tc>
+        <w:tc>
+          <w:tcPr>
+            <w:tcW w:type="dxa" w:w="1814"/>
+            <w:tcMar>
+              <w:top w:w="60" w:type="dxa"/>
+              <w:left w:w="60" w:type="dxa"/>
+              <w:bottom w:w="60" w:type="dxa"/>
+              <w:right w:w="60" w:type="dxa"/>
+            </w:tcMar>
+          </w:tcPr>
+          <w:p>
+            <w:pPr>
+              <w:jc w:val="left"/>
+            </w:pPr>
+            <w:r>
+              <w:rPr>
+                <w:rFonts w:ascii="Times New Roman" w:hAnsi="Times New Roman"/>
+                <w:b/>
+                <w:sz w:val="20"/>
+              </w:rPr>
+              <w:t>Rà soát báo cáo kỹ thuật, chuẩn bị slide thuyết trình</w:t>
+            </w:r>
+          </w:p>
+        </w:tc>
+        <w:tc>
+          <w:tcPr>
+            <w:tcW w:type="dxa" w:w="1814"/>
+            <w:tcMar>
+              <w:top w:w="60" w:type="dxa"/>
+              <w:left w:w="60" w:type="dxa"/>
+              <w:bottom w:w="60" w:type="dxa"/>
+              <w:right w:w="60" w:type="dxa"/>
+            </w:tcMar>
+          </w:tcPr>
+          <w:p>
+            <w:pPr>
+              <w:jc w:val="left"/>
+            </w:pPr>
+            <w:r>
+              <w:rPr>
+                <w:rFonts w:ascii="Times New Roman" w:hAnsi="Times New Roman"/>
+                <w:b/>
+                <w:sz w:val="20"/>
+              </w:rPr>
+              <w:t>Thiết kế bộ Slide 20 trang, quay video demo 3 phút, đóng gói ZIP</w:t>
+            </w:r>
+          </w:p>
+        </w:tc>
+        <w:tc>
+          <w:tcPr>
+            <w:tcW w:type="dxa" w:w="1814"/>
+            <w:tcMar>
+              <w:top w:w="60" w:type="dxa"/>
+              <w:left w:w="60" w:type="dxa"/>
+              <w:bottom w:w="60" w:type="dxa"/>
+              <w:right w:w="60" w:type="dxa"/>
+            </w:tcMar>
+          </w:tcPr>
+          <w:p>
+            <w:pPr>
+              <w:jc w:val="left"/>
+            </w:pPr>
+            <w:r>
+              <w:rPr>
+                <w:rFonts w:ascii="Times New Roman" w:hAnsi="Times New Roman"/>
+                <w:b/>
+                <w:sz w:val="20"/>
+              </w:rPr>
+              <w:t>Báo cáo Word/PDF, Slide PPTX, Video demo, Bộ hồ sơ nộp</w:t>
+            </w:r>
+          </w:p>
+        </w:tc>
+      </w:tr>
+      <w:tr>
+        <w:tc>
+          <w:tcPr>
+            <w:tcW w:type="dxa" w:w="1814"/>
+            <w:tcMar>
+              <w:top w:w="60" w:type="dxa"/>
+              <w:left w:w="60" w:type="dxa"/>
+              <w:bottom w:w="60" w:type="dxa"/>
+              <w:right w:w="60" w:type="dxa"/>
+            </w:tcMar>
+          </w:tcPr>
+          <w:p>
+            <w:pPr>
+              <w:jc w:val="center"/>
+            </w:pPr>
+            <w:r>
+              <w:rPr>
+                <w:rFonts w:ascii="Times New Roman" w:hAnsi="Times New Roman"/>
+                <w:b/>
+                <w:sz w:val="20"/>
+              </w:rPr>
+              <w:t>Sau KT</w:t>
+            </w:r>
+          </w:p>
+        </w:tc>
+        <w:tc>
+          <w:tcPr>
+            <w:tcW w:type="dxa" w:w="1814"/>
+            <w:tcMar>
+              <w:top w:w="60" w:type="dxa"/>
+              <w:left w:w="60" w:type="dxa"/>
+              <w:bottom w:w="60" w:type="dxa"/>
+              <w:right w:w="60" w:type="dxa"/>
+            </w:tcMar>
+          </w:tcPr>
+          <w:p>
+            <w:pPr>
+              <w:jc w:val="left"/>
+            </w:pPr>
+            <w:r>
+              <w:rPr>
+                <w:rFonts w:ascii="Times New Roman" w:hAnsi="Times New Roman"/>
+                <w:b/>
+                <w:sz w:val="20"/>
+              </w:rPr>
+              <w:t>NỘP TRỌN BỘ HỒ SƠ ĐỒ ÁN HOÀN CHỈNH</w:t>
+            </w:r>
+          </w:p>
+        </w:tc>
+        <w:tc>
+          <w:tcPr>
+            <w:tcW w:type="dxa" w:w="1814"/>
+            <w:tcMar>
+              <w:top w:w="60" w:type="dxa"/>
+              <w:left w:w="60" w:type="dxa"/>
+              <w:bottom w:w="60" w:type="dxa"/>
+              <w:right w:w="60" w:type="dxa"/>
+            </w:tcMar>
+          </w:tcPr>
+          <w:p>
+            <w:pPr>
+              <w:jc w:val="left"/>
+            </w:pPr>
+            <w:r>
+              <w:rPr>
+                <w:rFonts w:ascii="Times New Roman" w:hAnsi="Times New Roman"/>
+                <w:b/>
+                <w:sz w:val="20"/>
+              </w:rPr>
+              <w:t>Nộp đồ án trên cổng của Trường, bảo vệ trước Hội đồng</w:t>
+            </w:r>
+          </w:p>
+        </w:tc>
+        <w:tc>
+          <w:tcPr>
+            <w:tcW w:type="dxa" w:w="1814"/>
+            <w:tcMar>
+              <w:top w:w="60" w:type="dxa"/>
+              <w:left w:w="60" w:type="dxa"/>
+              <w:bottom w:w="60" w:type="dxa"/>
+              <w:right w:w="60" w:type="dxa"/>
+            </w:tcMar>
+          </w:tcPr>
+          <w:p>
+            <w:pPr>
+              <w:jc w:val="left"/>
+            </w:pPr>
+            <w:r>
+              <w:rPr>
+                <w:rFonts w:ascii="Times New Roman" w:hAnsi="Times New Roman"/>
+                <w:b/>
+                <w:sz w:val="20"/>
+              </w:rPr>
+              <w:t>Phối hợp nộp sản phẩm, chuẩn bị demo thực tế</w:t>
+            </w:r>
+          </w:p>
+        </w:tc>
+        <w:tc>
+          <w:tcPr>
+            <w:tcW w:type="dxa" w:w="1814"/>
+            <w:tcMar>
+              <w:top w:w="60" w:type="dxa"/>
+              <w:left w:w="60" w:type="dxa"/>
+              <w:bottom w:w="60" w:type="dxa"/>
+              <w:right w:w="60" w:type="dxa"/>
+            </w:tcMar>
+          </w:tcPr>
+          <w:p>
+            <w:pPr>
+              <w:jc w:val="left"/>
+            </w:pPr>
+            <w:r>
+              <w:rPr>
+                <w:rFonts w:ascii="Times New Roman" w:hAnsi="Times New Roman"/>
+                <w:b/>
+                <w:sz w:val="20"/>
+              </w:rPr>
+              <w:t>Bộ hồ sơ nộp đúng hạn, sẵn sàng bảo vệ</w:t>
+            </w:r>
+          </w:p>
+        </w:tc>
+      </w:tr>
+      <w:tr>
+        <w:tc>
+          <w:tcPr>
+            <w:tcW w:type="dxa" w:w="1814"/>
+          </w:tcPr>
+          <w:p/>
+        </w:tc>
+        <w:tc>
+          <w:tcPr>
+            <w:tcW w:type="dxa" w:w="1814"/>
+          </w:tcPr>
+          <w:p/>
+        </w:tc>
+        <w:tc>
+          <w:tcPr>
+            <w:tcW w:type="dxa" w:w="1814"/>
+          </w:tcPr>
+          <w:p/>
+        </w:tc>
+        <w:tc>
+          <w:tcPr>
+            <w:tcW w:type="dxa" w:w="1814"/>
+          </w:tcPr>
+          <w:p/>
+        </w:tc>
+        <w:tc>
+          <w:tcPr>
+            <w:tcW w:type="dxa" w:w="1814"/>
+          </w:tcPr>
+          <w:p/>
+        </w:tc>
+      </w:tr>
+    </w:tbl>
+    <w:p>
+      <w:pPr>
+        <w:spacing w:before="160"/>
+      </w:pPr>
+    </w:p>
+    <w:p>
+      <w:pPr>
+        <w:keepNext/>
+        <w:spacing w:before="200" w:after="80" w:line="360" w:lineRule="auto"/>
+      </w:pPr>
+      <w:r>
+        <w:rPr>
+          <w:rFonts w:ascii="Times New Roman" w:hAnsi="Times New Roman"/>
+          <w:b/>
+          <w:i w:val="0"/>
+          <w:sz w:val="26"/>
+        </w:rPr>
+        <w:t>12.3. Phụ lục C: Hướng Dẫn Cài Đặt &amp; Chạy Thử Toàn Bộ Hệ Thống</w:t>
       </w:r>
     </w:p>
     <w:p>
@@ -4954,7 +8240,7 @@
           <w:b/>
           <w:sz w:val="26"/>
         </w:rPr>
-        <w:t xml:space="preserve">Bước 3 (Chuẩn bị 20 mẫu ảnh TCGA-LGG): </w:t>
+        <w:t xml:space="preserve">Bước 3 (Chuẩn bị 3,929 ảnh TCGA-LGG): </w:t>
       </w:r>
       <w:r>
         <w:rPr>
@@ -4962,7 +8248,7 @@
           <w:i/>
           <w:sz w:val="26"/>
         </w:rPr>
-        <w:t>python scripts/download_sample_data.py</w:t>
+        <w:t>python scripts/download_full_dataset.py</w:t>
       </w:r>
     </w:p>
     <w:p>

--- a/docs/BAO_CAO_DO_AN_XLAS.docx
+++ b/docs/BAO_CAO_DO_AN_XLAS.docx
@@ -207,7 +207,7 @@
           <w:i w:val="0"/>
           <w:sz w:val="26"/>
         </w:rPr>
-        <w:t>Nhóm sinh viên thực hiện đề tài gồm 02 thành viên, phân chia nhiệm vụ độc lập, minh bạch và bổ trợ lẫn nhau nhằm hoàn thành trọn vẹn toàn bộ các mục tiêu trong lộ trình 15 tuần làm việc theo chuẩn Bộ môn Khoa học Dữ liệu - Khoa CNTT - HUIT:</w:t>
+        <w:t>Nhóm sinh viên thực hiện đề tài gồm 02 thành viên, phân chia nhiệm vụ độc lập, minh bạch và bổ trợ lẫn nhau nhằm hoàn thành trọn vẹn toàn bộ các mục tiêu trong lộ trình Sprint cấp tốc 7 ngày làm việc theo chuẩn Bộ môn Khoa học Dữ liệu - Khoa CNTT - HUIT:</w:t>
       </w:r>
     </w:p>
     <w:tbl>
@@ -354,7 +354,7 @@
                 <w:b/>
                 <w:sz w:val="24"/>
               </w:rPr>
-              <w:t>Vai Trò &amp; Phân Công Nhiệm Vụ 15 Tuần</w:t>
+              <w:t>Vai Trò &amp; Phân Công Nhiệm Vụ (Sprint 7 Ngày)</w:t>
             </w:r>
           </w:p>
         </w:tc>
@@ -497,7 +497,7 @@
                 <w:rFonts w:ascii="Times New Roman" w:hAnsi="Times New Roman"/>
                 <w:sz w:val="24"/>
               </w:rPr>
-              <w:t>Nhóm trưởng: Điều phối 15 tuần, cấu trúc mã nguồn src/preprocessing, pipeline tách sọ não (Skull Stripping), cài đặt giải thuật phân đoạn u Baseline (Watershed) &amp; Đối chứng (Region Growing), tổng hợp báo cáo kỹ thuật.</w:t>
+              <w:t>Nhóm trưởng: Điều phối Sprint 7 ngày, cấu trúc mã nguồn src/preprocessing, pipeline tách sọ não (Skull Stripping), cài đặt giải thuật phân đoạn u Baseline (Watershed) &amp; Đối chứng (Region Growing), tổng hợp báo cáo kỹ thuật.</w:t>
             </w:r>
           </w:p>
         </w:tc>
@@ -715,7 +715,7 @@
           <w:i w:val="0"/>
           <w:sz w:val="26"/>
         </w:rPr>
-        <w:t>Tên đề tài, Giảng viên hướng dẫn, Danh sách sinh viên, Phân công 15 tuần &amp; Tỷ lệ đóng góp</w:t>
+        <w:t>Tên đề tài, Giảng viên hướng dẫn, Danh sách sinh viên, Phân công Sprint 7 ngày &amp; Tỷ lệ đóng góp</w:t>
       </w:r>
     </w:p>
     <w:p>
@@ -1056,7 +1056,7 @@
           <w:i w:val="0"/>
           <w:sz w:val="26"/>
         </w:rPr>
-        <w:t>Phụ lục A: Rubric 5 tiêu chí HUIT — Phụ lục B: Kế hoạch 15 tuần — Phụ lục C: Hướng dẫn cài đặt</w:t>
+        <w:t>Phụ lục A: Rubric 5 tiêu chí HUIT — Phụ lục B: Kế hoạch Sprint 7 ngày — Phụ lục C: Hướng dẫn cài đặt</w:t>
       </w:r>
     </w:p>
     <w:p>
@@ -5260,7 +5260,7 @@
           <w:i w:val="0"/>
           <w:sz w:val="26"/>
         </w:rPr>
-        <w:t>12. PHỤ LỤC: KHUNG RUBRIC ĐÁNH GIÁ, KẾ HOẠCH 15 TUẦN &amp; HƯỚNG DẪN CÀI ĐẶT</w:t>
+        <w:t>12. PHỤ LỤC: KHUNG RUBRIC ĐÁNH GIÁ, KẾ HOẠCH SPRINT 7 NGÀY &amp; HƯỚNG DẪN CÀI ĐẶT</w:t>
       </w:r>
     </w:p>
     <w:p>
@@ -6171,7 +6171,7 @@
           <w:i w:val="0"/>
           <w:sz w:val="26"/>
         </w:rPr>
-        <w:t>12.2. Phụ lục B: Bảng Tổng Hợp Phân Công Nhiệm Vụ 15 Tuần Chi Tiết</w:t>
+        <w:t>12.2. Phụ lục B: Bảng Tổng Hợp Phân Công Nhiệm Vụ Sprint Cấp Tốc 7 Ngày Chi Tiết</w:t>
       </w:r>
     </w:p>
     <w:p>
@@ -6185,7 +6185,7 @@
           <w:i w:val="0"/>
           <w:sz w:val="26"/>
         </w:rPr>
-        <w:t>Kế hoạch triển khai xuyên suốt 15 tuần học kỳ theo tiến độ của Nhà trường, kèm mốc đánh giá tiến độ nội bộ vào Tuần 8:</w:t>
+        <w:t>Kế hoạch triển khai cấp tốc trong 7 ngày theo chuẩn mực của Bộ môn Khoa học Dữ liệu - Khoa CNTT - HUIT, đảm bảo khối lượng thực nghiệm và tính toàn diện của đồ án:</w:t>
       </w:r>
     </w:p>
     <w:tbl>
@@ -6231,7 +6231,7 @@
                 <w:b/>
                 <w:sz w:val="20"/>
               </w:rPr>
-              <w:t>Tuần</w:t>
+              <w:t>Ngày</w:t>
             </w:r>
           </w:p>
         </w:tc>
@@ -6256,7 +6256,7 @@
                 <w:b/>
                 <w:sz w:val="20"/>
               </w:rPr>
-              <w:t>Nội dung công việc chuẩn HUIT</w:t>
+              <w:t>Nội dung công việc trọng tâm</w:t>
             </w:r>
           </w:p>
         </w:tc>
@@ -6357,7 +6357,7 @@
                 <w:b/>
                 <w:sz w:val="20"/>
               </w:rPr>
-              <w:t>Tuần 1</w:t>
+              <w:t>Ngày 1</w:t>
             </w:r>
           </w:p>
         </w:tc>
@@ -6380,7 +6380,7 @@
                 <w:rFonts w:ascii="Times New Roman" w:hAnsi="Times New Roman"/>
                 <w:sz w:val="20"/>
               </w:rPr>
-              <w:t>Đăng ký đề tài, phân công vai trò, lập kế hoạch 15 tuần</w:t>
+              <w:t>Khởi động Sprint, Chuẩn hóa Dữ liệu &amp; Đặc tả Kỹ thuật</w:t>
             </w:r>
           </w:p>
         </w:tc>
@@ -6403,7 +6403,7 @@
                 <w:rFonts w:ascii="Times New Roman" w:hAnsi="Times New Roman"/>
                 <w:sz w:val="20"/>
               </w:rPr>
-              <w:t>Chủ trì đăng ký đề tài, lập kế hoạch chi tiết</w:t>
+              <w:t>Chủ trì lập kế hoạch Sprint 7 ngày, soạn thảo đặc tả SPEC_PIPELINE_MRI.md (13 signatures, 7 invariants)</w:t>
             </w:r>
           </w:p>
         </w:tc>
@@ -6426,7 +6426,7 @@
                 <w:rFonts w:ascii="Times New Roman" w:hAnsi="Times New Roman"/>
                 <w:sz w:val="20"/>
               </w:rPr>
-              <w:t>Thống nhất vai trò, thiết lập môi trường Git</w:t>
+              <w:t>Tổ chức cấu trúc dữ liệu 2 tầng (sample/full 3,929 lát), chạy Notebook 01 EDA, xuất DATA_EXPLORATION_REPORT.md</w:t>
             </w:r>
           </w:p>
         </w:tc>
@@ -6449,7 +6449,7 @@
                 <w:rFonts w:ascii="Times New Roman" w:hAnsi="Times New Roman"/>
                 <w:sz w:val="20"/>
               </w:rPr>
-              <w:t>Bản phân công và kế hoạch làm việc</w:t>
+              <w:t>SPEC_PIPELINE_MRI.md, Notebook 01, Báo cáo dữ liệu</w:t>
             </w:r>
           </w:p>
         </w:tc>
@@ -6475,7 +6475,7 @@
                 <w:b/>
                 <w:sz w:val="20"/>
               </w:rPr>
-              <w:t>Tuần 2–3</w:t>
+              <w:t>Ngày 2</w:t>
             </w:r>
           </w:p>
         </w:tc>
@@ -6498,7 +6498,7 @@
                 <w:rFonts w:ascii="Times New Roman" w:hAnsi="Times New Roman"/>
                 <w:sz w:val="20"/>
               </w:rPr>
-              <w:t>Nghiên cứu cơ sở lý thuyết DIP và quy trình xử lý</w:t>
+              <w:t>Tiền xử lý, Tách sọ não 6 bước &amp; Bộ đo Y sinh</w:t>
             </w:r>
           </w:p>
         </w:tc>
@@ -6521,7 +6521,7 @@
                 <w:rFonts w:ascii="Times New Roman" w:hAnsi="Times New Roman"/>
                 <w:sz w:val="20"/>
               </w:rPr>
-              <w:t>Lý thuyết lọc Bilateral, Skull Stripping, Watershed; soạn SPEC</w:t>
+              <w:t>Cài đặt filters.py (Bilateral + CLAHE), skull_strip.py 6 bước kinh điển, hoàn thiện Notebook 02</w:t>
             </w:r>
           </w:p>
         </w:tc>
@@ -6544,7 +6544,7 @@
                 <w:rFonts w:ascii="Times New Roman" w:hAnsi="Times New Roman"/>
                 <w:sz w:val="20"/>
               </w:rPr>
-              <w:t>Lý thuyết các chỉ số đánh giá y tế: Dice, IoU, Sens, Spec</w:t>
+              <w:t>Cài đặt module metrics.py (Dice, IoU, Sens, Spec), xử lý an toàn mẫu rỗng 0/0, viết test unit</w:t>
             </w:r>
           </w:p>
         </w:tc>
@@ -6567,7 +6567,7 @@
                 <w:rFonts w:ascii="Times New Roman" w:hAnsi="Times New Roman"/>
                 <w:sz w:val="20"/>
               </w:rPr>
-              <w:t>SPEC_PIPELINE_MRI.md, Sơ đồ khối pipeline</w:t>
+              <w:t>src/preprocessing/, src/evaluation/metrics.py, Unit tests (test_preprocessing, test_metrics)</w:t>
             </w:r>
           </w:p>
         </w:tc>
@@ -6593,7 +6593,7 @@
                 <w:b/>
                 <w:sz w:val="20"/>
               </w:rPr>
-              <w:t>Tuần 4</w:t>
+              <w:t>Ngày 3</w:t>
             </w:r>
           </w:p>
         </w:tc>
@@ -6616,7 +6616,7 @@
                 <w:rFonts w:ascii="Times New Roman" w:hAnsi="Times New Roman"/>
                 <w:sz w:val="20"/>
               </w:rPr>
-              <w:t>Thu thập, chuẩn hóa và kiểm tra dữ liệu</w:t>
+              <w:t>Phân đoạn Baseline Watershed &amp; Đo Đặc trưng Hình học</w:t>
             </w:r>
           </w:p>
         </w:tc>
@@ -6639,7 +6639,7 @@
                 <w:rFonts w:ascii="Times New Roman" w:hAnsi="Times New Roman"/>
                 <w:sz w:val="20"/>
               </w:rPr>
-              <w:t>Rà soát chất lượng ảnh MRI và quy cách nhãn</w:t>
+              <w:t>Cài đặt watershed.py với biến đổi khoảng cách EDT, khảo sát ngưỡng dist_thresh_ratio</w:t>
             </w:r>
           </w:p>
         </w:tc>
@@ -6662,7 +6662,7 @@
                 <w:rFonts w:ascii="Times New Roman" w:hAnsi="Times New Roman"/>
                 <w:sz w:val="20"/>
               </w:rPr>
-              <w:t>Tổ chức cấu trúc 2 tầng dữ liệu, viết Notebook 01, xuất báo cáo dữ liệu</w:t>
+              <w:t>Cài đặt features.py (diện tích u, circularity, bounding box) và visualization.py (hộp đỏ, viền vàng, Quad view)</w:t>
             </w:r>
           </w:p>
         </w:tc>
@@ -6685,7 +6685,7 @@
                 <w:rFonts w:ascii="Times New Roman" w:hAnsi="Times New Roman"/>
                 <w:sz w:val="20"/>
               </w:rPr>
-              <w:t>data/sample, data/full, DATA_EXPLORATION_REPORT.md</w:t>
+              <w:t>src/segmentation/watershed.py, src/measurement/, Unit tests (test_segmentation, test_measurement)</w:t>
             </w:r>
           </w:p>
         </w:tc>
@@ -6711,7 +6711,7 @@
                 <w:b/>
                 <w:sz w:val="20"/>
               </w:rPr>
-              <w:t>Tuần 5</w:t>
+              <w:t>Ngày 4</w:t>
             </w:r>
           </w:p>
         </w:tc>
@@ -6734,7 +6734,7 @@
                 <w:rFonts w:ascii="Times New Roman" w:hAnsi="Times New Roman"/>
                 <w:sz w:val="20"/>
               </w:rPr>
-              <w:t>Cài đặt module Tiền xử lý &amp; Tách sọ não</w:t>
+              <w:t>Phân đoạn Đối chứng Region Growing &amp; Ghép nối Pipeline</w:t>
             </w:r>
           </w:p>
         </w:tc>
@@ -6757,7 +6757,7 @@
                 <w:rFonts w:ascii="Times New Roman" w:hAnsi="Times New Roman"/>
                 <w:sz w:val="20"/>
               </w:rPr>
-              <w:t>Cài đặt filters.py, skull_strip.py, viết Notebook 02</w:t>
+              <w:t>Cài đặt region_growing.py (tự tìm seed cực đại cường độ, BFS 8 láng giềng), tích hợp BrainTumorPipeline</w:t>
             </w:r>
           </w:p>
         </w:tc>
@@ -6780,7 +6780,7 @@
                 <w:rFonts w:ascii="Times New Roman" w:hAnsi="Times New Roman"/>
                 <w:sz w:val="20"/>
               </w:rPr>
-              <w:t>Phối hợp kiểm thử trên các ca có nhiễu sọc và tương phản thấp</w:t>
+              <w:t>Hoàn thiện Notebook 03 (so sánh song song Watershed vs Region Growing), xây dựng framework benchmark</w:t>
             </w:r>
           </w:p>
         </w:tc>
@@ -6803,7 +6803,7 @@
                 <w:rFonts w:ascii="Times New Roman" w:hAnsi="Times New Roman"/>
                 <w:sz w:val="20"/>
               </w:rPr>
-              <w:t>src/preprocessing/, Notebook 02, Bộ ảnh 6 bước tách sọ</w:t>
+              <w:t>src/pipeline.py, Notebook 03, Bảng nhận xét định tính</w:t>
             </w:r>
           </w:p>
         </w:tc>
@@ -6829,7 +6829,7 @@
                 <w:b/>
                 <w:sz w:val="20"/>
               </w:rPr>
-              <w:t>Tuần 6</w:t>
+              <w:t>Ngày 5</w:t>
             </w:r>
           </w:p>
         </w:tc>
@@ -6852,7 +6852,7 @@
                 <w:rFonts w:ascii="Times New Roman" w:hAnsi="Times New Roman"/>
                 <w:sz w:val="20"/>
               </w:rPr>
-              <w:t>Cài đặt phương pháp chính 1 (Baseline Watershed)</w:t>
+              <w:t>Benchmark Quy mô lớn (3,929 lát cắt) &amp; Web Demo GUI</w:t>
             </w:r>
           </w:p>
         </w:tc>
@@ -6875,7 +6875,7 @@
                 <w:rFonts w:ascii="Times New Roman" w:hAnsi="Times New Roman"/>
                 <w:sz w:val="20"/>
               </w:rPr>
-              <w:t>Cài đặt watershed.py và Distance Transform</w:t>
+              <w:t>Phân tích chuyên sâu các ca thất bại (Failure cases: u nhỏ &lt;1.5%, u biên mờ, u chèn ép não thất)</w:t>
             </w:r>
           </w:p>
         </w:tc>
@@ -6898,7 +6898,7 @@
                 <w:rFonts w:ascii="Times New Roman" w:hAnsi="Times New Roman"/>
                 <w:sz w:val="20"/>
               </w:rPr>
-              <w:t>Cài đặt module bộ đo y tế metrics.py và Unit tests</w:t>
+              <w:t>Hoàn thiện Streamlit GUI (demo/app.py) Dual-mode, chạy benchmark đa tiến trình 3,929 lát cắt và Notebook 04</w:t>
             </w:r>
           </w:p>
         </w:tc>
@@ -6921,7 +6921,7 @@
                 <w:rFonts w:ascii="Times New Roman" w:hAnsi="Times New Roman"/>
                 <w:sz w:val="20"/>
               </w:rPr>
-              <w:t>src/segmentation/watershed.py, src/evaluation/metrics.py</w:t>
+              <w:t>BENCHMARK_RESULTS.csv, Notebook 04, Streamlit Web App</w:t>
             </w:r>
           </w:p>
         </w:tc>
@@ -6947,7 +6947,7 @@
                 <w:b/>
                 <w:sz w:val="20"/>
               </w:rPr>
-              <w:t>Tuần 7</w:t>
+              <w:t>Ngày 6</w:t>
             </w:r>
           </w:p>
         </w:tc>
@@ -6970,7 +6970,7 @@
                 <w:rFonts w:ascii="Times New Roman" w:hAnsi="Times New Roman"/>
                 <w:sz w:val="20"/>
               </w:rPr>
-              <w:t>Hoàn thiện pipeline cơ sở từ ảnh thô đến u não</w:t>
+              <w:t>Biên soạn Toàn văn Báo cáo Đồ án 12 Mục chuẩn HUIT</w:t>
             </w:r>
           </w:p>
         </w:tc>
@@ -6993,7 +6993,7 @@
                 <w:rFonts w:ascii="Times New Roman" w:hAnsi="Times New Roman"/>
                 <w:sz w:val="20"/>
               </w:rPr>
-              <w:t>Xây dựng lớp điều phối BrainTumorPipeline</w:t>
+              <w:t>Soạn thảo 4 chương kỹ thuật (Mục 2: Lý thuyết; Mục 4: Tiền xử lý &amp; Sọ; Mục 6: Thực nghiệm; Mục 8: Kỹ thuật)</w:t>
             </w:r>
           </w:p>
         </w:tc>
@@ -7016,7 +7016,7 @@
                 <w:rFonts w:ascii="Times New Roman" w:hAnsi="Times New Roman"/>
                 <w:sz w:val="20"/>
               </w:rPr>
-              <w:t>Đo lường thử nghiệm trên kết quả baseline</w:t>
+              <w:t>Soạn thảo 6 chương tổng quan (Mục 1: Mở đầu; Mục 3: Dữ liệu; Mục 5: Chỉ số; Mục 8: Số liệu; Mục 9: GUI; Mục 10: Kết luận)</w:t>
             </w:r>
           </w:p>
         </w:tc>
@@ -7039,7 +7039,7 @@
                 <w:rFonts w:ascii="Times New Roman" w:hAnsi="Times New Roman"/>
                 <w:sz w:val="20"/>
               </w:rPr>
-              <w:t>src/pipeline.py chạy ổn định</w:t>
+              <w:t>BAO_CAO_DO_AN_XLAS.md, BAO_CAO_DO_AN_XLAS.docx (Word chuẩn lề 3-3-3-2 cm)</w:t>
             </w:r>
           </w:p>
         </w:tc>
@@ -7065,7 +7065,7 @@
                 <w:b/>
                 <w:sz w:val="20"/>
               </w:rPr>
-              <w:t>Tuần 8</w:t>
+              <w:t>Ngày 7</w:t>
             </w:r>
           </w:p>
         </w:tc>
@@ -7086,10 +7086,9 @@
             <w:r>
               <w:rPr>
                 <w:rFonts w:ascii="Times New Roman" w:hAnsi="Times New Roman"/>
-                <w:b/>
                 <w:sz w:val="20"/>
               </w:rPr>
-              <w:t>BÁO CÁO TIẾN ĐỘ NỘI BỘ VỚI GIẢNG VIÊN</w:t>
+              <w:t>Chuẩn hóa Mã nguồn, Slide Thuyết trình, Video Demo &amp; Đóng gói</w:t>
             </w:r>
           </w:p>
         </w:tc>
@@ -7110,10 +7109,9 @@
             <w:r>
               <w:rPr>
                 <w:rFonts w:ascii="Times New Roman" w:hAnsi="Times New Roman"/>
-                <w:b/>
                 <w:sz w:val="20"/>
               </w:rPr>
-              <w:t>Soạn nội dung kỹ thuật, báo cáo trực tiếp với GV</w:t>
+              <w:t>Rà soát toàn bộ code src/, bổ sung 100% docstring tiếng Việt, bảo đảm 12/12 unit tests PASSED</w:t>
             </w:r>
           </w:p>
         </w:tc>
@@ -7134,10 +7132,9 @@
             <w:r>
               <w:rPr>
                 <w:rFonts w:ascii="Times New Roman" w:hAnsi="Times New Roman"/>
-                <w:b/>
                 <w:sz w:val="20"/>
               </w:rPr>
-              <w:t>Tổng hợp số liệu và hình ảnh minh họa baseline</w:t>
+              <w:t>Thiết kế bộ Slide 20 trang (SLIDE_THUYET_TRINH_OUTLINE.md), quay Video demo 3 phút, đóng gói ZIP trọn bộ hồ sơ</w:t>
             </w:r>
           </w:p>
         </w:tc>
@@ -7158,10 +7155,9 @@
             <w:r>
               <w:rPr>
                 <w:rFonts w:ascii="Times New Roman" w:hAnsi="Times New Roman"/>
-                <w:b/>
                 <w:sz w:val="20"/>
               </w:rPr>
-              <w:t>Báo cáo tiến độ nội bộ hoàn thành</w:t>
+              <w:t>Slide PPTX/PDF, Video Demo MP4, Bộ mã nguồn sạch, Hồ sơ nộp hoàn chỉnh</w:t>
             </w:r>
           </w:p>
         </w:tc>
@@ -7187,715 +7183,7 @@
                 <w:b/>
                 <w:sz w:val="20"/>
               </w:rPr>
-              <w:t>Tuần 9</w:t>
-            </w:r>
-          </w:p>
-        </w:tc>
-        <w:tc>
-          <w:tcPr>
-            <w:tcW w:type="dxa" w:w="1814"/>
-            <w:tcMar>
-              <w:top w:w="60" w:type="dxa"/>
-              <w:left w:w="60" w:type="dxa"/>
-              <w:bottom w:w="60" w:type="dxa"/>
-              <w:right w:w="60" w:type="dxa"/>
-            </w:tcMar>
-          </w:tcPr>
-          <w:p>
-            <w:pPr>
-              <w:jc w:val="left"/>
-            </w:pPr>
-            <w:r>
-              <w:rPr>
-                <w:rFonts w:ascii="Times New Roman" w:hAnsi="Times New Roman"/>
-                <w:sz w:val="20"/>
-              </w:rPr>
-              <w:t>Cài đặt phương pháp đối chứng 2 (Region Growing)</w:t>
-            </w:r>
-          </w:p>
-        </w:tc>
-        <w:tc>
-          <w:tcPr>
-            <w:tcW w:type="dxa" w:w="1814"/>
-            <w:tcMar>
-              <w:top w:w="60" w:type="dxa"/>
-              <w:left w:w="60" w:type="dxa"/>
-              <w:bottom w:w="60" w:type="dxa"/>
-              <w:right w:w="60" w:type="dxa"/>
-            </w:tcMar>
-          </w:tcPr>
-          <w:p>
-            <w:pPr>
-              <w:jc w:val="left"/>
-            </w:pPr>
-            <w:r>
-              <w:rPr>
-                <w:rFonts w:ascii="Times New Roman" w:hAnsi="Times New Roman"/>
-                <w:sz w:val="20"/>
-              </w:rPr>
-              <w:t>Cài đặt region_growing.py, khảo sát tham số tolerance</w:t>
-            </w:r>
-          </w:p>
-        </w:tc>
-        <w:tc>
-          <w:tcPr>
-            <w:tcW w:type="dxa" w:w="1814"/>
-            <w:tcMar>
-              <w:top w:w="60" w:type="dxa"/>
-              <w:left w:w="60" w:type="dxa"/>
-              <w:bottom w:w="60" w:type="dxa"/>
-              <w:right w:w="60" w:type="dxa"/>
-            </w:tcMar>
-          </w:tcPr>
-          <w:p>
-            <w:pPr>
-              <w:jc w:val="left"/>
-            </w:pPr>
-            <w:r>
-              <w:rPr>
-                <w:rFonts w:ascii="Times New Roman" w:hAnsi="Times New Roman"/>
-                <w:sz w:val="20"/>
-              </w:rPr>
-              <w:t>Xây dựng module tự động hóa benchmark benchmark.py</w:t>
-            </w:r>
-          </w:p>
-        </w:tc>
-        <w:tc>
-          <w:tcPr>
-            <w:tcW w:type="dxa" w:w="1814"/>
-            <w:tcMar>
-              <w:top w:w="60" w:type="dxa"/>
-              <w:left w:w="60" w:type="dxa"/>
-              <w:bottom w:w="60" w:type="dxa"/>
-              <w:right w:w="60" w:type="dxa"/>
-            </w:tcMar>
-          </w:tcPr>
-          <w:p>
-            <w:pPr>
-              <w:jc w:val="left"/>
-            </w:pPr>
-            <w:r>
-              <w:rPr>
-                <w:rFonts w:ascii="Times New Roman" w:hAnsi="Times New Roman"/>
-                <w:sz w:val="20"/>
-              </w:rPr>
-              <w:t>src/segmentation/region_growing.py, Notebook 03</w:t>
-            </w:r>
-          </w:p>
-        </w:tc>
-      </w:tr>
-      <w:tr>
-        <w:tc>
-          <w:tcPr>
-            <w:tcW w:type="dxa" w:w="1814"/>
-            <w:tcMar>
-              <w:top w:w="60" w:type="dxa"/>
-              <w:left w:w="60" w:type="dxa"/>
-              <w:bottom w:w="60" w:type="dxa"/>
-              <w:right w:w="60" w:type="dxa"/>
-            </w:tcMar>
-          </w:tcPr>
-          <w:p>
-            <w:pPr>
-              <w:jc w:val="center"/>
-            </w:pPr>
-            <w:r>
-              <w:rPr>
-                <w:rFonts w:ascii="Times New Roman" w:hAnsi="Times New Roman"/>
-                <w:b/>
-                <w:sz w:val="20"/>
-              </w:rPr>
-              <w:t>Tuần 10</w:t>
-            </w:r>
-          </w:p>
-        </w:tc>
-        <w:tc>
-          <w:tcPr>
-            <w:tcW w:type="dxa" w:w="1814"/>
-            <w:tcMar>
-              <w:top w:w="60" w:type="dxa"/>
-              <w:left w:w="60" w:type="dxa"/>
-              <w:bottom w:w="60" w:type="dxa"/>
-              <w:right w:w="60" w:type="dxa"/>
-            </w:tcMar>
-          </w:tcPr>
-          <w:p>
-            <w:pPr>
-              <w:jc w:val="left"/>
-            </w:pPr>
-            <w:r>
-              <w:rPr>
-                <w:rFonts w:ascii="Times New Roman" w:hAnsi="Times New Roman"/>
-                <w:sz w:val="20"/>
-              </w:rPr>
-              <w:t>Rút trích đặc trưng hình học &amp; Khớp nối hệ thống</w:t>
-            </w:r>
-          </w:p>
-        </w:tc>
-        <w:tc>
-          <w:tcPr>
-            <w:tcW w:type="dxa" w:w="1814"/>
-            <w:tcMar>
-              <w:top w:w="60" w:type="dxa"/>
-              <w:left w:w="60" w:type="dxa"/>
-              <w:bottom w:w="60" w:type="dxa"/>
-              <w:right w:w="60" w:type="dxa"/>
-            </w:tcMar>
-          </w:tcPr>
-          <w:p>
-            <w:pPr>
-              <w:jc w:val="left"/>
-            </w:pPr>
-            <w:r>
-              <w:rPr>
-                <w:rFonts w:ascii="Times New Roman" w:hAnsi="Times New Roman"/>
-                <w:sz w:val="20"/>
-              </w:rPr>
-              <w:t>Tối ưu hóa hậu xử lý hình thái học</w:t>
-            </w:r>
-          </w:p>
-        </w:tc>
-        <w:tc>
-          <w:tcPr>
-            <w:tcW w:type="dxa" w:w="1814"/>
-            <w:tcMar>
-              <w:top w:w="60" w:type="dxa"/>
-              <w:left w:w="60" w:type="dxa"/>
-              <w:bottom w:w="60" w:type="dxa"/>
-              <w:right w:w="60" w:type="dxa"/>
-            </w:tcMar>
-          </w:tcPr>
-          <w:p>
-            <w:pPr>
-              <w:jc w:val="left"/>
-            </w:pPr>
-            <w:r>
-              <w:rPr>
-                <w:rFonts w:ascii="Times New Roman" w:hAnsi="Times New Roman"/>
-                <w:sz w:val="20"/>
-              </w:rPr>
-              <w:t>Cài đặt features.py (diện tích, độ tròn) và visualization.py</w:t>
-            </w:r>
-          </w:p>
-        </w:tc>
-        <w:tc>
-          <w:tcPr>
-            <w:tcW w:type="dxa" w:w="1814"/>
-            <w:tcMar>
-              <w:top w:w="60" w:type="dxa"/>
-              <w:left w:w="60" w:type="dxa"/>
-              <w:bottom w:w="60" w:type="dxa"/>
-              <w:right w:w="60" w:type="dxa"/>
-            </w:tcMar>
-          </w:tcPr>
-          <w:p>
-            <w:pPr>
-              <w:jc w:val="left"/>
-            </w:pPr>
-            <w:r>
-              <w:rPr>
-                <w:rFonts w:ascii="Times New Roman" w:hAnsi="Times New Roman"/>
-                <w:sz w:val="20"/>
-              </w:rPr>
-              <w:t>src/measurement/, Bounding box màu đỏ</w:t>
-            </w:r>
-          </w:p>
-        </w:tc>
-      </w:tr>
-      <w:tr>
-        <w:tc>
-          <w:tcPr>
-            <w:tcW w:type="dxa" w:w="1814"/>
-            <w:tcMar>
-              <w:top w:w="60" w:type="dxa"/>
-              <w:left w:w="60" w:type="dxa"/>
-              <w:bottom w:w="60" w:type="dxa"/>
-              <w:right w:w="60" w:type="dxa"/>
-            </w:tcMar>
-          </w:tcPr>
-          <w:p>
-            <w:pPr>
-              <w:jc w:val="center"/>
-            </w:pPr>
-            <w:r>
-              <w:rPr>
-                <w:rFonts w:ascii="Times New Roman" w:hAnsi="Times New Roman"/>
-                <w:b/>
-                <w:sz w:val="20"/>
-              </w:rPr>
-              <w:t>Tuần 11</w:t>
-            </w:r>
-          </w:p>
-        </w:tc>
-        <w:tc>
-          <w:tcPr>
-            <w:tcW w:type="dxa" w:w="1814"/>
-            <w:tcMar>
-              <w:top w:w="60" w:type="dxa"/>
-              <w:left w:w="60" w:type="dxa"/>
-              <w:bottom w:w="60" w:type="dxa"/>
-              <w:right w:w="60" w:type="dxa"/>
-            </w:tcMar>
-          </w:tcPr>
-          <w:p>
-            <w:pPr>
-              <w:jc w:val="left"/>
-            </w:pPr>
-            <w:r>
-              <w:rPr>
-                <w:rFonts w:ascii="Times New Roman" w:hAnsi="Times New Roman"/>
-                <w:sz w:val="20"/>
-              </w:rPr>
-              <w:t>Tích hợp ứng dụng minh họa tương tác hoàn chỉnh</w:t>
-            </w:r>
-          </w:p>
-        </w:tc>
-        <w:tc>
-          <w:tcPr>
-            <w:tcW w:type="dxa" w:w="1814"/>
-            <w:tcMar>
-              <w:top w:w="60" w:type="dxa"/>
-              <w:left w:w="60" w:type="dxa"/>
-              <w:bottom w:w="60" w:type="dxa"/>
-              <w:right w:w="60" w:type="dxa"/>
-            </w:tcMar>
-          </w:tcPr>
-          <w:p>
-            <w:pPr>
-              <w:jc w:val="left"/>
-            </w:pPr>
-            <w:r>
-              <w:rPr>
-                <w:rFonts w:ascii="Times New Roman" w:hAnsi="Times New Roman"/>
-                <w:sz w:val="20"/>
-              </w:rPr>
-              <w:t>Hỗ trợ tích hợp pipeline vào ứng dụng</w:t>
-            </w:r>
-          </w:p>
-        </w:tc>
-        <w:tc>
-          <w:tcPr>
-            <w:tcW w:type="dxa" w:w="1814"/>
-            <w:tcMar>
-              <w:top w:w="60" w:type="dxa"/>
-              <w:left w:w="60" w:type="dxa"/>
-              <w:bottom w:w="60" w:type="dxa"/>
-              <w:right w:w="60" w:type="dxa"/>
-            </w:tcMar>
-          </w:tcPr>
-          <w:p>
-            <w:pPr>
-              <w:jc w:val="left"/>
-            </w:pPr>
-            <w:r>
-              <w:rPr>
-                <w:rFonts w:ascii="Times New Roman" w:hAnsi="Times New Roman"/>
-                <w:sz w:val="20"/>
-              </w:rPr>
-              <w:t>Xây dựng và hoàn thiện giao diện Streamlit GUI (app.py)</w:t>
-            </w:r>
-          </w:p>
-        </w:tc>
-        <w:tc>
-          <w:tcPr>
-            <w:tcW w:type="dxa" w:w="1814"/>
-            <w:tcMar>
-              <w:top w:w="60" w:type="dxa"/>
-              <w:left w:w="60" w:type="dxa"/>
-              <w:bottom w:w="60" w:type="dxa"/>
-              <w:right w:w="60" w:type="dxa"/>
-            </w:tcMar>
-          </w:tcPr>
-          <w:p>
-            <w:pPr>
-              <w:jc w:val="left"/>
-            </w:pPr>
-            <w:r>
-              <w:rPr>
-                <w:rFonts w:ascii="Times New Roman" w:hAnsi="Times New Roman"/>
-                <w:sz w:val="20"/>
-              </w:rPr>
-              <w:t>Ứng dụng web Streamlit chạy mượt mà</w:t>
-            </w:r>
-          </w:p>
-        </w:tc>
-      </w:tr>
-      <w:tr>
-        <w:tc>
-          <w:tcPr>
-            <w:tcW w:type="dxa" w:w="1814"/>
-            <w:tcMar>
-              <w:top w:w="60" w:type="dxa"/>
-              <w:left w:w="60" w:type="dxa"/>
-              <w:bottom w:w="60" w:type="dxa"/>
-              <w:right w:w="60" w:type="dxa"/>
-            </w:tcMar>
-          </w:tcPr>
-          <w:p>
-            <w:pPr>
-              <w:jc w:val="center"/>
-            </w:pPr>
-            <w:r>
-              <w:rPr>
-                <w:rFonts w:ascii="Times New Roman" w:hAnsi="Times New Roman"/>
-                <w:b/>
-                <w:sz w:val="20"/>
-              </w:rPr>
-              <w:t>Tuần 12</w:t>
-            </w:r>
-          </w:p>
-        </w:tc>
-        <w:tc>
-          <w:tcPr>
-            <w:tcW w:type="dxa" w:w="1814"/>
-            <w:tcMar>
-              <w:top w:w="60" w:type="dxa"/>
-              <w:left w:w="60" w:type="dxa"/>
-              <w:bottom w:w="60" w:type="dxa"/>
-              <w:right w:w="60" w:type="dxa"/>
-            </w:tcMar>
-          </w:tcPr>
-          <w:p>
-            <w:pPr>
-              <w:jc w:val="left"/>
-            </w:pPr>
-            <w:r>
-              <w:rPr>
-                <w:rFonts w:ascii="Times New Roman" w:hAnsi="Times New Roman"/>
-                <w:sz w:val="20"/>
-              </w:rPr>
-              <w:t>Đánh giá định lượng quy mô lớn (3,929 lát cắt)</w:t>
-            </w:r>
-          </w:p>
-        </w:tc>
-        <w:tc>
-          <w:tcPr>
-            <w:tcW w:type="dxa" w:w="1814"/>
-            <w:tcMar>
-              <w:top w:w="60" w:type="dxa"/>
-              <w:left w:w="60" w:type="dxa"/>
-              <w:bottom w:w="60" w:type="dxa"/>
-              <w:right w:w="60" w:type="dxa"/>
-            </w:tcMar>
-          </w:tcPr>
-          <w:p>
-            <w:pPr>
-              <w:jc w:val="left"/>
-            </w:pPr>
-            <w:r>
-              <w:rPr>
-                <w:rFonts w:ascii="Times New Roman" w:hAnsi="Times New Roman"/>
-                <w:sz w:val="20"/>
-              </w:rPr>
-              <w:t>Phân tích chuyên sâu các ca thất bại (Failure cases)</w:t>
-            </w:r>
-          </w:p>
-        </w:tc>
-        <w:tc>
-          <w:tcPr>
-            <w:tcW w:type="dxa" w:w="1814"/>
-            <w:tcMar>
-              <w:top w:w="60" w:type="dxa"/>
-              <w:left w:w="60" w:type="dxa"/>
-              <w:bottom w:w="60" w:type="dxa"/>
-              <w:right w:w="60" w:type="dxa"/>
-            </w:tcMar>
-          </w:tcPr>
-          <w:p>
-            <w:pPr>
-              <w:jc w:val="left"/>
-            </w:pPr>
-            <w:r>
-              <w:rPr>
-                <w:rFonts w:ascii="Times New Roman" w:hAnsi="Times New Roman"/>
-                <w:sz w:val="20"/>
-              </w:rPr>
-              <w:t>Chạy thực nghiệm 3,929 lát, vẽ biểu đồ so sánh, viết Notebook 04</w:t>
-            </w:r>
-          </w:p>
-        </w:tc>
-        <w:tc>
-          <w:tcPr>
-            <w:tcW w:type="dxa" w:w="1814"/>
-            <w:tcMar>
-              <w:top w:w="60" w:type="dxa"/>
-              <w:left w:w="60" w:type="dxa"/>
-              <w:bottom w:w="60" w:type="dxa"/>
-              <w:right w:w="60" w:type="dxa"/>
-            </w:tcMar>
-          </w:tcPr>
-          <w:p>
-            <w:pPr>
-              <w:jc w:val="left"/>
-            </w:pPr>
-            <w:r>
-              <w:rPr>
-                <w:rFonts w:ascii="Times New Roman" w:hAnsi="Times New Roman"/>
-                <w:sz w:val="20"/>
-              </w:rPr>
-              <w:t>BENCHMARK_RESULTS.csv, Notebook 04</w:t>
-            </w:r>
-          </w:p>
-        </w:tc>
-      </w:tr>
-      <w:tr>
-        <w:tc>
-          <w:tcPr>
-            <w:tcW w:type="dxa" w:w="1814"/>
-            <w:tcMar>
-              <w:top w:w="60" w:type="dxa"/>
-              <w:left w:w="60" w:type="dxa"/>
-              <w:bottom w:w="60" w:type="dxa"/>
-              <w:right w:w="60" w:type="dxa"/>
-            </w:tcMar>
-          </w:tcPr>
-          <w:p>
-            <w:pPr>
-              <w:jc w:val="center"/>
-            </w:pPr>
-            <w:r>
-              <w:rPr>
-                <w:rFonts w:ascii="Times New Roman" w:hAnsi="Times New Roman"/>
-                <w:b/>
-                <w:sz w:val="20"/>
-              </w:rPr>
-              <w:t>Tuần 13</w:t>
-            </w:r>
-          </w:p>
-        </w:tc>
-        <w:tc>
-          <w:tcPr>
-            <w:tcW w:type="dxa" w:w="1814"/>
-            <w:tcMar>
-              <w:top w:w="60" w:type="dxa"/>
-              <w:left w:w="60" w:type="dxa"/>
-              <w:bottom w:w="60" w:type="dxa"/>
-              <w:right w:w="60" w:type="dxa"/>
-            </w:tcMar>
-          </w:tcPr>
-          <w:p>
-            <w:pPr>
-              <w:jc w:val="left"/>
-            </w:pPr>
-            <w:r>
-              <w:rPr>
-                <w:rFonts w:ascii="Times New Roman" w:hAnsi="Times New Roman"/>
-                <w:sz w:val="20"/>
-              </w:rPr>
-              <w:t>Biên soạn bản nháp Báo cáo đồ án</w:t>
-            </w:r>
-          </w:p>
-        </w:tc>
-        <w:tc>
-          <w:tcPr>
-            <w:tcW w:type="dxa" w:w="1814"/>
-            <w:tcMar>
-              <w:top w:w="60" w:type="dxa"/>
-              <w:left w:w="60" w:type="dxa"/>
-              <w:bottom w:w="60" w:type="dxa"/>
-              <w:right w:w="60" w:type="dxa"/>
-            </w:tcMar>
-          </w:tcPr>
-          <w:p>
-            <w:pPr>
-              <w:jc w:val="left"/>
-            </w:pPr>
-            <w:r>
-              <w:rPr>
-                <w:rFonts w:ascii="Times New Roman" w:hAnsi="Times New Roman"/>
-                <w:sz w:val="20"/>
-              </w:rPr>
-              <w:t>Soạn thảo 4 chương kỹ thuật (Mục 4, 6, 7, 8 kỹ thuật)</w:t>
-            </w:r>
-          </w:p>
-        </w:tc>
-        <w:tc>
-          <w:tcPr>
-            <w:tcW w:type="dxa" w:w="1814"/>
-            <w:tcMar>
-              <w:top w:w="60" w:type="dxa"/>
-              <w:left w:w="60" w:type="dxa"/>
-              <w:bottom w:w="60" w:type="dxa"/>
-              <w:right w:w="60" w:type="dxa"/>
-            </w:tcMar>
-          </w:tcPr>
-          <w:p>
-            <w:pPr>
-              <w:jc w:val="left"/>
-            </w:pPr>
-            <w:r>
-              <w:rPr>
-                <w:rFonts w:ascii="Times New Roman" w:hAnsi="Times New Roman"/>
-                <w:sz w:val="20"/>
-              </w:rPr>
-              <w:t>Soạn thảo 6 chương tổng quan (Mục 3, 5, 8 số liệu, 9, 10, bìa)</w:t>
-            </w:r>
-          </w:p>
-        </w:tc>
-        <w:tc>
-          <w:tcPr>
-            <w:tcW w:type="dxa" w:w="1814"/>
-            <w:tcMar>
-              <w:top w:w="60" w:type="dxa"/>
-              <w:left w:w="60" w:type="dxa"/>
-              <w:bottom w:w="60" w:type="dxa"/>
-              <w:right w:w="60" w:type="dxa"/>
-            </w:tcMar>
-          </w:tcPr>
-          <w:p>
-            <w:pPr>
-              <w:jc w:val="left"/>
-            </w:pPr>
-            <w:r>
-              <w:rPr>
-                <w:rFonts w:ascii="Times New Roman" w:hAnsi="Times New Roman"/>
-                <w:sz w:val="20"/>
-              </w:rPr>
-              <w:t>Bản nháp báo cáo đầy đủ 12 mục</w:t>
-            </w:r>
-          </w:p>
-        </w:tc>
-      </w:tr>
-      <w:tr>
-        <w:tc>
-          <w:tcPr>
-            <w:tcW w:type="dxa" w:w="1814"/>
-            <w:tcMar>
-              <w:top w:w="60" w:type="dxa"/>
-              <w:left w:w="60" w:type="dxa"/>
-              <w:bottom w:w="60" w:type="dxa"/>
-              <w:right w:w="60" w:type="dxa"/>
-            </w:tcMar>
-          </w:tcPr>
-          <w:p>
-            <w:pPr>
-              <w:jc w:val="center"/>
-            </w:pPr>
-            <w:r>
-              <w:rPr>
-                <w:rFonts w:ascii="Times New Roman" w:hAnsi="Times New Roman"/>
-                <w:b/>
-                <w:sz w:val="20"/>
-              </w:rPr>
-              <w:t>Tuần 14</w:t>
-            </w:r>
-          </w:p>
-        </w:tc>
-        <w:tc>
-          <w:tcPr>
-            <w:tcW w:type="dxa" w:w="1814"/>
-            <w:tcMar>
-              <w:top w:w="60" w:type="dxa"/>
-              <w:left w:w="60" w:type="dxa"/>
-              <w:bottom w:w="60" w:type="dxa"/>
-              <w:right w:w="60" w:type="dxa"/>
-            </w:tcMar>
-          </w:tcPr>
-          <w:p>
-            <w:pPr>
-              <w:jc w:val="left"/>
-            </w:pPr>
-            <w:r>
-              <w:rPr>
-                <w:rFonts w:ascii="Times New Roman" w:hAnsi="Times New Roman"/>
-                <w:sz w:val="20"/>
-              </w:rPr>
-              <w:t>Rà soát mã nguồn, chuẩn hóa docstrings &amp; unit tests</w:t>
-            </w:r>
-          </w:p>
-        </w:tc>
-        <w:tc>
-          <w:tcPr>
-            <w:tcW w:type="dxa" w:w="1814"/>
-            <w:tcMar>
-              <w:top w:w="60" w:type="dxa"/>
-              <w:left w:w="60" w:type="dxa"/>
-              <w:bottom w:w="60" w:type="dxa"/>
-              <w:right w:w="60" w:type="dxa"/>
-            </w:tcMar>
-          </w:tcPr>
-          <w:p>
-            <w:pPr>
-              <w:jc w:val="left"/>
-            </w:pPr>
-            <w:r>
-              <w:rPr>
-                <w:rFonts w:ascii="Times New Roman" w:hAnsi="Times New Roman"/>
-                <w:sz w:val="20"/>
-              </w:rPr>
-              <w:t>Chuẩn hóa code src/, đảm bảo 12/12 unit tests đạt</w:t>
-            </w:r>
-          </w:p>
-        </w:tc>
-        <w:tc>
-          <w:tcPr>
-            <w:tcW w:type="dxa" w:w="1814"/>
-            <w:tcMar>
-              <w:top w:w="60" w:type="dxa"/>
-              <w:left w:w="60" w:type="dxa"/>
-              <w:bottom w:w="60" w:type="dxa"/>
-              <w:right w:w="60" w:type="dxa"/>
-            </w:tcMar>
-          </w:tcPr>
-          <w:p>
-            <w:pPr>
-              <w:jc w:val="left"/>
-            </w:pPr>
-            <w:r>
-              <w:rPr>
-                <w:rFonts w:ascii="Times New Roman" w:hAnsi="Times New Roman"/>
-                <w:sz w:val="20"/>
-              </w:rPr>
-              <w:t>Kiểm tra tính nhất quán số liệu giữa code, CSV và báo cáo</w:t>
-            </w:r>
-          </w:p>
-        </w:tc>
-        <w:tc>
-          <w:tcPr>
-            <w:tcW w:type="dxa" w:w="1814"/>
-            <w:tcMar>
-              <w:top w:w="60" w:type="dxa"/>
-              <w:left w:w="60" w:type="dxa"/>
-              <w:bottom w:w="60" w:type="dxa"/>
-              <w:right w:w="60" w:type="dxa"/>
-            </w:tcMar>
-          </w:tcPr>
-          <w:p>
-            <w:pPr>
-              <w:jc w:val="left"/>
-            </w:pPr>
-            <w:r>
-              <w:rPr>
-                <w:rFonts w:ascii="Times New Roman" w:hAnsi="Times New Roman"/>
-                <w:sz w:val="20"/>
-              </w:rPr>
-              <w:t>Toàn bộ 12 unit tests PASSED</w:t>
-            </w:r>
-          </w:p>
-        </w:tc>
-      </w:tr>
-      <w:tr>
-        <w:tc>
-          <w:tcPr>
-            <w:tcW w:type="dxa" w:w="1814"/>
-            <w:tcMar>
-              <w:top w:w="60" w:type="dxa"/>
-              <w:left w:w="60" w:type="dxa"/>
-              <w:bottom w:w="60" w:type="dxa"/>
-              <w:right w:w="60" w:type="dxa"/>
-            </w:tcMar>
-          </w:tcPr>
-          <w:p>
-            <w:pPr>
-              <w:jc w:val="center"/>
-            </w:pPr>
-            <w:r>
-              <w:rPr>
-                <w:rFonts w:ascii="Times New Roman" w:hAnsi="Times New Roman"/>
-                <w:b/>
-                <w:sz w:val="20"/>
-              </w:rPr>
-              <w:t>Tuần 15</w:t>
+              <w:t>Nghiệm thu</w:t>
             </w:r>
           </w:p>
         </w:tc>
@@ -7919,7 +7207,7 @@
                 <w:b/>
                 <w:sz w:val="20"/>
               </w:rPr>
-              <w:t>Hoàn thiện Báo cáo bản cuối, slide &amp; đóng gói</w:t>
+              <w:t>BẢO VỆ ĐỒ ÁN TRƯỚC HỘI ĐỒNG CHẤM THI HUIT</w:t>
             </w:r>
           </w:p>
         </w:tc>
@@ -7943,7 +7231,7 @@
                 <w:b/>
                 <w:sz w:val="20"/>
               </w:rPr>
-              <w:t>Rà soát báo cáo kỹ thuật, chuẩn bị slide thuyết trình</w:t>
+              <w:t>Thuyết trình phần kỹ thuật, giải thuật và phân tích ca lỗi</w:t>
             </w:r>
           </w:p>
         </w:tc>
@@ -7967,7 +7255,7 @@
                 <w:b/>
                 <w:sz w:val="20"/>
               </w:rPr>
-              <w:t>Thiết kế bộ Slide 20 trang, quay video demo 3 phút, đóng gói ZIP</w:t>
+              <w:t>Thuyết trình phần dữ liệu, số liệu định lượng và trình diễn Demo GUI</w:t>
             </w:r>
           </w:p>
         </w:tc>
@@ -7991,163 +7279,9 @@
                 <w:b/>
                 <w:sz w:val="20"/>
               </w:rPr>
-              <w:t>Báo cáo Word/PDF, Slide PPTX, Video demo, Bộ hồ sơ nộp</w:t>
+              <w:t>Bảo vệ thành công đồ án, đạt chuẩn đầu ra môn học</w:t>
             </w:r>
           </w:p>
-        </w:tc>
-      </w:tr>
-      <w:tr>
-        <w:tc>
-          <w:tcPr>
-            <w:tcW w:type="dxa" w:w="1814"/>
-            <w:tcMar>
-              <w:top w:w="60" w:type="dxa"/>
-              <w:left w:w="60" w:type="dxa"/>
-              <w:bottom w:w="60" w:type="dxa"/>
-              <w:right w:w="60" w:type="dxa"/>
-            </w:tcMar>
-          </w:tcPr>
-          <w:p>
-            <w:pPr>
-              <w:jc w:val="center"/>
-            </w:pPr>
-            <w:r>
-              <w:rPr>
-                <w:rFonts w:ascii="Times New Roman" w:hAnsi="Times New Roman"/>
-                <w:b/>
-                <w:sz w:val="20"/>
-              </w:rPr>
-              <w:t>Sau KT</w:t>
-            </w:r>
-          </w:p>
-        </w:tc>
-        <w:tc>
-          <w:tcPr>
-            <w:tcW w:type="dxa" w:w="1814"/>
-            <w:tcMar>
-              <w:top w:w="60" w:type="dxa"/>
-              <w:left w:w="60" w:type="dxa"/>
-              <w:bottom w:w="60" w:type="dxa"/>
-              <w:right w:w="60" w:type="dxa"/>
-            </w:tcMar>
-          </w:tcPr>
-          <w:p>
-            <w:pPr>
-              <w:jc w:val="left"/>
-            </w:pPr>
-            <w:r>
-              <w:rPr>
-                <w:rFonts w:ascii="Times New Roman" w:hAnsi="Times New Roman"/>
-                <w:b/>
-                <w:sz w:val="20"/>
-              </w:rPr>
-              <w:t>NỘP TRỌN BỘ HỒ SƠ ĐỒ ÁN HOÀN CHỈNH</w:t>
-            </w:r>
-          </w:p>
-        </w:tc>
-        <w:tc>
-          <w:tcPr>
-            <w:tcW w:type="dxa" w:w="1814"/>
-            <w:tcMar>
-              <w:top w:w="60" w:type="dxa"/>
-              <w:left w:w="60" w:type="dxa"/>
-              <w:bottom w:w="60" w:type="dxa"/>
-              <w:right w:w="60" w:type="dxa"/>
-            </w:tcMar>
-          </w:tcPr>
-          <w:p>
-            <w:pPr>
-              <w:jc w:val="left"/>
-            </w:pPr>
-            <w:r>
-              <w:rPr>
-                <w:rFonts w:ascii="Times New Roman" w:hAnsi="Times New Roman"/>
-                <w:b/>
-                <w:sz w:val="20"/>
-              </w:rPr>
-              <w:t>Nộp đồ án trên cổng của Trường, bảo vệ trước Hội đồng</w:t>
-            </w:r>
-          </w:p>
-        </w:tc>
-        <w:tc>
-          <w:tcPr>
-            <w:tcW w:type="dxa" w:w="1814"/>
-            <w:tcMar>
-              <w:top w:w="60" w:type="dxa"/>
-              <w:left w:w="60" w:type="dxa"/>
-              <w:bottom w:w="60" w:type="dxa"/>
-              <w:right w:w="60" w:type="dxa"/>
-            </w:tcMar>
-          </w:tcPr>
-          <w:p>
-            <w:pPr>
-              <w:jc w:val="left"/>
-            </w:pPr>
-            <w:r>
-              <w:rPr>
-                <w:rFonts w:ascii="Times New Roman" w:hAnsi="Times New Roman"/>
-                <w:b/>
-                <w:sz w:val="20"/>
-              </w:rPr>
-              <w:t>Phối hợp nộp sản phẩm, chuẩn bị demo thực tế</w:t>
-            </w:r>
-          </w:p>
-        </w:tc>
-        <w:tc>
-          <w:tcPr>
-            <w:tcW w:type="dxa" w:w="1814"/>
-            <w:tcMar>
-              <w:top w:w="60" w:type="dxa"/>
-              <w:left w:w="60" w:type="dxa"/>
-              <w:bottom w:w="60" w:type="dxa"/>
-              <w:right w:w="60" w:type="dxa"/>
-            </w:tcMar>
-          </w:tcPr>
-          <w:p>
-            <w:pPr>
-              <w:jc w:val="left"/>
-            </w:pPr>
-            <w:r>
-              <w:rPr>
-                <w:rFonts w:ascii="Times New Roman" w:hAnsi="Times New Roman"/>
-                <w:b/>
-                <w:sz w:val="20"/>
-              </w:rPr>
-              <w:t>Bộ hồ sơ nộp đúng hạn, sẵn sàng bảo vệ</w:t>
-            </w:r>
-          </w:p>
-        </w:tc>
-      </w:tr>
-      <w:tr>
-        <w:tc>
-          <w:tcPr>
-            <w:tcW w:type="dxa" w:w="1814"/>
-          </w:tcPr>
-          <w:p/>
-        </w:tc>
-        <w:tc>
-          <w:tcPr>
-            <w:tcW w:type="dxa" w:w="1814"/>
-          </w:tcPr>
-          <w:p/>
-        </w:tc>
-        <w:tc>
-          <w:tcPr>
-            <w:tcW w:type="dxa" w:w="1814"/>
-          </w:tcPr>
-          <w:p/>
-        </w:tc>
-        <w:tc>
-          <w:tcPr>
-            <w:tcW w:type="dxa" w:w="1814"/>
-          </w:tcPr>
-          <w:p/>
-        </w:tc>
-        <w:tc>
-          <w:tcPr>
-            <w:tcW w:type="dxa" w:w="1814"/>
-          </w:tcPr>
-          <w:p/>
         </w:tc>
       </w:tr>
     </w:tbl>
